--- a/entregas-0703514/rastreados/9 APC 0703514-37 ACA Marcos NP ação inexistência débito e danos morais.docx
+++ b/entregas-0703514/rastreados/9 APC 0703514-37 ACA Marcos NP ação inexistência débito e danos morais.docx
@@ -1040,7 +1040,7 @@
           <w:sz w:val="28"/>
           <w:szCs w:val="28"/>
         </w:rPr>
-        <w:pPrChange w:id="1290" w:author="Assessor GDSXSR" w:date="2026-10-29T21:18:31Z">
+        <w:pPrChange w:id="1391" w:author="Assessor GDSXSR" w:date="2026-10-30T19:46:32Z">
           <w:pPr>
             <w:spacing w:after="0" w:line="360" w:lineRule="auto"/>
             <w:jc w:val="center"/>
@@ -1089,7 +1089,7 @@
           <w:szCs w:val="28"/>
         </w:rPr>
       </w:pPr>
-      <w:commentRangeStart w:id="25"/>
+      <w:commentRangeStart w:id="24"/>
       <w:r>
         <w:rPr>
           <w:rFonts w:ascii="Arial" w:hAnsi="Arial" w:cs="Arial"/>
@@ -1154,12 +1154,12 @@
         </w:rPr>
         <w:t xml:space="preserve"> </w:t>
       </w:r>
-      <w:commentRangeEnd w:id="25"/>
+      <w:commentRangeEnd w:id="24"/>
       <w:r>
         <w:rPr>
           <w:rStyle w:val="CommentReference"/>
         </w:rPr>
-        <w:commentReference w:id="25"/>
+        <w:commentReference w:id="24"/>
       </w:r>
     </w:p>
     <w:p>
@@ -1190,7 +1190,7 @@
         <w:spacing w:after="0" w:line="360" w:lineRule="auto"/>
         <w:jc w:val="both"/>
         <w:rPr>
-          <w:ins w:id="1016" w:author="Assessor GDSXSR" w:date="2026-10-29T21:18:31Z"/>
+          <w:ins w:id="1016" w:author="Assessor GDSXSR" w:date="2026-10-30T19:46:32Z"/>
           <w:rFonts w:ascii="Arial" w:eastAsia="Arial" w:hAnsi="Arial" w:cs="Arial"/>
           <w:sz w:val="28"/>
           <w:szCs w:val="28"/>
@@ -1205,7 +1205,7 @@
         </w:rPr>
         <w:t xml:space="preserve">1. </w:t>
       </w:r>
-      <w:del w:id="1005" w:author="Assessor GDSXSR" w:date="2026-10-29T21:18:31Z">
+      <w:del w:id="1005" w:author="Assessor GDSXSR" w:date="2026-10-30T19:46:32Z">
         <w:r>
           <w:rPr>
             <w:rFonts w:ascii="Arial" w:eastAsia="Arial" w:hAnsi="Arial" w:cs="Arial"/>
@@ -1215,7 +1215,7 @@
           <w:delText xml:space="preserve">Apelação</w:delText>
         </w:r>
       </w:del>
-      <w:ins w:id="1006" w:author="Assessor GDSXSR" w:date="2026-10-29T21:18:31Z">
+      <w:ins w:id="1006" w:author="Assessor GDSXSR" w:date="2026-10-30T19:46:32Z">
         <w:r>
           <w:rPr>
             <w:rFonts w:ascii="Arial" w:eastAsia="Arial" w:hAnsi="Arial" w:cs="Arial"/>
@@ -1234,7 +1234,7 @@
         </w:rPr>
         <w:t xml:space="preserve"> </w:t>
       </w:r>
-      <w:del w:id="1007" w:author="Assessor GDSXSR" w:date="2026-10-29T21:18:31Z">
+      <w:del w:id="1007" w:author="Assessor GDSXSR" w:date="2026-10-30T19:46:32Z">
         <w:r>
           <w:rPr>
             <w:rFonts w:ascii="Arial" w:eastAsia="Arial" w:hAnsi="Arial" w:cs="Arial"/>
@@ -1260,7 +1260,7 @@
           <w:delText xml:space="preserve">contra sentença que julgou improcedentes os pedidos de declaração</w:delText>
         </w:r>
       </w:del>
-      <w:ins w:id="1008" w:author="Assessor GDSXSR" w:date="2026-10-29T21:18:31Z">
+      <w:ins w:id="1008" w:author="Assessor GDSXSR" w:date="2026-10-30T19:46:32Z">
         <w:r>
           <w:rPr>
             <w:rFonts w:ascii="Arial" w:eastAsia="Arial" w:hAnsi="Arial" w:cs="Arial"/>
@@ -1279,7 +1279,7 @@
         </w:rPr>
         <w:t xml:space="preserve"> de inexistência de débito</w:t>
       </w:r>
-      <w:del w:id="1009" w:author="Assessor GDSXSR" w:date="2026-10-29T21:18:31Z">
+      <w:del w:id="1009" w:author="Assessor GDSXSR" w:date="2026-10-30T19:46:32Z">
         <w:r>
           <w:rPr>
             <w:rFonts w:ascii="Arial" w:eastAsia="Arial" w:hAnsi="Arial" w:cs="Arial"/>
@@ -1297,7 +1297,7 @@
         </w:rPr>
         <w:t xml:space="preserve"> </w:t>
       </w:r>
-      <w:del w:id="1010" w:author="Assessor GDSXSR" w:date="2026-10-29T21:18:31Z">
+      <w:del w:id="1010" w:author="Assessor GDSXSR" w:date="2026-10-30T19:46:32Z">
         <w:r>
           <w:rPr>
             <w:rFonts w:ascii="Arial" w:eastAsia="Arial" w:hAnsi="Arial" w:cs="Arial"/>
@@ -1307,7 +1307,7 @@
           <w:delText xml:space="preserve">de</w:delText>
         </w:r>
       </w:del>
-      <w:ins w:id="1011" w:author="Assessor GDSXSR" w:date="2026-10-29T21:18:31Z">
+      <w:ins w:id="1011" w:author="Assessor GDSXSR" w:date="2026-10-30T19:46:32Z">
         <w:r>
           <w:rPr>
             <w:rFonts w:ascii="Arial" w:eastAsia="Arial" w:hAnsi="Arial" w:cs="Arial"/>
@@ -1326,7 +1326,7 @@
         </w:rPr>
         <w:t xml:space="preserve"> </w:t>
       </w:r>
-      <w:del w:id="1012" w:author="Assessor GDSXSR" w:date="2026-10-29T21:18:31Z">
+      <w:del w:id="1012" w:author="Assessor GDSXSR" w:date="2026-10-30T19:46:32Z">
         <w:r>
           <w:rPr>
             <w:rFonts w:ascii="Arial" w:eastAsia="Arial" w:hAnsi="Arial" w:cs="Arial"/>
@@ -1336,7 +1336,7 @@
           <w:delText xml:space="preserve">exclusão da anotação correspondente e de condenação ao pagamento de</w:delText>
         </w:r>
       </w:del>
-      <w:ins w:id="1013" w:author="Assessor GDSXSR" w:date="2026-10-29T21:18:31Z">
+      <w:ins w:id="1013" w:author="Assessor GDSXSR" w:date="2026-10-30T19:46:32Z">
         <w:r>
           <w:rPr>
             <w:rFonts w:ascii="Arial" w:eastAsia="Arial" w:hAnsi="Arial" w:cs="Arial"/>
@@ -1355,7 +1355,7 @@
         </w:rPr>
         <w:t xml:space="preserve"> indenização por danos morais</w:t>
       </w:r>
-      <w:ins w:id="1014" w:author="Assessor GDSXSR" w:date="2026-10-29T21:18:31Z">
+      <w:ins w:id="1014" w:author="Assessor GDSXSR" w:date="2026-10-30T19:46:32Z">
         <w:r>
           <w:rPr>
             <w:rFonts w:ascii="Arial" w:eastAsia="Arial" w:hAnsi="Arial" w:cs="Arial"/>
@@ -1374,7 +1374,7 @@
         </w:rPr>
         <w:t xml:space="preserve">.</w:t>
       </w:r>
-      <w:ins w:id="1015" w:author="Assessor GDSXSR" w:date="2026-10-29T21:18:31Z">
+      <w:ins w:id="1015" w:author="Assessor GDSXSR" w:date="2026-10-30T19:46:32Z">
         <w:r>
           <w:rPr>
             <w:rFonts w:ascii="Arial" w:eastAsia="Arial" w:hAnsi="Arial" w:cs="Arial"/>
@@ -1399,13 +1399,13 @@
         <w:spacing w:after="0" w:line="360" w:lineRule="auto"/>
         <w:jc w:val="both"/>
         <w:rPr>
-          <w:ins w:id="1018" w:author="Assessor GDSXSR" w:date="2026-10-29T21:18:31Z"/>
-          <w:rFonts w:ascii="Arial" w:eastAsia="Arial" w:hAnsi="Arial" w:cs="Arial"/>
-          <w:sz w:val="28"/>
-          <w:szCs w:val="28"/>
-        </w:rPr>
-      </w:pPr>
-      <w:ins w:id="1017" w:author="Assessor GDSXSR" w:date="2026-10-29T21:18:31Z">
+          <w:ins w:id="1018" w:author="Assessor GDSXSR" w:date="2026-10-30T19:46:32Z"/>
+          <w:rFonts w:ascii="Arial" w:eastAsia="Arial" w:hAnsi="Arial" w:cs="Arial"/>
+          <w:sz w:val="28"/>
+          <w:szCs w:val="28"/>
+        </w:rPr>
+      </w:pPr>
+      <w:ins w:id="1017" w:author="Assessor GDSXSR" w:date="2026-10-30T19:46:32Z">
         <w:r>
           <w:rPr>
             <w:rFonts w:ascii="Arial" w:eastAsia="Arial" w:hAnsi="Arial" w:cs="Arial"/>
@@ -1413,7 +1413,7 @@
             <w:sz w:val="28"/>
             <w:szCs w:val="28"/>
           </w:rPr>
-          <w:t xml:space="preserve">2. A sentença julgou improcedentes os pedidos de declaração de inexistência de débito, de exclusão da anotação correspondente e de condenação ao pagamento de indenização por danos morais.</w:t>
+          <w:t xml:space="preserve">2. A sentença julgou improcedentes os pedidos de declaração de inexistência de débito, de exclusão da anotação e de indenização por danos morais.</w:t>
         </w:r>
       </w:ins>
     </w:p>
@@ -1427,14 +1427,14 @@
           <w:szCs w:val="28"/>
         </w:rPr>
       </w:pPr>
-      <w:ins w:id="1019" w:author="Assessor GDSXSR" w:date="2026-10-29T21:18:31Z">
+      <w:ins w:id="1019" w:author="Assessor GDSXSR" w:date="2026-10-30T19:46:32Z">
         <w:r>
           <w:rPr>
             <w:rFonts w:ascii="Arial" w:hAnsi="Arial"/>
             <w:color w:val="808080"/>
             <w:sz w:val="28"/>
           </w:rPr>
-          <w:t xml:space="preserve">3. A autora apelou sustentando que o apelado não comprovou a contratação nem a origem do débito, que a cessão de crédito não supre essa prova e que a cobrança e o registro em plataforma de crédito configuram falha na prestação do serviço e dano moral.</w:t>
+          <w:t xml:space="preserve">3. A autora apelou, alegando falta de prova da contratação e da origem do débito, falha na prestação do serviço e dano moral.</w:t>
         </w:r>
       </w:ins>
     </w:p>
@@ -1468,7 +1468,7 @@
         <w:spacing w:after="0" w:line="360" w:lineRule="auto"/>
         <w:jc w:val="both"/>
       </w:pPr>
-      <w:del w:id="1020" w:author="Assessor GDSXSR" w:date="2026-10-29T21:18:31Z">
+      <w:del w:id="1020" w:author="Assessor GDSXSR" w:date="2026-10-30T19:46:32Z">
         <w:r>
           <w:rPr>
             <w:rFonts w:ascii="Arial" w:eastAsia="Arial" w:hAnsi="Arial" w:cs="Arial"/>
@@ -1478,7 +1478,7 @@
           <w:delText xml:space="preserve">2</w:delText>
         </w:r>
       </w:del>
-      <w:ins w:id="1021" w:author="Assessor GDSXSR" w:date="2026-10-29T21:18:31Z">
+      <w:ins w:id="1021" w:author="Assessor GDSXSR" w:date="2026-10-30T19:46:32Z">
         <w:r>
           <w:rPr>
             <w:rFonts w:ascii="Arial" w:eastAsia="Arial" w:hAnsi="Arial" w:cs="Arial"/>
@@ -1559,7 +1559,83 @@
           <w:sz w:val="28"/>
           <w:szCs w:val="28"/>
         </w:rPr>
-        <w:t xml:space="preserve">se, impugnada a contratação em relação de consumo, o credor se desincumbiu do ônus de comprovar a existência do vínculo e a origem do débito; (ii) </w:t>
+        <w:t xml:space="preserve">se</w:t>
+      </w:r>
+      <w:del w:id="1022" w:author="Assessor GDSXSR" w:date="2026-10-30T19:46:32Z">
+        <w:r>
+          <w:rPr>
+            <w:rFonts w:ascii="Arial" w:eastAsia="Arial" w:hAnsi="Arial" w:cs="Arial"/>
+            <w:sz w:val="28"/>
+            <w:szCs w:val="28"/>
+          </w:rPr>
+          <w:delText xml:space="preserve">, impugnada a contratação em relação de consumo,</w:delText>
+        </w:r>
+      </w:del>
+      <w:r>
+        <w:rPr>
+          <w:rFonts w:ascii="Arial" w:eastAsia="Arial" w:hAnsi="Arial" w:cs="Arial"/>
+          <w:sz w:val="28"/>
+          <w:szCs w:val="28"/>
+        </w:rPr>
+        <w:t xml:space="preserve"> o credor </w:t>
+      </w:r>
+      <w:del w:id="1023" w:author="Assessor GDSXSR" w:date="2026-10-30T19:46:32Z">
+        <w:r>
+          <w:rPr>
+            <w:rFonts w:ascii="Arial" w:eastAsia="Arial" w:hAnsi="Arial" w:cs="Arial"/>
+            <w:sz w:val="28"/>
+            <w:szCs w:val="28"/>
+          </w:rPr>
+          <w:delText xml:space="preserve">se</w:delText>
+        </w:r>
+      </w:del>
+      <w:ins w:id="1024" w:author="Assessor GDSXSR" w:date="2026-10-30T19:46:32Z">
+        <w:r>
+          <w:rPr>
+            <w:rFonts w:ascii="Arial" w:eastAsia="Arial" w:hAnsi="Arial" w:cs="Arial"/>
+            <w:color w:val="808080"/>
+            <w:sz w:val="28"/>
+            <w:szCs w:val="28"/>
+          </w:rPr>
+          <w:t xml:space="preserve">comprovou</w:t>
+        </w:r>
+      </w:ins>
+      <w:r>
+        <w:rPr>
+          <w:rFonts w:ascii="Arial" w:eastAsia="Arial" w:hAnsi="Arial" w:cs="Arial"/>
+          <w:sz w:val="28"/>
+          <w:szCs w:val="28"/>
+        </w:rPr>
+        <w:t xml:space="preserve"> </w:t>
+      </w:r>
+      <w:del w:id="1025" w:author="Assessor GDSXSR" w:date="2026-10-30T19:46:32Z">
+        <w:r>
+          <w:rPr>
+            <w:rFonts w:ascii="Arial" w:eastAsia="Arial" w:hAnsi="Arial" w:cs="Arial"/>
+            <w:sz w:val="28"/>
+            <w:szCs w:val="28"/>
+          </w:rPr>
+          <w:delText xml:space="preserve">desincumbiu do ônus de comprovar a existência do</w:delText>
+        </w:r>
+      </w:del>
+      <w:ins w:id="1026" w:author="Assessor GDSXSR" w:date="2026-10-30T19:46:32Z">
+        <w:r>
+          <w:rPr>
+            <w:rFonts w:ascii="Arial" w:eastAsia="Arial" w:hAnsi="Arial" w:cs="Arial"/>
+            <w:color w:val="808080"/>
+            <w:sz w:val="28"/>
+            <w:szCs w:val="28"/>
+          </w:rPr>
+          <w:t xml:space="preserve">o</w:t>
+        </w:r>
+      </w:ins>
+      <w:r>
+        <w:rPr>
+          <w:rFonts w:ascii="Arial" w:eastAsia="Arial" w:hAnsi="Arial" w:cs="Arial"/>
+          <w:sz w:val="28"/>
+          <w:szCs w:val="28"/>
+        </w:rPr>
+        <w:t xml:space="preserve"> vínculo e a origem do débito; (ii) </w:t>
       </w:r>
       <w:r>
         <w:rPr>
@@ -1575,7 +1651,25 @@
           <w:sz w:val="28"/>
           <w:szCs w:val="28"/>
         </w:rPr>
-        <w:t xml:space="preserve">se a cessão de crédito, comprovada por certidão de registro, vincula a consumidora à obrigação transferida ao cessionário e autoriza a cobrança; (iii) </w:t>
+        <w:t xml:space="preserve">se a cessão de crédito</w:t>
+      </w:r>
+      <w:del w:id="1027" w:author="Assessor GDSXSR" w:date="2026-10-30T19:46:32Z">
+        <w:r>
+          <w:rPr>
+            <w:rFonts w:ascii="Arial" w:eastAsia="Arial" w:hAnsi="Arial" w:cs="Arial"/>
+            <w:sz w:val="28"/>
+            <w:szCs w:val="28"/>
+          </w:rPr>
+          <w:delText xml:space="preserve">, comprovada por certidão de registro, vincula a consumidora à obrigação transferida ao cessionário e</w:delText>
+        </w:r>
+      </w:del>
+      <w:r>
+        <w:rPr>
+          <w:rFonts w:ascii="Arial" w:eastAsia="Arial" w:hAnsi="Arial" w:cs="Arial"/>
+          <w:sz w:val="28"/>
+          <w:szCs w:val="28"/>
+        </w:rPr>
+        <w:t xml:space="preserve"> autoriza a cobrança; (iii) </w:t>
       </w:r>
       <w:r>
         <w:rPr>
@@ -1591,7 +1685,25 @@
           <w:sz w:val="28"/>
           <w:szCs w:val="28"/>
         </w:rPr>
-        <w:t xml:space="preserve">se a cobrança e a anotação do débito em plataforma de crédito configuram falha na prestação do serviço; e (iv) </w:t>
+        <w:t xml:space="preserve">se a cobrança e a anotação </w:t>
+      </w:r>
+      <w:del w:id="1028" w:author="Assessor GDSXSR" w:date="2026-10-30T19:46:32Z">
+        <w:r>
+          <w:rPr>
+            <w:rFonts w:ascii="Arial" w:eastAsia="Arial" w:hAnsi="Arial" w:cs="Arial"/>
+            <w:sz w:val="28"/>
+            <w:szCs w:val="28"/>
+          </w:rPr>
+          <w:delText xml:space="preserve">do débito em plataforma de crédito </w:delText>
+        </w:r>
+      </w:del>
+      <w:r>
+        <w:rPr>
+          <w:rFonts w:ascii="Arial" w:eastAsia="Arial" w:hAnsi="Arial" w:cs="Arial"/>
+          <w:sz w:val="28"/>
+          <w:szCs w:val="28"/>
+        </w:rPr>
+        <w:t xml:space="preserve">configuram falha na prestação do serviço; e (iv) </w:t>
       </w:r>
       <w:r>
         <w:rPr>
@@ -1607,7 +1719,36 @@
           <w:sz w:val="28"/>
           <w:szCs w:val="28"/>
         </w:rPr>
-        <w:t xml:space="preserve">se estão presentes os pressupostos para a condenação ao pagamento de indenização por danos morais.</w:t>
+        <w:t xml:space="preserve">se </w:t>
+      </w:r>
+      <w:del w:id="1029" w:author="Assessor GDSXSR" w:date="2026-10-30T19:46:32Z">
+        <w:r>
+          <w:rPr>
+            <w:rFonts w:ascii="Arial" w:eastAsia="Arial" w:hAnsi="Arial" w:cs="Arial"/>
+            <w:sz w:val="28"/>
+            <w:szCs w:val="28"/>
+          </w:rPr>
+          <w:delText xml:space="preserve">estão presentes os pressupostos para a condenação ao pagamento de</w:delText>
+        </w:r>
+      </w:del>
+      <w:ins w:id="1030" w:author="Assessor GDSXSR" w:date="2026-10-30T19:46:32Z">
+        <w:r>
+          <w:rPr>
+            <w:rFonts w:ascii="Arial" w:eastAsia="Arial" w:hAnsi="Arial" w:cs="Arial"/>
+            <w:color w:val="808080"/>
+            <w:sz w:val="28"/>
+            <w:szCs w:val="28"/>
+          </w:rPr>
+          <w:t xml:space="preserve">cabe</w:t>
+        </w:r>
+      </w:ins>
+      <w:r>
+        <w:rPr>
+          <w:rFonts w:ascii="Arial" w:eastAsia="Arial" w:hAnsi="Arial" w:cs="Arial"/>
+          <w:sz w:val="28"/>
+          <w:szCs w:val="28"/>
+        </w:rPr>
+        <w:t xml:space="preserve"> indenização por danos morais.</w:t>
       </w:r>
     </w:p>
     <w:p>
@@ -1638,7 +1779,7 @@
         <w:spacing w:after="0" w:line="360" w:lineRule="auto"/>
         <w:jc w:val="both"/>
       </w:pPr>
-      <w:del w:id="1022" w:author="Assessor GDSXSR" w:date="2026-10-29T21:18:31Z">
+      <w:del w:id="1031" w:author="Assessor GDSXSR" w:date="2026-10-30T19:46:32Z">
         <w:r>
           <w:rPr>
             <w:rFonts w:ascii="Arial" w:eastAsia="Arial" w:hAnsi="Arial" w:cs="Arial"/>
@@ -1648,7 +1789,7 @@
           <w:delText xml:space="preserve">3</w:delText>
         </w:r>
       </w:del>
-      <w:ins w:id="1023" w:author="Assessor GDSXSR" w:date="2026-10-29T21:18:31Z">
+      <w:ins w:id="1032" w:author="Assessor GDSXSR" w:date="2026-10-30T19:46:32Z">
         <w:r>
           <w:rPr>
             <w:rFonts w:ascii="Arial" w:eastAsia="Arial" w:hAnsi="Arial" w:cs="Arial"/>
@@ -1689,16 +1830,16 @@
           <w:sz w:val="28"/>
           <w:szCs w:val="28"/>
         </w:rPr>
-        <w:t xml:space="preserve"> inversão do ônus da prova</w:t>
-      </w:r>
-      <w:del w:id="1024" w:author="Assessor GDSXSR" w:date="2026-10-29T21:18:31Z">
-        <w:r>
-          <w:rPr>
-            <w:rFonts w:ascii="Arial" w:eastAsia="Arial" w:hAnsi="Arial" w:cs="Arial"/>
-            <w:sz w:val="28"/>
-            <w:szCs w:val="28"/>
-          </w:rPr>
-          <w:delText xml:space="preserve"> prevista no art. 6º, VIII, do CDC</w:delText>
+        <w:t xml:space="preserve"> inversão do ônus da prova </w:t>
+      </w:r>
+      <w:del w:id="1033" w:author="Assessor GDSXSR" w:date="2026-10-30T19:46:32Z">
+        <w:r>
+          <w:rPr>
+            <w:rFonts w:ascii="Arial" w:eastAsia="Arial" w:hAnsi="Arial" w:cs="Arial"/>
+            <w:sz w:val="28"/>
+            <w:szCs w:val="28"/>
+          </w:rPr>
+          <w:delText xml:space="preserve">prevista no art. 6º, VIII, do CDC</w:delText>
         </w:r>
         <w:r>
           <w:rPr>
@@ -1708,16 +1849,34 @@
           </w:rPr>
           <w:delText xml:space="preserve">,</w:delText>
         </w:r>
-      </w:del>
-      <w:r>
-        <w:rPr>
-          <w:rFonts w:ascii="Arial" w:eastAsia="Arial" w:hAnsi="Arial" w:cs="Arial"/>
-          <w:sz w:val="28"/>
-          <w:szCs w:val="28"/>
-        </w:rPr>
-        <w:t xml:space="preserve"> não é automática e mostra-se desnecessária quando a controvérsia é eminentemente documental e a prova já consta dos autos</w:t>
-      </w:r>
-      <w:ins w:id="1025" w:author="Assessor GDSXSR" w:date="2026-10-29T21:18:31Z">
+        <w:r>
+          <w:rPr>
+            <w:rFonts w:ascii="Arial" w:eastAsia="Arial" w:hAnsi="Arial" w:cs="Arial"/>
+            <w:sz w:val="28"/>
+            <w:szCs w:val="28"/>
+          </w:rPr>
+          <w:delText xml:space="preserve"> </w:delText>
+        </w:r>
+      </w:del>
+      <w:r>
+        <w:rPr>
+          <w:rFonts w:ascii="Arial" w:eastAsia="Arial" w:hAnsi="Arial" w:cs="Arial"/>
+          <w:sz w:val="28"/>
+          <w:szCs w:val="28"/>
+        </w:rPr>
+        <w:t xml:space="preserve">não é automática e </w:t>
+      </w:r>
+      <w:del w:id="1034" w:author="Assessor GDSXSR" w:date="2026-10-30T19:46:32Z">
+        <w:r>
+          <w:rPr>
+            <w:rFonts w:ascii="Arial" w:eastAsia="Arial" w:hAnsi="Arial" w:cs="Arial"/>
+            <w:sz w:val="28"/>
+            <w:szCs w:val="28"/>
+          </w:rPr>
+          <w:delText xml:space="preserve">mostra-se</w:delText>
+        </w:r>
+      </w:del>
+      <w:ins w:id="1035" w:author="Assessor GDSXSR" w:date="2026-10-30T19:46:32Z">
         <w:r>
           <w:rPr>
             <w:rFonts w:ascii="Arial" w:eastAsia="Arial" w:hAnsi="Arial" w:cs="Arial"/>
@@ -1725,7 +1884,7 @@
             <w:sz w:val="28"/>
             <w:szCs w:val="28"/>
           </w:rPr>
-          <w:t xml:space="preserve"> (CDC 6º VIII)</w:t>
+          <w:t xml:space="preserve">é</w:t>
         </w:r>
       </w:ins>
       <w:r>
@@ -1734,9 +1893,143 @@
           <w:sz w:val="28"/>
           <w:szCs w:val="28"/>
         </w:rPr>
-        <w:t xml:space="preserve">. Negada a contratação, incumbe ao réu demonstrar a existência do vínculo e a origem do débito</w:t>
-      </w:r>
-      <w:del w:id="1026" w:author="Assessor GDSXSR" w:date="2026-10-29T21:18:31Z">
+        <w:t xml:space="preserve"> desnecessária quando a controvérsia é </w:t>
+      </w:r>
+      <w:del w:id="1036" w:author="Assessor GDSXSR" w:date="2026-10-30T19:46:32Z">
+        <w:r>
+          <w:rPr>
+            <w:rFonts w:ascii="Arial" w:eastAsia="Arial" w:hAnsi="Arial" w:cs="Arial"/>
+            <w:sz w:val="28"/>
+            <w:szCs w:val="28"/>
+          </w:rPr>
+          <w:delText xml:space="preserve">eminentemente </w:delText>
+        </w:r>
+      </w:del>
+      <w:r>
+        <w:rPr>
+          <w:rFonts w:ascii="Arial" w:eastAsia="Arial" w:hAnsi="Arial" w:cs="Arial"/>
+          <w:sz w:val="28"/>
+          <w:szCs w:val="28"/>
+        </w:rPr>
+        <w:t xml:space="preserve">documental </w:t>
+      </w:r>
+      <w:del w:id="1037" w:author="Assessor GDSXSR" w:date="2026-10-30T19:46:32Z">
+        <w:r>
+          <w:rPr>
+            <w:rFonts w:ascii="Arial" w:eastAsia="Arial" w:hAnsi="Arial" w:cs="Arial"/>
+            <w:sz w:val="28"/>
+            <w:szCs w:val="28"/>
+          </w:rPr>
+          <w:delText xml:space="preserve">e</w:delText>
+        </w:r>
+      </w:del>
+      <w:ins w:id="1038" w:author="Assessor GDSXSR" w:date="2026-10-30T19:46:32Z">
+        <w:r>
+          <w:rPr>
+            <w:rFonts w:ascii="Arial" w:eastAsia="Arial" w:hAnsi="Arial" w:cs="Arial"/>
+            <w:color w:val="808080"/>
+            <w:sz w:val="28"/>
+            <w:szCs w:val="28"/>
+          </w:rPr>
+          <w:t xml:space="preserve">(CDC</w:t>
+        </w:r>
+      </w:ins>
+      <w:r>
+        <w:rPr>
+          <w:rFonts w:ascii="Arial" w:eastAsia="Arial" w:hAnsi="Arial" w:cs="Arial"/>
+          <w:sz w:val="28"/>
+          <w:szCs w:val="28"/>
+        </w:rPr>
+        <w:t xml:space="preserve"> </w:t>
+      </w:r>
+      <w:del w:id="1039" w:author="Assessor GDSXSR" w:date="2026-10-30T19:46:32Z">
+        <w:r>
+          <w:rPr>
+            <w:rFonts w:ascii="Arial" w:eastAsia="Arial" w:hAnsi="Arial" w:cs="Arial"/>
+            <w:sz w:val="28"/>
+            <w:szCs w:val="28"/>
+          </w:rPr>
+          <w:delText xml:space="preserve">a</w:delText>
+        </w:r>
+      </w:del>
+      <w:ins w:id="1040" w:author="Assessor GDSXSR" w:date="2026-10-30T19:46:32Z">
+        <w:r>
+          <w:rPr>
+            <w:rFonts w:ascii="Arial" w:eastAsia="Arial" w:hAnsi="Arial" w:cs="Arial"/>
+            <w:color w:val="808080"/>
+            <w:sz w:val="28"/>
+            <w:szCs w:val="28"/>
+          </w:rPr>
+          <w:t xml:space="preserve">6º</w:t>
+        </w:r>
+      </w:ins>
+      <w:r>
+        <w:rPr>
+          <w:rFonts w:ascii="Arial" w:eastAsia="Arial" w:hAnsi="Arial" w:cs="Arial"/>
+          <w:sz w:val="28"/>
+          <w:szCs w:val="28"/>
+        </w:rPr>
+        <w:t xml:space="preserve"> </w:t>
+      </w:r>
+      <w:del w:id="1041" w:author="Assessor GDSXSR" w:date="2026-10-30T19:46:32Z">
+        <w:r>
+          <w:rPr>
+            <w:rFonts w:ascii="Arial" w:eastAsia="Arial" w:hAnsi="Arial" w:cs="Arial"/>
+            <w:sz w:val="28"/>
+            <w:szCs w:val="28"/>
+          </w:rPr>
+          <w:delText xml:space="preserve">prova já consta dos autos</w:delText>
+        </w:r>
+      </w:del>
+      <w:ins w:id="1042" w:author="Assessor GDSXSR" w:date="2026-10-30T19:46:32Z">
+        <w:r>
+          <w:rPr>
+            <w:rFonts w:ascii="Arial" w:eastAsia="Arial" w:hAnsi="Arial" w:cs="Arial"/>
+            <w:color w:val="808080"/>
+            <w:sz w:val="28"/>
+            <w:szCs w:val="28"/>
+          </w:rPr>
+          <w:t xml:space="preserve">VIII)</w:t>
+        </w:r>
+      </w:ins>
+      <w:r>
+        <w:rPr>
+          <w:rFonts w:ascii="Arial" w:eastAsia="Arial" w:hAnsi="Arial" w:cs="Arial"/>
+          <w:sz w:val="28"/>
+          <w:szCs w:val="28"/>
+        </w:rPr>
+        <w:t xml:space="preserve">. Negada a contratação, incumbe ao réu demonstrar </w:t>
+      </w:r>
+      <w:del w:id="1043" w:author="Assessor GDSXSR" w:date="2026-10-30T19:46:32Z">
+        <w:r>
+          <w:rPr>
+            <w:rFonts w:ascii="Arial" w:eastAsia="Arial" w:hAnsi="Arial" w:cs="Arial"/>
+            <w:sz w:val="28"/>
+            <w:szCs w:val="28"/>
+          </w:rPr>
+          <w:delText xml:space="preserve">a existência do</w:delText>
+        </w:r>
+      </w:del>
+      <w:ins w:id="1044" w:author="Assessor GDSXSR" w:date="2026-10-30T19:46:32Z">
+        <w:r>
+          <w:rPr>
+            <w:rFonts w:ascii="Arial" w:eastAsia="Arial" w:hAnsi="Arial" w:cs="Arial"/>
+            <w:color w:val="808080"/>
+            <w:sz w:val="28"/>
+            <w:szCs w:val="28"/>
+          </w:rPr>
+          <w:t xml:space="preserve">o</w:t>
+        </w:r>
+      </w:ins>
+      <w:r>
+        <w:rPr>
+          <w:rFonts w:ascii="Arial" w:eastAsia="Arial" w:hAnsi="Arial" w:cs="Arial"/>
+          <w:sz w:val="28"/>
+          <w:szCs w:val="28"/>
+        </w:rPr>
+        <w:t xml:space="preserve"> vínculo e a origem do débito</w:t>
+      </w:r>
+      <w:del w:id="1045" w:author="Assessor GDSXSR" w:date="2026-10-30T19:46:32Z">
         <w:r>
           <w:rPr>
             <w:rFonts w:ascii="Arial" w:eastAsia="Arial" w:hAnsi="Arial" w:cs="Arial"/>
@@ -1754,7 +2047,7 @@
         </w:rPr>
         <w:t xml:space="preserve"> </w:t>
       </w:r>
-      <w:del w:id="1027" w:author="Assessor GDSXSR" w:date="2026-10-29T21:18:31Z">
+      <w:del w:id="1046" w:author="Assessor GDSXSR" w:date="2026-10-30T19:46:32Z">
         <w:r>
           <w:rPr>
             <w:rFonts w:ascii="Arial" w:eastAsia="Arial" w:hAnsi="Arial" w:cs="Arial"/>
@@ -1764,7 +2057,7 @@
           <w:delText xml:space="preserve">nos termos do art.</w:delText>
         </w:r>
       </w:del>
-      <w:ins w:id="1028" w:author="Assessor GDSXSR" w:date="2026-10-29T21:18:31Z">
+      <w:ins w:id="1047" w:author="Assessor GDSXSR" w:date="2026-10-30T19:46:32Z">
         <w:r>
           <w:rPr>
             <w:rFonts w:ascii="Arial" w:eastAsia="Arial" w:hAnsi="Arial" w:cs="Arial"/>
@@ -1783,7 +2076,7 @@
         </w:rPr>
         <w:t xml:space="preserve"> 373</w:t>
       </w:r>
-      <w:del w:id="1029" w:author="Assessor GDSXSR" w:date="2026-10-29T21:18:31Z">
+      <w:del w:id="1048" w:author="Assessor GDSXSR" w:date="2026-10-30T19:46:32Z">
         <w:r>
           <w:rPr>
             <w:rFonts w:ascii="Arial" w:eastAsia="Arial" w:hAnsi="Arial" w:cs="Arial"/>
@@ -1801,7 +2094,7 @@
         </w:rPr>
         <w:t xml:space="preserve"> II</w:t>
       </w:r>
-      <w:del w:id="1030" w:author="Assessor GDSXSR" w:date="2026-10-29T21:18:31Z">
+      <w:del w:id="1049" w:author="Assessor GDSXSR" w:date="2026-10-30T19:46:32Z">
         <w:r>
           <w:rPr>
             <w:rFonts w:ascii="Arial" w:eastAsia="Arial" w:hAnsi="Arial" w:cs="Arial"/>
@@ -1811,7 +2104,7 @@
           <w:delText xml:space="preserve">, do CPC</w:delText>
         </w:r>
       </w:del>
-      <w:ins w:id="1031" w:author="Assessor GDSXSR" w:date="2026-10-29T21:18:31Z">
+      <w:ins w:id="1050" w:author="Assessor GDSXSR" w:date="2026-10-30T19:46:32Z">
         <w:r>
           <w:rPr>
             <w:rFonts w:ascii="Arial" w:eastAsia="Arial" w:hAnsi="Arial" w:cs="Arial"/>
@@ -1841,7 +2134,7 @@
           <w:szCs w:val="28"/>
         </w:rPr>
       </w:pPr>
-      <w:del w:id="1032" w:author="Assessor GDSXSR" w:date="2026-10-29T21:18:31Z">
+      <w:del w:id="1051" w:author="Assessor GDSXSR" w:date="2026-10-30T19:46:32Z">
         <w:r>
           <w:rPr>
             <w:rFonts w:ascii="Arial" w:eastAsia="Arial" w:hAnsi="Arial" w:cs="Arial"/>
@@ -1851,7 +2144,7 @@
           <w:delText xml:space="preserve">4</w:delText>
         </w:r>
       </w:del>
-      <w:ins w:id="1033" w:author="Assessor GDSXSR" w:date="2026-10-29T21:18:31Z">
+      <w:ins w:id="1052" w:author="Assessor GDSXSR" w:date="2026-10-30T19:46:32Z">
         <w:commentRangeStart w:id="6"/>
         <w:r>
           <w:rPr>
@@ -1877,7 +2170,131 @@
           <w:sz w:val="28"/>
           <w:szCs w:val="28"/>
         </w:rPr>
-        <w:t xml:space="preserve">Comprova a relação jurídica a juntada de contrato assinado com dados pessoais, endereço e documento de identificação coincidentes com os apresentados pela consumidora. Ausente impugnação específica da autenticidade da assinatura, não se transfere ao </w:t>
+        <w:t xml:space="preserve">Comprova a relação jurídica </w:t>
+      </w:r>
+      <w:del w:id="1053" w:author="Assessor GDSXSR" w:date="2026-10-30T19:46:32Z">
+        <w:r>
+          <w:rPr>
+            <w:rFonts w:ascii="Arial" w:eastAsia="Arial" w:hAnsi="Arial" w:cs="Arial"/>
+            <w:sz w:val="28"/>
+            <w:szCs w:val="28"/>
+          </w:rPr>
+          <w:delText xml:space="preserve">a juntada de</w:delText>
+        </w:r>
+      </w:del>
+      <w:ins w:id="1054" w:author="Assessor GDSXSR" w:date="2026-10-30T19:46:32Z">
+        <w:r>
+          <w:rPr>
+            <w:rFonts w:ascii="Arial" w:eastAsia="Arial" w:hAnsi="Arial" w:cs="Arial"/>
+            <w:color w:val="808080"/>
+            <w:sz w:val="28"/>
+            <w:szCs w:val="28"/>
+          </w:rPr>
+          <w:t xml:space="preserve">o</w:t>
+        </w:r>
+      </w:ins>
+      <w:r>
+        <w:rPr>
+          <w:rFonts w:ascii="Arial" w:eastAsia="Arial" w:hAnsi="Arial" w:cs="Arial"/>
+          <w:sz w:val="28"/>
+          <w:szCs w:val="28"/>
+        </w:rPr>
+        <w:t xml:space="preserve"> contrato assinado com dados pessoais, endereço e documento de identificação coincidentes com os </w:t>
+      </w:r>
+      <w:del w:id="1055" w:author="Assessor GDSXSR" w:date="2026-10-30T19:46:32Z">
+        <w:r>
+          <w:rPr>
+            <w:rFonts w:ascii="Arial" w:eastAsia="Arial" w:hAnsi="Arial" w:cs="Arial"/>
+            <w:sz w:val="28"/>
+            <w:szCs w:val="28"/>
+          </w:rPr>
+          <w:delText xml:space="preserve">apresentados pela</w:delText>
+        </w:r>
+      </w:del>
+      <w:ins w:id="1056" w:author="Assessor GDSXSR" w:date="2026-10-30T19:46:32Z">
+        <w:r>
+          <w:rPr>
+            <w:rFonts w:ascii="Arial" w:eastAsia="Arial" w:hAnsi="Arial" w:cs="Arial"/>
+            <w:color w:val="808080"/>
+            <w:sz w:val="28"/>
+            <w:szCs w:val="28"/>
+          </w:rPr>
+          <w:t xml:space="preserve">da</w:t>
+        </w:r>
+      </w:ins>
+      <w:r>
+        <w:rPr>
+          <w:rFonts w:ascii="Arial" w:eastAsia="Arial" w:hAnsi="Arial" w:cs="Arial"/>
+          <w:sz w:val="28"/>
+          <w:szCs w:val="28"/>
+        </w:rPr>
+        <w:t xml:space="preserve"> consumidora. </w:t>
+      </w:r>
+      <w:del w:id="1057" w:author="Assessor GDSXSR" w:date="2026-10-30T19:46:32Z">
+        <w:r>
+          <w:rPr>
+            <w:rFonts w:ascii="Arial" w:eastAsia="Arial" w:hAnsi="Arial" w:cs="Arial"/>
+            <w:sz w:val="28"/>
+            <w:szCs w:val="28"/>
+          </w:rPr>
+          <w:delText xml:space="preserve">Ausente</w:delText>
+        </w:r>
+      </w:del>
+      <w:ins w:id="1058" w:author="Assessor GDSXSR" w:date="2026-10-30T19:46:32Z">
+        <w:r>
+          <w:rPr>
+            <w:rFonts w:ascii="Arial" w:eastAsia="Arial" w:hAnsi="Arial" w:cs="Arial"/>
+            <w:color w:val="808080"/>
+            <w:sz w:val="28"/>
+            <w:szCs w:val="28"/>
+          </w:rPr>
+          <w:t xml:space="preserve">Sem</w:t>
+        </w:r>
+      </w:ins>
+      <w:r>
+        <w:rPr>
+          <w:rFonts w:ascii="Arial" w:eastAsia="Arial" w:hAnsi="Arial" w:cs="Arial"/>
+          <w:sz w:val="28"/>
+          <w:szCs w:val="28"/>
+        </w:rPr>
+        <w:t xml:space="preserve"> impugnação específica da </w:t>
+      </w:r>
+      <w:del w:id="1059" w:author="Assessor GDSXSR" w:date="2026-10-30T19:46:32Z">
+        <w:r>
+          <w:rPr>
+            <w:rFonts w:ascii="Arial" w:eastAsia="Arial" w:hAnsi="Arial" w:cs="Arial"/>
+            <w:sz w:val="28"/>
+            <w:szCs w:val="28"/>
+          </w:rPr>
+          <w:delText xml:space="preserve">autenticidade da </w:delText>
+        </w:r>
+      </w:del>
+      <w:r>
+        <w:rPr>
+          <w:rFonts w:ascii="Arial" w:eastAsia="Arial" w:hAnsi="Arial" w:cs="Arial"/>
+          <w:sz w:val="28"/>
+          <w:szCs w:val="28"/>
+        </w:rPr>
+        <w:t xml:space="preserve">assinatura,</w:t>
+      </w:r>
+      <w:ins w:id="1060" w:author="Assessor GDSXSR" w:date="2026-10-30T19:46:32Z">
+        <w:r>
+          <w:rPr>
+            <w:rFonts w:ascii="Arial" w:eastAsia="Arial" w:hAnsi="Arial" w:cs="Arial"/>
+            <w:color w:val="808080"/>
+            <w:sz w:val="28"/>
+            <w:szCs w:val="28"/>
+          </w:rPr>
+          <w:t xml:space="preserve"> o ônus de demonstrá-la</w:t>
+        </w:r>
+      </w:ins>
+      <w:r>
+        <w:rPr>
+          <w:rFonts w:ascii="Arial" w:eastAsia="Arial" w:hAnsi="Arial" w:cs="Arial"/>
+          <w:sz w:val="28"/>
+          <w:szCs w:val="28"/>
+        </w:rPr>
+        <w:t xml:space="preserve"> não se transfere ao </w:t>
       </w:r>
       <w:r>
         <w:rPr>
@@ -1887,15 +2304,17 @@
         </w:rPr>
         <w:t xml:space="preserve">réu </w:t>
       </w:r>
-      <w:r>
-        <w:rPr>
-          <w:rFonts w:ascii="Arial" w:eastAsia="Arial" w:hAnsi="Arial" w:cs="Arial"/>
-          <w:sz w:val="28"/>
-          <w:szCs w:val="28"/>
-        </w:rPr>
-        <w:t xml:space="preserve">o ônus de demonstrá-la</w:t>
-      </w:r>
-      <w:ins w:id="1034" w:author="Assessor GDSXSR" w:date="2026-10-29T21:18:31Z">
+      <w:del w:id="1061" w:author="Assessor GDSXSR" w:date="2026-10-30T19:46:32Z">
+        <w:r>
+          <w:rPr>
+            <w:rFonts w:ascii="Arial" w:eastAsia="Arial" w:hAnsi="Arial" w:cs="Arial"/>
+            <w:sz w:val="28"/>
+            <w:szCs w:val="28"/>
+          </w:rPr>
+          <w:delText xml:space="preserve">o</w:delText>
+        </w:r>
+      </w:del>
+      <w:ins w:id="1062" w:author="Assessor GDSXSR" w:date="2026-10-30T19:46:32Z">
         <w:r>
           <w:rPr>
             <w:rFonts w:ascii="Arial" w:eastAsia="Arial" w:hAnsi="Arial" w:cs="Arial"/>
@@ -1903,7 +2322,7 @@
             <w:sz w:val="28"/>
             <w:szCs w:val="28"/>
           </w:rPr>
-          <w:t xml:space="preserve"> (Tema 1</w:t>
+          <w:t xml:space="preserve">(Tema</w:t>
         </w:r>
       </w:ins>
       <w:r>
@@ -1912,9 +2331,38 @@
           <w:sz w:val="28"/>
           <w:szCs w:val="28"/>
         </w:rPr>
+        <w:t xml:space="preserve"> </w:t>
+      </w:r>
+      <w:del w:id="1063" w:author="Assessor GDSXSR" w:date="2026-10-30T19:46:32Z">
+        <w:r>
+          <w:rPr>
+            <w:rFonts w:ascii="Arial" w:eastAsia="Arial" w:hAnsi="Arial" w:cs="Arial"/>
+            <w:sz w:val="28"/>
+            <w:szCs w:val="28"/>
+          </w:rPr>
+          <w:delText xml:space="preserve">ônus de demonstrá-la</w:delText>
+        </w:r>
+      </w:del>
+      <w:ins w:id="1064" w:author="Assessor GDSXSR" w:date="2026-10-30T19:46:32Z">
+        <w:r>
+          <w:rPr>
+            <w:rFonts w:ascii="Arial" w:eastAsia="Arial" w:hAnsi="Arial" w:cs="Arial"/>
+            <w:color w:val="808080"/>
+            <w:sz w:val="28"/>
+            <w:szCs w:val="28"/>
+          </w:rPr>
+          <w:t xml:space="preserve">1</w:t>
+        </w:r>
+      </w:ins>
+      <w:r>
+        <w:rPr>
+          <w:rFonts w:ascii="Arial" w:eastAsia="Arial" w:hAnsi="Arial" w:cs="Arial"/>
+          <w:sz w:val="28"/>
+          <w:szCs w:val="28"/>
+        </w:rPr>
         <w:t xml:space="preserve">.</w:t>
       </w:r>
-      <w:ins w:id="1035" w:author="Assessor GDSXSR" w:date="2026-10-29T21:18:31Z">
+      <w:ins w:id="1065" w:author="Assessor GDSXSR" w:date="2026-10-30T19:46:32Z">
         <w:r>
           <w:rPr>
             <w:rFonts w:ascii="Arial" w:eastAsia="Arial" w:hAnsi="Arial" w:cs="Arial"/>
@@ -1944,7 +2392,7 @@
           <w:szCs w:val="28"/>
         </w:rPr>
       </w:pPr>
-      <w:del w:id="1036" w:author="Assessor GDSXSR" w:date="2026-10-29T21:18:31Z">
+      <w:del w:id="1066" w:author="Assessor GDSXSR" w:date="2026-10-30T19:46:32Z">
         <w:r>
           <w:rPr>
             <w:rFonts w:ascii="Arial" w:eastAsia="Arial" w:hAnsi="Arial" w:cs="Arial"/>
@@ -1954,7 +2402,7 @@
           <w:delText xml:space="preserve">5</w:delText>
         </w:r>
       </w:del>
-      <w:ins w:id="1037" w:author="Assessor GDSXSR" w:date="2026-10-29T21:18:31Z">
+      <w:ins w:id="1067" w:author="Assessor GDSXSR" w:date="2026-10-30T19:46:32Z">
         <w:r>
           <w:rPr>
             <w:rFonts w:ascii="Arial" w:eastAsia="Arial" w:hAnsi="Arial" w:cs="Arial"/>
@@ -1979,9 +2427,17 @@
           <w:sz w:val="28"/>
           <w:szCs w:val="28"/>
         </w:rPr>
-        <w:t xml:space="preserve">A cessão de crédito comprovada por certidão de registro que individualiza o devedor, o contrato e o valor cedido</w:t>
-      </w:r>
-      <w:del w:id="1038" w:author="Assessor GDSXSR" w:date="2026-10-29T21:18:31Z">
+        <w:t xml:space="preserve">A cessão de crédito comprovada por certidão de registro </w:t>
+      </w:r>
+      <w:del w:id="1068" w:author="Assessor GDSXSR" w:date="2026-10-30T19:46:32Z">
+        <w:r>
+          <w:rPr>
+            <w:rFonts w:ascii="Arial" w:eastAsia="Arial" w:hAnsi="Arial" w:cs="Arial"/>
+            <w:sz w:val="28"/>
+            <w:szCs w:val="28"/>
+          </w:rPr>
+          <w:delText xml:space="preserve">que individualiza o devedor, o contrato e o valor cedido</w:delText>
+        </w:r>
         <w:r>
           <w:rPr>
             <w:rFonts w:ascii="Arial" w:eastAsia="Arial" w:hAnsi="Arial" w:cs="Arial"/>
@@ -1990,16 +2446,34 @@
           </w:rPr>
           <w:delText xml:space="preserve">,</w:delText>
         </w:r>
-      </w:del>
-      <w:r>
-        <w:rPr>
-          <w:rFonts w:ascii="Arial" w:eastAsia="Arial" w:hAnsi="Arial" w:cs="Arial"/>
-          <w:sz w:val="28"/>
-          <w:szCs w:val="28"/>
-        </w:rPr>
-        <w:t xml:space="preserve"> é eficaz independentemente da anuência do devedor. A eventual ausência de notificação não torna a dívida inexigível nem impede o cessionário de praticar atos de conservação do crédito</w:t>
-      </w:r>
-      <w:ins w:id="1039" w:author="Assessor GDSXSR" w:date="2026-10-29T21:18:31Z">
+        <w:r>
+          <w:rPr>
+            <w:rFonts w:ascii="Arial" w:eastAsia="Arial" w:hAnsi="Arial" w:cs="Arial"/>
+            <w:sz w:val="28"/>
+            <w:szCs w:val="28"/>
+          </w:rPr>
+          <w:delText xml:space="preserve"> </w:delText>
+        </w:r>
+      </w:del>
+      <w:r>
+        <w:rPr>
+          <w:rFonts w:ascii="Arial" w:eastAsia="Arial" w:hAnsi="Arial" w:cs="Arial"/>
+          <w:sz w:val="28"/>
+          <w:szCs w:val="28"/>
+        </w:rPr>
+        <w:t xml:space="preserve">é eficaz independentemente da anuência do devedor</w:t>
+      </w:r>
+      <w:del w:id="1069" w:author="Assessor GDSXSR" w:date="2026-10-30T19:46:32Z">
+        <w:r>
+          <w:rPr>
+            <w:rFonts w:ascii="Arial" w:eastAsia="Arial" w:hAnsi="Arial" w:cs="Arial"/>
+            <w:sz w:val="28"/>
+            <w:szCs w:val="28"/>
+          </w:rPr>
+          <w:delText xml:space="preserve">.</w:delText>
+        </w:r>
+      </w:del>
+      <w:ins w:id="1070" w:author="Assessor GDSXSR" w:date="2026-10-30T19:46:32Z">
         <w:r>
           <w:rPr>
             <w:rFonts w:ascii="Arial" w:eastAsia="Arial" w:hAnsi="Arial" w:cs="Arial"/>
@@ -2007,7 +2481,7 @@
             <w:sz w:val="28"/>
             <w:szCs w:val="28"/>
           </w:rPr>
-          <w:t xml:space="preserve"> (CC 286 e 293)</w:t>
+          <w:t xml:space="preserve">,</w:t>
         </w:r>
       </w:ins>
       <w:r>
@@ -2016,6 +2490,180 @@
           <w:sz w:val="28"/>
           <w:szCs w:val="28"/>
         </w:rPr>
+        <w:t xml:space="preserve"> </w:t>
+      </w:r>
+      <w:del w:id="1071" w:author="Assessor GDSXSR" w:date="2026-10-30T19:46:32Z">
+        <w:r>
+          <w:rPr>
+            <w:rFonts w:ascii="Arial" w:eastAsia="Arial" w:hAnsi="Arial" w:cs="Arial"/>
+            <w:sz w:val="28"/>
+            <w:szCs w:val="28"/>
+          </w:rPr>
+          <w:delText xml:space="preserve">A</w:delText>
+        </w:r>
+      </w:del>
+      <w:ins w:id="1072" w:author="Assessor GDSXSR" w:date="2026-10-30T19:46:32Z">
+        <w:r>
+          <w:rPr>
+            <w:rFonts w:ascii="Arial" w:eastAsia="Arial" w:hAnsi="Arial" w:cs="Arial"/>
+            <w:color w:val="808080"/>
+            <w:sz w:val="28"/>
+            <w:szCs w:val="28"/>
+          </w:rPr>
+          <w:t xml:space="preserve">e</w:t>
+        </w:r>
+      </w:ins>
+      <w:r>
+        <w:rPr>
+          <w:rFonts w:ascii="Arial" w:eastAsia="Arial" w:hAnsi="Arial" w:cs="Arial"/>
+          <w:sz w:val="28"/>
+          <w:szCs w:val="28"/>
+        </w:rPr>
+        <w:t xml:space="preserve"> </w:t>
+      </w:r>
+      <w:del w:id="1073" w:author="Assessor GDSXSR" w:date="2026-10-30T19:46:32Z">
+        <w:r>
+          <w:rPr>
+            <w:rFonts w:ascii="Arial" w:eastAsia="Arial" w:hAnsi="Arial" w:cs="Arial"/>
+            <w:sz w:val="28"/>
+            <w:szCs w:val="28"/>
+          </w:rPr>
+          <w:delText xml:space="preserve">eventual</w:delText>
+        </w:r>
+      </w:del>
+      <w:ins w:id="1074" w:author="Assessor GDSXSR" w:date="2026-10-30T19:46:32Z">
+        <w:r>
+          <w:rPr>
+            <w:rFonts w:ascii="Arial" w:eastAsia="Arial" w:hAnsi="Arial" w:cs="Arial"/>
+            <w:color w:val="808080"/>
+            <w:sz w:val="28"/>
+            <w:szCs w:val="28"/>
+          </w:rPr>
+          <w:t xml:space="preserve">a</w:t>
+        </w:r>
+      </w:ins>
+      <w:r>
+        <w:rPr>
+          <w:rFonts w:ascii="Arial" w:eastAsia="Arial" w:hAnsi="Arial" w:cs="Arial"/>
+          <w:sz w:val="28"/>
+          <w:szCs w:val="28"/>
+        </w:rPr>
+        <w:t xml:space="preserve"> ausência de notificação não torna a dívida inexigível </w:t>
+      </w:r>
+      <w:del w:id="1075" w:author="Assessor GDSXSR" w:date="2026-10-30T19:46:32Z">
+        <w:r>
+          <w:rPr>
+            <w:rFonts w:ascii="Arial" w:eastAsia="Arial" w:hAnsi="Arial" w:cs="Arial"/>
+            <w:sz w:val="28"/>
+            <w:szCs w:val="28"/>
+          </w:rPr>
+          <w:delText xml:space="preserve">nem</w:delText>
+        </w:r>
+      </w:del>
+      <w:ins w:id="1076" w:author="Assessor GDSXSR" w:date="2026-10-30T19:46:32Z">
+        <w:r>
+          <w:rPr>
+            <w:rFonts w:ascii="Arial" w:eastAsia="Arial" w:hAnsi="Arial" w:cs="Arial"/>
+            <w:color w:val="808080"/>
+            <w:sz w:val="28"/>
+            <w:szCs w:val="28"/>
+          </w:rPr>
+          <w:t xml:space="preserve">(CC</w:t>
+        </w:r>
+      </w:ins>
+      <w:r>
+        <w:rPr>
+          <w:rFonts w:ascii="Arial" w:eastAsia="Arial" w:hAnsi="Arial" w:cs="Arial"/>
+          <w:sz w:val="28"/>
+          <w:szCs w:val="28"/>
+        </w:rPr>
+        <w:t xml:space="preserve"> </w:t>
+      </w:r>
+      <w:del w:id="1077" w:author="Assessor GDSXSR" w:date="2026-10-30T19:46:32Z">
+        <w:r>
+          <w:rPr>
+            <w:rFonts w:ascii="Arial" w:eastAsia="Arial" w:hAnsi="Arial" w:cs="Arial"/>
+            <w:sz w:val="28"/>
+            <w:szCs w:val="28"/>
+          </w:rPr>
+          <w:delText xml:space="preserve">impede</w:delText>
+        </w:r>
+      </w:del>
+      <w:ins w:id="1078" w:author="Assessor GDSXSR" w:date="2026-10-30T19:46:32Z">
+        <w:r>
+          <w:rPr>
+            <w:rFonts w:ascii="Arial" w:eastAsia="Arial" w:hAnsi="Arial" w:cs="Arial"/>
+            <w:color w:val="808080"/>
+            <w:sz w:val="28"/>
+            <w:szCs w:val="28"/>
+          </w:rPr>
+          <w:t xml:space="preserve">286</w:t>
+        </w:r>
+      </w:ins>
+      <w:r>
+        <w:rPr>
+          <w:rFonts w:ascii="Arial" w:eastAsia="Arial" w:hAnsi="Arial" w:cs="Arial"/>
+          <w:sz w:val="28"/>
+          <w:szCs w:val="28"/>
+        </w:rPr>
+        <w:t xml:space="preserve"> </w:t>
+      </w:r>
+      <w:del w:id="1079" w:author="Assessor GDSXSR" w:date="2026-10-30T19:46:32Z">
+        <w:r>
+          <w:rPr>
+            <w:rFonts w:ascii="Arial" w:eastAsia="Arial" w:hAnsi="Arial" w:cs="Arial"/>
+            <w:sz w:val="28"/>
+            <w:szCs w:val="28"/>
+          </w:rPr>
+          <w:delText xml:space="preserve">o</w:delText>
+        </w:r>
+      </w:del>
+      <w:ins w:id="1080" w:author="Assessor GDSXSR" w:date="2026-10-30T19:46:32Z">
+        <w:r>
+          <w:rPr>
+            <w:rFonts w:ascii="Arial" w:eastAsia="Arial" w:hAnsi="Arial" w:cs="Arial"/>
+            <w:color w:val="808080"/>
+            <w:sz w:val="28"/>
+            <w:szCs w:val="28"/>
+          </w:rPr>
+          <w:t xml:space="preserve">e</w:t>
+        </w:r>
+      </w:ins>
+      <w:r>
+        <w:rPr>
+          <w:rFonts w:ascii="Arial" w:eastAsia="Arial" w:hAnsi="Arial" w:cs="Arial"/>
+          <w:sz w:val="28"/>
+          <w:szCs w:val="28"/>
+        </w:rPr>
+        <w:t xml:space="preserve"> </w:t>
+      </w:r>
+      <w:del w:id="1081" w:author="Assessor GDSXSR" w:date="2026-10-30T19:46:32Z">
+        <w:r>
+          <w:rPr>
+            <w:rFonts w:ascii="Arial" w:eastAsia="Arial" w:hAnsi="Arial" w:cs="Arial"/>
+            <w:sz w:val="28"/>
+            <w:szCs w:val="28"/>
+          </w:rPr>
+          <w:delText xml:space="preserve">cessionário de praticar atos de conservação do crédito</w:delText>
+        </w:r>
+      </w:del>
+      <w:ins w:id="1082" w:author="Assessor GDSXSR" w:date="2026-10-30T19:46:32Z">
+        <w:r>
+          <w:rPr>
+            <w:rFonts w:ascii="Arial" w:eastAsia="Arial" w:hAnsi="Arial" w:cs="Arial"/>
+            <w:color w:val="808080"/>
+            <w:sz w:val="28"/>
+            <w:szCs w:val="28"/>
+          </w:rPr>
+          <w:t xml:space="preserve">293)</w:t>
+        </w:r>
+      </w:ins>
+      <w:r>
+        <w:rPr>
+          <w:rFonts w:ascii="Arial" w:eastAsia="Arial" w:hAnsi="Arial" w:cs="Arial"/>
+          <w:sz w:val="28"/>
+          <w:szCs w:val="28"/>
+        </w:rPr>
         <w:t xml:space="preserve">.</w:t>
       </w:r>
     </w:p>
@@ -2029,7 +2677,7 @@
           <w:szCs w:val="28"/>
         </w:rPr>
       </w:pPr>
-      <w:del w:id="1040" w:author="Assessor GDSXSR" w:date="2026-10-29T21:18:31Z">
+      <w:del w:id="1083" w:author="Assessor GDSXSR" w:date="2026-10-30T19:46:32Z">
         <w:r>
           <w:rPr>
             <w:rFonts w:ascii="Arial" w:eastAsia="Arial" w:hAnsi="Arial" w:cs="Arial"/>
@@ -2039,7 +2687,7 @@
           <w:delText xml:space="preserve">6</w:delText>
         </w:r>
       </w:del>
-      <w:ins w:id="1041" w:author="Assessor GDSXSR" w:date="2026-10-29T21:18:31Z">
+      <w:ins w:id="1084" w:author="Assessor GDSXSR" w:date="2026-10-30T19:46:32Z">
         <w:r>
           <w:rPr>
             <w:rFonts w:ascii="Arial" w:eastAsia="Arial" w:hAnsi="Arial" w:cs="Arial"/>
@@ -2056,9 +2704,19 @@
           <w:sz w:val="28"/>
           <w:szCs w:val="28"/>
         </w:rPr>
-        <w:t xml:space="preserve">. Reconhecida a exigibilidade do débito, a cobrança e o registro correspondente constituem exercício regular de direito, o que afasta a falha na prestação do serviço e o dever de indenizar</w:t>
-      </w:r>
-      <w:ins w:id="1042" w:author="Assessor GDSXSR" w:date="2026-10-29T21:18:31Z">
+        <w:t xml:space="preserve">. </w:t>
+      </w:r>
+      <w:del w:id="1085" w:author="Assessor GDSXSR" w:date="2026-10-30T19:46:32Z">
+        <w:r>
+          <w:rPr>
+            <w:rFonts w:ascii="Arial" w:eastAsia="Arial" w:hAnsi="Arial" w:cs="Arial"/>
+            <w:sz w:val="28"/>
+            <w:szCs w:val="28"/>
+          </w:rPr>
+          <w:delText xml:space="preserve">Reconhecida</w:delText>
+        </w:r>
+      </w:del>
+      <w:ins w:id="1086" w:author="Assessor GDSXSR" w:date="2026-10-30T19:46:32Z">
         <w:r>
           <w:rPr>
             <w:rFonts w:ascii="Arial" w:eastAsia="Arial" w:hAnsi="Arial" w:cs="Arial"/>
@@ -2066,6 +2724,72 @@
             <w:sz w:val="28"/>
             <w:szCs w:val="28"/>
           </w:rPr>
+          <w:t xml:space="preserve">Exigível</w:t>
+        </w:r>
+      </w:ins>
+      <w:r>
+        <w:rPr>
+          <w:rFonts w:ascii="Arial" w:eastAsia="Arial" w:hAnsi="Arial" w:cs="Arial"/>
+          <w:sz w:val="28"/>
+          <w:szCs w:val="28"/>
+        </w:rPr>
+        <w:t xml:space="preserve"> </w:t>
+      </w:r>
+      <w:del w:id="1087" w:author="Assessor GDSXSR" w:date="2026-10-30T19:46:32Z">
+        <w:r>
+          <w:rPr>
+            <w:rFonts w:ascii="Arial" w:eastAsia="Arial" w:hAnsi="Arial" w:cs="Arial"/>
+            <w:sz w:val="28"/>
+            <w:szCs w:val="28"/>
+          </w:rPr>
+          <w:delText xml:space="preserve">a exigibilidade do</w:delText>
+        </w:r>
+      </w:del>
+      <w:ins w:id="1088" w:author="Assessor GDSXSR" w:date="2026-10-30T19:46:32Z">
+        <w:r>
+          <w:rPr>
+            <w:rFonts w:ascii="Arial" w:eastAsia="Arial" w:hAnsi="Arial" w:cs="Arial"/>
+            <w:color w:val="808080"/>
+            <w:sz w:val="28"/>
+            <w:szCs w:val="28"/>
+          </w:rPr>
+          <w:t xml:space="preserve">o</w:t>
+        </w:r>
+      </w:ins>
+      <w:r>
+        <w:rPr>
+          <w:rFonts w:ascii="Arial" w:eastAsia="Arial" w:hAnsi="Arial" w:cs="Arial"/>
+          <w:sz w:val="28"/>
+          <w:szCs w:val="28"/>
+        </w:rPr>
+        <w:t xml:space="preserve"> débito, a cobrança e o registro</w:t>
+      </w:r>
+      <w:del w:id="1089" w:author="Assessor GDSXSR" w:date="2026-10-30T19:46:32Z">
+        <w:r>
+          <w:rPr>
+            <w:rFonts w:ascii="Arial" w:eastAsia="Arial" w:hAnsi="Arial" w:cs="Arial"/>
+            <w:sz w:val="28"/>
+            <w:szCs w:val="28"/>
+          </w:rPr>
+          <w:delText xml:space="preserve"> correspondente</w:delText>
+        </w:r>
+      </w:del>
+      <w:r>
+        <w:rPr>
+          <w:rFonts w:ascii="Arial" w:eastAsia="Arial" w:hAnsi="Arial" w:cs="Arial"/>
+          <w:sz w:val="28"/>
+          <w:szCs w:val="28"/>
+        </w:rPr>
+        <w:t xml:space="preserve"> constituem exercício regular de direito, o que afasta a falha na prestação do serviço e o dever de indenizar</w:t>
+      </w:r>
+      <w:ins w:id="1090" w:author="Assessor GDSXSR" w:date="2026-10-30T19:46:32Z">
+        <w:r>
+          <w:rPr>
+            <w:rFonts w:ascii="Arial" w:eastAsia="Arial" w:hAnsi="Arial" w:cs="Arial"/>
+            <w:color w:val="808080"/>
+            <w:sz w:val="28"/>
+            <w:szCs w:val="28"/>
+          </w:rPr>
           <w:t xml:space="preserve"> (CC 188 I)</w:t>
         </w:r>
       </w:ins>
@@ -2077,7 +2801,7 @@
         </w:rPr>
         <w:t xml:space="preserve">.</w:t>
       </w:r>
-      <w:del w:id="1043" w:author="Assessor GDSXSR" w:date="2026-10-29T21:18:31Z">
+      <w:del w:id="1091" w:author="Assessor GDSXSR" w:date="2026-10-30T19:46:32Z">
         <w:r>
           <w:rPr>
             <w:rFonts w:ascii="Arial" w:eastAsia="Arial" w:hAnsi="Arial" w:cs="Arial"/>
@@ -2118,7 +2842,7 @@
         <w:spacing w:after="0" w:line="360" w:lineRule="auto"/>
         <w:jc w:val="both"/>
       </w:pPr>
-      <w:del w:id="1044" w:author="Assessor GDSXSR" w:date="2026-10-29T21:18:31Z">
+      <w:del w:id="1092" w:author="Assessor GDSXSR" w:date="2026-10-30T19:46:32Z">
         <w:r>
           <w:rPr>
             <w:rFonts w:ascii="Arial" w:hAnsi="Arial" w:cs="Arial"/>
@@ -2128,7 +2852,7 @@
           <w:delText xml:space="preserve">7</w:delText>
         </w:r>
       </w:del>
-      <w:ins w:id="1045" w:author="Assessor GDSXSR" w:date="2026-10-29T21:18:31Z">
+      <w:ins w:id="1093" w:author="Assessor GDSXSR" w:date="2026-10-30T19:46:32Z">
         <w:r>
           <w:rPr>
             <w:rFonts w:ascii="Arial" w:hAnsi="Arial" w:cs="Arial"/>
@@ -2234,7 +2958,7 @@
         </w:rPr>
         <w:t xml:space="preserve">CDC</w:t>
       </w:r>
-      <w:del w:id="1046" w:author="Assessor GDSXSR" w:date="2026-10-29T21:18:31Z">
+      <w:del w:id="1094" w:author="Assessor GDSXSR" w:date="2026-10-30T19:46:32Z">
         <w:r>
           <w:rPr>
             <w:rFonts w:ascii="Arial" w:eastAsia="Arial" w:hAnsi="Arial" w:cs="Arial"/>
@@ -2254,7 +2978,7 @@
         </w:rPr>
         <w:t xml:space="preserve"> 6º</w:t>
       </w:r>
-      <w:del w:id="1047" w:author="Assessor GDSXSR" w:date="2026-10-29T21:18:31Z">
+      <w:del w:id="1095" w:author="Assessor GDSXSR" w:date="2026-10-30T19:46:32Z">
         <w:r>
           <w:rPr>
             <w:rFonts w:ascii="Arial" w:eastAsia="Arial" w:hAnsi="Arial" w:cs="Arial"/>
@@ -2274,7 +2998,7 @@
         </w:rPr>
         <w:t xml:space="preserve"> VIII, </w:t>
       </w:r>
-      <w:ins w:id="1048" w:author="Assessor GDSXSR" w:date="2026-10-29T21:18:31Z">
+      <w:ins w:id="1096" w:author="Assessor GDSXSR" w:date="2026-10-30T19:46:32Z">
         <w:r>
           <w:rPr>
             <w:rFonts w:ascii="Arial" w:eastAsia="Arial" w:hAnsi="Arial" w:cs="Arial"/>
@@ -2295,7 +3019,7 @@
         </w:rPr>
         <w:t xml:space="preserve">e </w:t>
       </w:r>
-      <w:del w:id="1049" w:author="Assessor GDSXSR" w:date="2026-10-29T21:18:31Z">
+      <w:del w:id="1097" w:author="Assessor GDSXSR" w:date="2026-10-30T19:46:32Z">
         <w:r>
           <w:rPr>
             <w:rFonts w:ascii="Arial" w:eastAsia="Arial" w:hAnsi="Arial" w:cs="Arial"/>
@@ -2306,7 +3030,7 @@
           <w:delText xml:space="preserve">14</w:delText>
         </w:r>
       </w:del>
-      <w:ins w:id="1050" w:author="Assessor GDSXSR" w:date="2026-10-29T21:18:31Z">
+      <w:ins w:id="1098" w:author="Assessor GDSXSR" w:date="2026-10-30T19:46:32Z">
         <w:r>
           <w:rPr>
             <w:rFonts w:ascii="Arial" w:eastAsia="Arial" w:hAnsi="Arial" w:cs="Arial"/>
@@ -2327,7 +3051,7 @@
         </w:rPr>
         <w:t xml:space="preserve">; CPC</w:t>
       </w:r>
-      <w:ins w:id="1051" w:author="Assessor GDSXSR" w:date="2026-10-29T21:18:31Z">
+      <w:ins w:id="1099" w:author="Assessor GDSXSR" w:date="2026-10-30T19:46:32Z">
         <w:r>
           <w:rPr>
             <w:rFonts w:ascii="Arial" w:eastAsia="Arial" w:hAnsi="Arial" w:cs="Arial"/>
@@ -2348,7 +3072,7 @@
         </w:rPr>
         <w:t xml:space="preserve">, </w:t>
       </w:r>
-      <w:del w:id="1052" w:author="Assessor GDSXSR" w:date="2026-10-29T21:18:31Z">
+      <w:del w:id="1100" w:author="Assessor GDSXSR" w:date="2026-10-30T19:46:32Z">
         <w:r>
           <w:rPr>
             <w:rFonts w:ascii="Arial" w:eastAsia="Arial" w:hAnsi="Arial" w:cs="Arial"/>
@@ -2359,7 +3083,7 @@
           <w:delText xml:space="preserve">art.</w:delText>
         </w:r>
       </w:del>
-      <w:ins w:id="1053" w:author="Assessor GDSXSR" w:date="2026-10-29T21:18:31Z">
+      <w:ins w:id="1101" w:author="Assessor GDSXSR" w:date="2026-10-30T19:46:32Z">
         <w:r>
           <w:rPr>
             <w:rFonts w:ascii="Arial" w:eastAsia="Arial" w:hAnsi="Arial" w:cs="Arial"/>
@@ -2380,7 +3104,7 @@
         </w:rPr>
         <w:t xml:space="preserve"> 373</w:t>
       </w:r>
-      <w:del w:id="1054" w:author="Assessor GDSXSR" w:date="2026-10-29T21:18:31Z">
+      <w:del w:id="1102" w:author="Assessor GDSXSR" w:date="2026-10-30T19:46:32Z">
         <w:r>
           <w:rPr>
             <w:rFonts w:ascii="Arial" w:eastAsia="Arial" w:hAnsi="Arial" w:cs="Arial"/>
@@ -2400,7 +3124,7 @@
         </w:rPr>
         <w:t xml:space="preserve"> II; CC</w:t>
       </w:r>
-      <w:ins w:id="1055" w:author="Assessor GDSXSR" w:date="2026-10-29T21:18:31Z">
+      <w:ins w:id="1103" w:author="Assessor GDSXSR" w:date="2026-10-30T19:46:32Z">
         <w:r>
           <w:rPr>
             <w:rFonts w:ascii="Arial" w:eastAsia="Arial" w:hAnsi="Arial" w:cs="Arial"/>
@@ -2421,7 +3145,7 @@
         </w:rPr>
         <w:t xml:space="preserve">, </w:t>
       </w:r>
-      <w:del w:id="1056" w:author="Assessor GDSXSR" w:date="2026-10-29T21:18:31Z">
+      <w:del w:id="1104" w:author="Assessor GDSXSR" w:date="2026-10-30T19:46:32Z">
         <w:r>
           <w:rPr>
             <w:rFonts w:ascii="Arial" w:eastAsia="Arial" w:hAnsi="Arial" w:cs="Arial"/>
@@ -2432,7 +3156,7 @@
           <w:delText xml:space="preserve">art</w:delText>
         </w:r>
       </w:del>
-      <w:ins w:id="1057" w:author="Assessor GDSXSR" w:date="2026-10-29T21:18:31Z">
+      <w:ins w:id="1105" w:author="Assessor GDSXSR" w:date="2026-10-30T19:46:32Z">
         <w:r>
           <w:rPr>
             <w:rFonts w:ascii="Arial" w:eastAsia="Arial" w:hAnsi="Arial" w:cs="Arial"/>
@@ -2453,7 +3177,7 @@
         </w:rPr>
         <w:t xml:space="preserve">.</w:t>
       </w:r>
-      <w:del w:id="1058" w:author="Assessor GDSXSR" w:date="2026-10-29T21:18:31Z">
+      <w:del w:id="1106" w:author="Assessor GDSXSR" w:date="2026-10-30T19:46:32Z">
         <w:r>
           <w:rPr>
             <w:rFonts w:ascii="Arial" w:eastAsia="Arial" w:hAnsi="Arial" w:cs="Arial"/>
@@ -2498,7 +3222,7 @@
         </w:rPr>
         <w:t xml:space="preserve">Jurisprudência relevante citada:</w:t>
       </w:r>
-      <w:ins w:id="1059" w:author="Assessor GDSXSR" w:date="2026-10-29T21:18:31Z">
+      <w:ins w:id="1107" w:author="Assessor GDSXSR" w:date="2026-10-30T19:46:32Z">
         <w:r>
           <w:rPr>
             <w:rFonts w:ascii="Arial" w:eastAsia="Arial" w:hAnsi="Arial" w:cs="Arial"/>
@@ -2531,7 +3255,7 @@
         </w:rPr>
         <w:t xml:space="preserve">TJDFT, Acórdão 2168573,</w:t>
       </w:r>
-      <w:del w:id="1060" w:author="Assessor GDSXSR" w:date="2026-10-29T21:18:31Z">
+      <w:del w:id="1108" w:author="Assessor GDSXSR" w:date="2026-10-30T19:46:32Z">
         <w:r>
           <w:rPr>
             <w:rFonts w:ascii="Arial" w:eastAsia="Arial" w:hAnsi="Arial" w:cs="Arial"/>
@@ -2569,7 +3293,7 @@
         </w:rPr>
         <w:t xml:space="preserve">0712221-74.2025.8.07.0018, Rel. </w:t>
       </w:r>
-      <w:del w:id="1061" w:author="Assessor GDSXSR" w:date="2026-10-29T21:18:31Z">
+      <w:del w:id="1109" w:author="Assessor GDSXSR" w:date="2026-10-30T19:46:32Z">
         <w:r>
           <w:rPr>
             <w:rFonts w:ascii="Arial" w:eastAsia="Arial" w:hAnsi="Arial" w:cs="Arial"/>
@@ -2607,7 +3331,7 @@
           <w:delText xml:space="preserve">)</w:delText>
         </w:r>
       </w:del>
-      <w:ins w:id="1062" w:author="Assessor GDSXSR" w:date="2026-10-29T21:18:31Z">
+      <w:ins w:id="1110" w:author="Assessor GDSXSR" w:date="2026-10-30T19:46:32Z">
         <w:r>
           <w:rPr>
             <w:rFonts w:ascii="Arial" w:eastAsia="Arial" w:hAnsi="Arial" w:cs="Arial"/>
@@ -2628,7 +3352,7 @@
         </w:rPr>
         <w:t xml:space="preserve">. Fátima Rafael, 7ª Turma Cível, j.</w:t>
       </w:r>
-      <w:del w:id="1063" w:author="Assessor GDSXSR" w:date="2026-10-29T21:18:31Z">
+      <w:del w:id="1111" w:author="Assessor GDSXSR" w:date="2026-10-30T19:46:32Z">
         <w:r>
           <w:rPr>
             <w:rFonts w:ascii="Arial" w:eastAsia="Arial" w:hAnsi="Arial" w:cs="Arial"/>
@@ -2647,7 +3371,7 @@
           <w:delText xml:space="preserve"> </w:delText>
         </w:r>
       </w:del>
-      <w:ins w:id="1064" w:author="Assessor GDSXSR" w:date="2026-10-29T21:18:31Z">
+      <w:ins w:id="1112" w:author="Assessor GDSXSR" w:date="2026-10-30T19:46:32Z">
         <w:r>
           <w:rPr>
             <w:rFonts w:ascii="Arial" w:eastAsia="Arial" w:hAnsi="Arial" w:cs="Arial"/>
@@ -2667,7 +3391,7 @@
         </w:rPr>
         <w:t xml:space="preserve">26/08/2026, DJe</w:t>
       </w:r>
-      <w:del w:id="1065" w:author="Assessor GDSXSR" w:date="2026-10-29T21:18:31Z">
+      <w:del w:id="1113" w:author="Assessor GDSXSR" w:date="2026-10-30T19:46:32Z">
         <w:r>
           <w:rPr>
             <w:rFonts w:ascii="Arial" w:eastAsia="Arial" w:hAnsi="Arial" w:cs="Arial"/>
@@ -3742,7 +4466,7 @@
         </w:rPr>
         <w:t xml:space="preserve">É o relatório</w:t>
       </w:r>
-      <w:del w:id="1066" w:author="Assessor GDSXSR" w:date="2026-10-29T21:18:31Z">
+      <w:del w:id="1114" w:author="Assessor GDSXSR" w:date="2026-10-30T19:46:32Z">
         <w:r>
           <w:rPr>
             <w:rFonts w:ascii="Arial" w:eastAsia="Arial" w:hAnsi="Arial" w:cs="Arial"/>
@@ -3762,7 +4486,7 @@
         </w:rPr>
         <w:t xml:space="preserve">.</w:t>
       </w:r>
-      <w:del w:id="1067" w:author="Assessor GDSXSR" w:date="2026-10-29T21:18:31Z">
+      <w:del w:id="1115" w:author="Assessor GDSXSR" w:date="2026-10-30T19:46:32Z">
         <w:r>
           <w:rPr>
             <w:rFonts w:ascii="Arial" w:eastAsia="Arial" w:hAnsi="Arial" w:cs="Arial"/>
@@ -3782,7 +4506,7 @@
           <w:delText xml:space="preserve"> </w:delText>
         </w:r>
       </w:del>
-      <w:ins w:id="1068" w:author="Assessor GDSXSR" w:date="2026-10-29T21:18:31Z">
+      <w:ins w:id="1116" w:author="Assessor GDSXSR" w:date="2026-10-30T19:46:32Z">
         <w:r>
           <w:rPr>
             <w:rFonts w:ascii="Arial" w:eastAsia="Arial" w:hAnsi="Arial" w:cs="Arial"/>
@@ -3853,7 +4577,7 @@
         </w:rPr>
         <w:t xml:space="preserve">)</w:t>
       </w:r>
-      <w:ins w:id="1069" w:author="Assessor GDSXSR" w:date="2026-10-29T21:18:31Z">
+      <w:ins w:id="1117" w:author="Assessor GDSXSR" w:date="2026-10-30T19:46:32Z">
         <w:r>
           <w:rPr>
             <w:rFonts w:ascii="Arial" w:hAnsi="Arial" w:cs="Arial"/>
@@ -3899,7 +4623,7 @@
         </w:rPr>
         <w:t xml:space="preserve">A </w:t>
       </w:r>
-      <w:del w:id="1070" w:author="Assessor GDSXSR" w:date="2026-10-29T21:18:31Z">
+      <w:del w:id="1118" w:author="Assessor GDSXSR" w:date="2026-10-30T19:46:32Z">
         <w:r>
           <w:rPr>
             <w:rFonts w:ascii="Arial" w:hAnsi="Arial" w:cs="Arial"/>
@@ -3917,7 +4641,7 @@
           <w:delText xml:space="preserve">ª</w:delText>
         </w:r>
       </w:del>
-      <w:ins w:id="1071" w:author="Assessor GDSXSR" w:date="2026-10-29T21:18:31Z">
+      <w:ins w:id="1119" w:author="Assessor GDSXSR" w:date="2026-10-30T19:46:32Z">
         <w:r>
           <w:rPr>
             <w:rFonts w:ascii="Arial" w:hAnsi="Arial" w:cs="Arial"/>
@@ -4113,7 +4837,7 @@
         </w:rPr>
         <w:t xml:space="preserve">exigibilidade por ser beneficiária da justiça gratuita, que ora defiro. Anote-se.</w:t>
       </w:r>
-      <w:ins w:id="1072" w:author="Assessor GDSXSR" w:date="2026-10-29T21:18:31Z">
+      <w:ins w:id="1120" w:author="Assessor GDSXSR" w:date="2026-10-30T19:46:32Z">
         <w:r>
           <w:rPr>
             <w:rFonts w:ascii="Arial" w:eastAsia="Arial" w:hAnsi="Arial" w:cs="Arial"/>
@@ -4136,7 +4860,7 @@
         </w:rPr>
         <w:t xml:space="preserve"> </w:t>
       </w:r>
-      <w:ins w:id="1073" w:author="Assessor GDSXSR" w:date="2026-10-29T21:18:31Z">
+      <w:ins w:id="1121" w:author="Assessor GDSXSR" w:date="2026-10-30T19:46:32Z">
         <w:r>
           <w:rPr>
             <w:rFonts w:ascii="Arial" w:eastAsia="Arial" w:hAnsi="Arial" w:cs="Arial"/>
@@ -4164,7 +4888,7 @@
         <w:ind w:left="2268" w:firstLine="1134"/>
         <w:jc w:val="both"/>
         <w:rPr>
-          <w:del w:id="1077" w:author="Assessor GDSXSR" w:date="2026-10-29T21:18:31Z"/>
+          <w:del w:id="1125" w:author="Assessor GDSXSR" w:date="2026-10-30T19:46:32Z"/>
           <w:rFonts w:ascii="Arial" w:hAnsi="Arial" w:cs="Arial"/>
           <w:i/>
           <w:iCs/>
@@ -4172,7 +4896,7 @@
           <w:szCs w:val="26"/>
         </w:rPr>
       </w:pPr>
-      <w:del w:id="1074" w:author="Assessor GDSXSR" w:date="2026-10-29T21:18:31Z">
+      <w:del w:id="1122" w:author="Assessor GDSXSR" w:date="2026-10-30T19:46:32Z">
         <w:r>
           <w:rPr>
             <w:rFonts w:ascii="Arial" w:eastAsia="Arial" w:hAnsi="Arial" w:cs="Arial"/>
@@ -4184,7 +4908,7 @@
           <w:delText>Ficam advertidas as partes, desde já, que a oposição de embargos de declaração manifestamente protelatórios, em especial os que visem unicamente a reanálise de provas e/ou o rejulgamento da causa e/ou arbitramento de honorários e/ou danos morais, será alvo de sanção, na forma do art. 1.026, § 2º do mesmo diploma, na esteira dos precedentes do Eg. TJDFT (Acórdãos 1165374, 1164817, 1159367, entre outros), haja vista o dever de cooperação e lealdade imposto a todos os atores processuais pelo art. 6º do CPC</w:delText>
         </w:r>
       </w:del>
-      <w:del w:id="1075" w:author="Assessor GDSXSR" w:date="2026-10-29T21:18:31Z">
+      <w:del w:id="1123" w:author="Assessor GDSXSR" w:date="2026-10-30T19:46:32Z">
         <w:r>
           <w:rPr>
             <w:rFonts w:ascii="Arial" w:hAnsi="Arial" w:cs="Arial"/>
@@ -4196,7 +4920,7 @@
           <w:delText>”</w:delText>
         </w:r>
       </w:del>
-      <w:del w:id="1076" w:author="Assessor GDSXSR" w:date="2026-10-29T21:18:31Z">
+      <w:del w:id="1124" w:author="Assessor GDSXSR" w:date="2026-10-30T19:46:32Z">
         <w:r>
           <w:rPr>
             <w:rFonts w:ascii="Arial" w:hAnsi="Arial" w:cs="Arial"/>
@@ -4404,7 +5128,7 @@
         </w:rPr>
         <w:t xml:space="preserve"> a contratação </w:t>
       </w:r>
-      <w:del w:id="1078" w:author="Assessor GDSXSR" w:date="2026-10-29T21:18:31Z">
+      <w:del w:id="1126" w:author="Assessor GDSXSR" w:date="2026-10-30T19:46:32Z">
         <w:r>
           <w:rPr>
             <w:rFonts w:ascii="Arial" w:eastAsia="Arial" w:hAnsi="Arial" w:cs="Arial"/>
@@ -4414,7 +5138,7 @@
           <w:delText xml:space="preserve">sequer</w:delText>
         </w:r>
       </w:del>
-      <w:ins w:id="1079" w:author="Assessor GDSXSR" w:date="2026-10-29T21:18:31Z">
+      <w:ins w:id="1127" w:author="Assessor GDSXSR" w:date="2026-10-30T19:46:32Z">
         <w:r>
           <w:rPr>
             <w:rFonts w:ascii="Arial" w:eastAsia="Arial" w:hAnsi="Arial" w:cs="Arial"/>
@@ -5289,7 +6013,7 @@
         <w:spacing w:after="0" w:line="360" w:lineRule="auto"/>
         <w:jc w:val="center"/>
         <w:rPr>
-          <w:ins w:id="1080" w:author="Assessor GDSXSR" w:date="2026-10-29T21:18:31Z"/>
+          <w:ins w:id="1128" w:author="Assessor GDSXSR" w:date="2026-10-30T19:46:32Z"/>
           <w:rFonts w:ascii="Arial" w:hAnsi="Arial" w:cs="Arial"/>
           <w:b/>
           <w:bCs/>
@@ -5403,7 +6127,7 @@
         <w:spacing w:after="0" w:line="360" w:lineRule="auto"/>
         <w:jc w:val="center"/>
         <w:rPr>
-          <w:ins w:id="1081" w:author="Assessor GDSXSR" w:date="2026-10-29T21:18:31Z"/>
+          <w:ins w:id="1129" w:author="Assessor GDSXSR" w:date="2026-10-30T19:46:32Z"/>
           <w:rFonts w:ascii="Arial" w:hAnsi="Arial" w:cs="Arial"/>
           <w:b/>
           <w:bCs/>
@@ -5427,7 +6151,7 @@
           <w:szCs w:val="28"/>
         </w:rPr>
       </w:pPr>
-      <w:ins w:id="1082" w:author="Assessor GDSXSR" w:date="2026-10-29T21:18:31Z">
+      <w:ins w:id="1130" w:author="Assessor GDSXSR" w:date="2026-10-30T19:46:32Z">
         <w:commentRangeStart w:id="10"/>
         <w:r>
           <w:rPr>
@@ -5480,7 +6204,7 @@
           <w:sz w:val="28"/>
           <w:szCs w:val="28"/>
           <w:highlight w:val="yellow"/>
-          <w:rPrChange w:id="1086" w:author="Assessor GDSXSR" w:date="2026-10-29T21:18:31Z">
+          <w:rPrChange w:id="1134" w:author="Assessor GDSXSR" w:date="2026-10-30T19:46:32Z">
             <w:rPr>
               <w:rFonts w:ascii="Arial" w:hAnsi="Arial" w:cs="Arial"/>
               <w:sz w:val="28"/>
@@ -5490,7 +6214,7 @@
         </w:rPr>
         <w:t xml:space="preserve">DA </w:t>
       </w:r>
-      <w:del w:id="1087" w:author="Assessor GDSXSR" w:date="2026-10-29T21:18:31Z">
+      <w:del w:id="1135" w:author="Assessor GDSXSR" w:date="2026-10-30T19:46:32Z">
         <w:r>
           <w:rPr>
             <w:rFonts w:ascii="Arial" w:hAnsi="Arial" w:cs="Arial"/>
@@ -5501,7 +6225,7 @@
           <w:delText xml:space="preserve">COMPROVAÇÃO</w:delText>
         </w:r>
       </w:del>
-      <w:ins w:id="1088" w:author="Assessor GDSXSR" w:date="2026-10-29T21:18:31Z">
+      <w:ins w:id="1136" w:author="Assessor GDSXSR" w:date="2026-10-30T19:46:32Z">
         <w:r>
           <w:rPr>
             <w:rFonts w:ascii="Arial" w:hAnsi="Arial" w:cs="Arial"/>
@@ -5519,7 +6243,7 @@
           <w:sz w:val="28"/>
           <w:szCs w:val="28"/>
           <w:highlight w:val="yellow"/>
-          <w:rPrChange w:id="1089" w:author="Assessor GDSXSR" w:date="2026-10-29T21:18:31Z">
+          <w:rPrChange w:id="1137" w:author="Assessor GDSXSR" w:date="2026-10-30T19:46:32Z">
             <w:rPr>
               <w:rFonts w:ascii="Arial" w:hAnsi="Arial" w:cs="Arial"/>
               <w:sz w:val="28"/>
@@ -5529,7 +6253,7 @@
         </w:rPr>
         <w:t xml:space="preserve"> DA </w:t>
       </w:r>
-      <w:del w:id="1090" w:author="Assessor GDSXSR" w:date="2026-10-29T21:18:31Z">
+      <w:del w:id="1138" w:author="Assessor GDSXSR" w:date="2026-10-30T19:46:32Z">
         <w:r>
           <w:rPr>
             <w:rFonts w:ascii="Arial" w:hAnsi="Arial" w:cs="Arial"/>
@@ -5540,7 +6264,7 @@
           <w:delText xml:space="preserve">RELAÇÃO JURÍDICA</w:delText>
         </w:r>
       </w:del>
-      <w:ins w:id="1091" w:author="Assessor GDSXSR" w:date="2026-10-29T21:18:31Z">
+      <w:ins w:id="1139" w:author="Assessor GDSXSR" w:date="2026-10-30T19:46:32Z">
         <w:r>
           <w:rPr>
             <w:rFonts w:ascii="Arial" w:hAnsi="Arial" w:cs="Arial"/>
@@ -5558,7 +6282,7 @@
           <w:sz w:val="28"/>
           <w:szCs w:val="28"/>
           <w:highlight w:val="yellow"/>
-          <w:rPrChange w:id="1092" w:author="Assessor GDSXSR" w:date="2026-10-29T21:18:31Z">
+          <w:rPrChange w:id="1140" w:author="Assessor GDSXSR" w:date="2026-10-30T19:46:32Z">
             <w:rPr>
               <w:rFonts w:ascii="Arial" w:hAnsi="Arial" w:cs="Arial"/>
               <w:sz w:val="28"/>
@@ -5568,7 +6292,7 @@
         </w:rPr>
         <w:t xml:space="preserve"> E</w:t>
       </w:r>
-      <w:del w:id="1093" w:author="Assessor GDSXSR" w:date="2026-10-29T21:18:31Z">
+      <w:del w:id="1141" w:author="Assessor GDSXSR" w:date="2026-10-30T19:46:32Z">
         <w:r>
           <w:rPr>
             <w:rFonts w:ascii="Arial" w:hAnsi="Arial" w:cs="Arial"/>
@@ -5585,7 +6309,7 @@
           <w:sz w:val="28"/>
           <w:szCs w:val="28"/>
           <w:highlight w:val="yellow"/>
-          <w:rPrChange w:id="1094" w:author="Assessor GDSXSR" w:date="2026-10-29T21:18:31Z">
+          <w:rPrChange w:id="1142" w:author="Assessor GDSXSR" w:date="2026-10-30T19:46:32Z">
             <w:rPr>
               <w:rFonts w:ascii="Arial" w:hAnsi="Arial" w:cs="Arial"/>
               <w:sz w:val="28"/>
@@ -5601,7 +6325,7 @@
           <w:sz w:val="28"/>
           <w:szCs w:val="28"/>
           <w:highlight w:val="yellow"/>
-          <w:rPrChange w:id="1095" w:author="Assessor GDSXSR" w:date="2026-10-29T21:18:31Z">
+          <w:rPrChange w:id="1143" w:author="Assessor GDSXSR" w:date="2026-10-30T19:46:32Z">
             <w:rPr>
               <w:rFonts w:ascii="Arial" w:hAnsi="Arial" w:cs="Arial"/>
               <w:sz w:val="28"/>
@@ -5611,7 +6335,7 @@
         </w:rPr>
         <w:t xml:space="preserve">A CESSÃO DE CRÉDITO</w:t>
       </w:r>
-      <w:ins w:id="1096" w:author="Assessor GDSXSR" w:date="2026-10-29T21:18:31Z">
+      <w:ins w:id="1144" w:author="Assessor GDSXSR" w:date="2026-10-30T19:46:32Z">
         <w:r>
           <w:rPr>
             <w:rFonts w:ascii="Arial" w:hAnsi="Arial" w:cs="Arial"/>
@@ -5669,7 +6393,7 @@
         </w:rPr>
         <w:t xml:space="preserve"> </w:t>
       </w:r>
-      <w:ins w:id="1097" w:author="Assessor GDSXSR" w:date="2026-10-29T21:18:31Z">
+      <w:ins w:id="1145" w:author="Assessor GDSXSR" w:date="2026-10-30T19:46:32Z">
         <w:r>
           <w:rPr>
             <w:rFonts w:ascii="Arial" w:eastAsia="Arial" w:hAnsi="Arial" w:cs="Arial"/>
@@ -5726,14 +6450,131 @@
         </w:rPr>
         <w:t xml:space="preserve"> </w:t>
       </w:r>
-      <w:r>
-        <w:rPr>
-          <w:rFonts w:ascii="Arial" w:eastAsia="Arial" w:hAnsi="Arial" w:cs="Arial"/>
-          <w:sz w:val="28"/>
-          <w:szCs w:val="28"/>
-        </w:rPr>
-        <w:t xml:space="preserve">incidem as normas do Código de Defesa do Consumidor, com a consequente distribuição do ônus probatório em favor da consumidora; </w:t>
-      </w:r>
+      <w:del w:id="1146" w:author="Assessor GDSXSR" w:date="2026-10-30T19:46:32Z">
+        <w:r>
+          <w:rPr>
+            <w:rFonts w:ascii="Arial" w:eastAsia="Arial" w:hAnsi="Arial" w:cs="Arial"/>
+            <w:sz w:val="28"/>
+            <w:szCs w:val="28"/>
+          </w:rPr>
+          <w:delText xml:space="preserve">incidem as normas do Código de Defesa do Consumidor, </w:delText>
+        </w:r>
+      </w:del>
+      <w:r>
+        <w:rPr>
+          <w:rFonts w:ascii="Arial" w:eastAsia="Arial" w:hAnsi="Arial" w:cs="Arial"/>
+          <w:sz w:val="28"/>
+          <w:szCs w:val="28"/>
+        </w:rPr>
+        <w:t xml:space="preserve">com</w:t>
+      </w:r>
+      <w:del w:id="1147" w:author="Assessor GDSXSR" w:date="2026-10-30T19:46:32Z">
+        <w:r>
+          <w:rPr>
+            <w:rFonts w:ascii="Arial" w:eastAsia="Arial" w:hAnsi="Arial" w:cs="Arial"/>
+            <w:sz w:val="28"/>
+            <w:szCs w:val="28"/>
+          </w:rPr>
+          <w:delText xml:space="preserve"> a consequente distribuição do ônus probatório em favor da consumidora; </w:delText>
+        </w:r>
+        <w:r>
+          <w:rPr>
+            <w:rFonts w:ascii="Arial" w:eastAsia="Arial" w:hAnsi="Arial" w:cs="Arial"/>
+            <w:b/>
+            <w:bCs/>
+            <w:sz w:val="28"/>
+            <w:szCs w:val="28"/>
+          </w:rPr>
+          <w:delText xml:space="preserve">2)</w:delText>
+        </w:r>
+        <w:r>
+          <w:rPr>
+            <w:rFonts w:ascii="Arial" w:eastAsia="Arial" w:hAnsi="Arial" w:cs="Arial"/>
+            <w:sz w:val="28"/>
+            <w:szCs w:val="28"/>
+          </w:rPr>
+          <w:delText xml:space="preserve"> após</w:delText>
+        </w:r>
+      </w:del>
+      <w:r>
+        <w:rPr>
+          <w:rFonts w:ascii="Arial" w:eastAsia="Arial" w:hAnsi="Arial" w:cs="Arial"/>
+          <w:sz w:val="28"/>
+          <w:szCs w:val="28"/>
+        </w:rPr>
+        <w:t xml:space="preserve"> a impugnação da contratação, incumbia ao apelado comprovar a origem e a regularidade do débito</w:t>
+      </w:r>
+      <w:del w:id="1148" w:author="Assessor GDSXSR" w:date="2026-10-30T19:46:32Z">
+        <w:r>
+          <w:rPr>
+            <w:rFonts w:ascii="Arial" w:eastAsia="Arial" w:hAnsi="Arial" w:cs="Arial"/>
+            <w:sz w:val="28"/>
+            <w:szCs w:val="28"/>
+          </w:rPr>
+          <w:delText xml:space="preserve"> mediante documentação idônea</w:delText>
+        </w:r>
+      </w:del>
+      <w:r>
+        <w:rPr>
+          <w:rFonts w:ascii="Arial" w:eastAsia="Arial" w:hAnsi="Arial" w:cs="Arial"/>
+          <w:sz w:val="28"/>
+          <w:szCs w:val="28"/>
+        </w:rPr>
+        <w:t xml:space="preserve">, não </w:t>
+      </w:r>
+      <w:del w:id="1149" w:author="Assessor GDSXSR" w:date="2026-10-30T19:46:32Z">
+        <w:r>
+          <w:rPr>
+            <w:rFonts w:ascii="Arial" w:eastAsia="Arial" w:hAnsi="Arial" w:cs="Arial"/>
+            <w:sz w:val="28"/>
+            <w:szCs w:val="28"/>
+          </w:rPr>
+          <w:delText xml:space="preserve">sendo suficientes</w:delText>
+        </w:r>
+      </w:del>
+      <w:ins w:id="1150" w:author="Assessor GDSXSR" w:date="2026-10-30T19:46:32Z">
+        <w:r>
+          <w:rPr>
+            <w:rFonts w:ascii="Arial" w:eastAsia="Arial" w:hAnsi="Arial" w:cs="Arial"/>
+            <w:color w:val="808080"/>
+            <w:sz w:val="28"/>
+            <w:szCs w:val="28"/>
+          </w:rPr>
+          <w:t xml:space="preserve">bastando</w:t>
+        </w:r>
+      </w:ins>
+      <w:r>
+        <w:rPr>
+          <w:rFonts w:ascii="Arial" w:eastAsia="Arial" w:hAnsi="Arial" w:cs="Arial"/>
+          <w:sz w:val="28"/>
+          <w:szCs w:val="28"/>
+        </w:rPr>
+        <w:t xml:space="preserve"> telas sistêmicas, registros unilaterais ou instrumentos de cessão de crédito; </w:t>
+      </w:r>
+      <w:del w:id="1151" w:author="Assessor GDSXSR" w:date="2026-10-30T19:46:32Z">
+        <w:r>
+          <w:rPr>
+            <w:rFonts w:ascii="Arial" w:eastAsia="Arial" w:hAnsi="Arial" w:cs="Arial"/>
+            <w:b/>
+            <w:bCs/>
+            <w:sz w:val="28"/>
+            <w:szCs w:val="28"/>
+          </w:rPr>
+          <w:delText xml:space="preserve">3</w:delText>
+        </w:r>
+      </w:del>
+      <w:ins w:id="1152" w:author="Assessor GDSXSR" w:date="2026-10-30T19:46:32Z">
+        <w:r>
+          <w:rPr>
+            <w:rFonts w:ascii="Arial" w:eastAsia="Arial" w:hAnsi="Arial" w:cs="Arial"/>
+            <w:b/>
+            <w:color w:val="808080"/>
+            <w:sz w:val="28"/>
+            <w:szCs w:val="28"/>
+          </w:rPr>
+          <w:t xml:space="preserve">2</w:t>
+        </w:r>
+      </w:ins>
       <w:r>
         <w:rPr>
           <w:rFonts w:ascii="Arial" w:eastAsia="Arial" w:hAnsi="Arial" w:cs="Arial"/>
@@ -5742,16 +6583,84 @@
           <w:sz w:val="28"/>
           <w:szCs w:val="28"/>
         </w:rPr>
-        <w:t xml:space="preserve">2)</w:t>
-      </w:r>
-      <w:r>
-        <w:rPr>
-          <w:rFonts w:ascii="Arial" w:eastAsia="Arial" w:hAnsi="Arial" w:cs="Arial"/>
-          <w:sz w:val="28"/>
-          <w:szCs w:val="28"/>
-        </w:rPr>
-        <w:t xml:space="preserve"> após a impugnação da contratação, incumbia ao apelado comprovar a origem e a regularidade do débito mediante documentação idônea, não sendo suficientes telas sistêmicas, registros unilaterais ou instrumentos de cessão de crédito; </w:t>
-      </w:r>
+        <w:t xml:space="preserve">)</w:t>
+      </w:r>
+      <w:r>
+        <w:rPr>
+          <w:rFonts w:ascii="Arial" w:eastAsia="Arial" w:hAnsi="Arial" w:cs="Arial"/>
+          <w:sz w:val="28"/>
+          <w:szCs w:val="28"/>
+        </w:rPr>
+        <w:t xml:space="preserve"> a cessão</w:t>
+      </w:r>
+      <w:del w:id="1153" w:author="Assessor GDSXSR" w:date="2026-10-30T19:46:32Z">
+        <w:r>
+          <w:rPr>
+            <w:rFonts w:ascii="Arial" w:eastAsia="Arial" w:hAnsi="Arial" w:cs="Arial"/>
+            <w:sz w:val="28"/>
+            <w:szCs w:val="28"/>
+          </w:rPr>
+          <w:delText xml:space="preserve"> do crédito</w:delText>
+        </w:r>
+      </w:del>
+      <w:r>
+        <w:rPr>
+          <w:rFonts w:ascii="Arial" w:eastAsia="Arial" w:hAnsi="Arial" w:cs="Arial"/>
+          <w:sz w:val="28"/>
+          <w:szCs w:val="28"/>
+        </w:rPr>
+        <w:t xml:space="preserve"> não supre a ausência de prova da contratação originária</w:t>
+      </w:r>
+      <w:del w:id="1154" w:author="Assessor GDSXSR" w:date="2026-10-30T19:46:32Z">
+        <w:r>
+          <w:rPr>
+            <w:rFonts w:ascii="Arial" w:eastAsia="Arial" w:hAnsi="Arial" w:cs="Arial"/>
+            <w:sz w:val="28"/>
+            <w:szCs w:val="28"/>
+          </w:rPr>
+          <w:delText xml:space="preserve">, cabendo à cessionária demonstrar a existência, a titularidade e a exigibilidade da obrigação</w:delText>
+        </w:r>
+      </w:del>
+      <w:r>
+        <w:rPr>
+          <w:rFonts w:ascii="Arial" w:eastAsia="Arial" w:hAnsi="Arial" w:cs="Arial"/>
+          <w:sz w:val="28"/>
+          <w:szCs w:val="28"/>
+        </w:rPr>
+        <w:t xml:space="preserve">; e</w:t>
+      </w:r>
+      <w:r>
+        <w:rPr>
+          <w:rFonts w:ascii="Arial" w:eastAsia="Arial" w:hAnsi="Arial" w:cs="Arial"/>
+          <w:sz w:val="28"/>
+          <w:szCs w:val="28"/>
+        </w:rPr>
+        <w:t xml:space="preserve"> </w:t>
+      </w:r>
+      <w:del w:id="1155" w:author="Assessor GDSXSR" w:date="2026-10-30T19:46:32Z">
+        <w:r>
+          <w:rPr>
+            <w:rFonts w:ascii="Arial" w:eastAsia="Arial" w:hAnsi="Arial" w:cs="Arial"/>
+            <w:b/>
+            <w:bCs/>
+            <w:sz w:val="28"/>
+            <w:szCs w:val="28"/>
+          </w:rPr>
+          <w:delText xml:space="preserve">4</w:delText>
+        </w:r>
+      </w:del>
+      <w:ins w:id="1156" w:author="Assessor GDSXSR" w:date="2026-10-30T19:46:32Z">
+        <w:r>
+          <w:rPr>
+            <w:rFonts w:ascii="Arial" w:eastAsia="Arial" w:hAnsi="Arial" w:cs="Arial"/>
+            <w:b/>
+            <w:color w:val="808080"/>
+            <w:sz w:val="28"/>
+            <w:szCs w:val="28"/>
+          </w:rPr>
+          <w:t xml:space="preserve">3</w:t>
+        </w:r>
+      </w:ins>
       <w:r>
         <w:rPr>
           <w:rFonts w:ascii="Arial" w:eastAsia="Arial" w:hAnsi="Arial" w:cs="Arial"/>
@@ -5760,33 +6669,7 @@
           <w:sz w:val="28"/>
           <w:szCs w:val="28"/>
         </w:rPr>
-        <w:t xml:space="preserve">3)</w:t>
-      </w:r>
-      <w:r>
-        <w:rPr>
-          <w:rFonts w:ascii="Arial" w:eastAsia="Arial" w:hAnsi="Arial" w:cs="Arial"/>
-          <w:sz w:val="28"/>
-          <w:szCs w:val="28"/>
-        </w:rPr>
-        <w:t xml:space="preserve"> a cessão do crédito não supre a ausência de prova da contratação originária, cabendo à cessionária demonstrar a existência, a titularidade e a exigibilidade da obrigação; e</w:t>
-      </w:r>
-      <w:r>
-        <w:rPr>
-          <w:rFonts w:ascii="Arial" w:eastAsia="Arial" w:hAnsi="Arial" w:cs="Arial"/>
-          <w:sz w:val="28"/>
-          <w:szCs w:val="28"/>
-        </w:rPr>
-        <w:t xml:space="preserve"> </w:t>
-      </w:r>
-      <w:r>
-        <w:rPr>
-          <w:rFonts w:ascii="Arial" w:eastAsia="Arial" w:hAnsi="Arial" w:cs="Arial"/>
-          <w:b/>
-          <w:bCs/>
-          <w:sz w:val="28"/>
-          <w:szCs w:val="28"/>
-        </w:rPr>
-        <w:t xml:space="preserve">4)</w:t>
+        <w:t xml:space="preserve">)</w:t>
       </w:r>
       <w:r>
         <w:rPr>
@@ -5852,7 +6735,7 @@
           <w:sz w:val="28"/>
           <w:szCs w:val="28"/>
           <w:highlight w:val="yellow"/>
-          <w:rPrChange w:id="1098" w:author="Assessor GDSXSR" w:date="2026-10-29T21:18:31Z">
+          <w:rPrChange w:id="1157" w:author="Assessor GDSXSR" w:date="2026-10-30T19:46:32Z">
             <w:rPr>
               <w:rFonts w:ascii="Arial" w:eastAsia="Arial" w:hAnsi="Arial" w:cs="Arial"/>
               <w:sz w:val="28"/>
@@ -5893,9 +6776,67 @@
           <w:sz w:val="28"/>
           <w:szCs w:val="28"/>
         </w:rPr>
-        <w:t xml:space="preserve">A relação jurídica submete-se ao Código de Defesa do Consumidor, mas a inversão do ônus da prova </w:t>
-      </w:r>
-      <w:del w:id="1099" w:author="Assessor GDSXSR" w:date="2026-10-29T21:18:31Z">
+        <w:t xml:space="preserve">A relação jurídica </w:t>
+      </w:r>
+      <w:del w:id="1158" w:author="Assessor GDSXSR" w:date="2026-10-30T19:46:32Z">
+        <w:r>
+          <w:rPr>
+            <w:rFonts w:ascii="Arial" w:eastAsia="Arial" w:hAnsi="Arial" w:cs="Arial"/>
+            <w:sz w:val="28"/>
+            <w:szCs w:val="28"/>
+          </w:rPr>
+          <w:delText xml:space="preserve">submete-se ao Código</w:delText>
+        </w:r>
+      </w:del>
+      <w:ins w:id="1159" w:author="Assessor GDSXSR" w:date="2026-10-30T19:46:32Z">
+        <w:r>
+          <w:rPr>
+            <w:rFonts w:ascii="Arial" w:eastAsia="Arial" w:hAnsi="Arial" w:cs="Arial"/>
+            <w:color w:val="808080"/>
+            <w:sz w:val="28"/>
+            <w:szCs w:val="28"/>
+          </w:rPr>
+          <w:t xml:space="preserve">é</w:t>
+        </w:r>
+      </w:ins>
+      <w:r>
+        <w:rPr>
+          <w:rFonts w:ascii="Arial" w:eastAsia="Arial" w:hAnsi="Arial" w:cs="Arial"/>
+          <w:sz w:val="28"/>
+          <w:szCs w:val="28"/>
+        </w:rPr>
+        <w:t xml:space="preserve"> de </w:t>
+      </w:r>
+      <w:del w:id="1160" w:author="Assessor GDSXSR" w:date="2026-10-30T19:46:32Z">
+        <w:r>
+          <w:rPr>
+            <w:rFonts w:ascii="Arial" w:eastAsia="Arial" w:hAnsi="Arial" w:cs="Arial"/>
+            <w:sz w:val="28"/>
+            <w:szCs w:val="28"/>
+          </w:rPr>
+          <w:delText xml:space="preserve">Defesa do Consumidor</w:delText>
+        </w:r>
+      </w:del>
+      <w:ins w:id="1161" w:author="Assessor GDSXSR" w:date="2026-10-30T19:46:32Z">
+        <w:r>
+          <w:rPr>
+            <w:rFonts w:ascii="Arial" w:eastAsia="Arial" w:hAnsi="Arial" w:cs="Arial"/>
+            <w:color w:val="808080"/>
+            <w:sz w:val="28"/>
+            <w:szCs w:val="28"/>
+          </w:rPr>
+          <w:t xml:space="preserve">consumo</w:t>
+        </w:r>
+      </w:ins>
+      <w:r>
+        <w:rPr>
+          <w:rFonts w:ascii="Arial" w:eastAsia="Arial" w:hAnsi="Arial" w:cs="Arial"/>
+          <w:sz w:val="28"/>
+          <w:szCs w:val="28"/>
+        </w:rPr>
+        <w:t xml:space="preserve">, mas a inversão do ônus da prova </w:t>
+      </w:r>
+      <w:del w:id="1162" w:author="Assessor GDSXSR" w:date="2026-10-30T19:46:32Z">
         <w:r>
           <w:rPr>
             <w:rFonts w:ascii="Arial" w:eastAsia="Arial" w:hAnsi="Arial" w:cs="Arial"/>
@@ -5929,7 +6870,7 @@
         </w:rPr>
         <w:t xml:space="preserve">não é automática</w:t>
       </w:r>
-      <w:ins w:id="1100" w:author="Assessor GDSXSR" w:date="2026-10-29T21:18:31Z">
+      <w:ins w:id="1163" w:author="Assessor GDSXSR" w:date="2026-10-30T19:46:32Z">
         <w:r>
           <w:rPr>
             <w:rFonts w:ascii="Arial" w:eastAsia="Arial" w:hAnsi="Arial" w:cs="Arial"/>
@@ -5937,7 +6878,7 @@
             <w:sz w:val="28"/>
             <w:szCs w:val="28"/>
           </w:rPr>
-          <w:t xml:space="preserve"> (CDC 6º VIII)</w:t>
+          <w:t xml:space="preserve"> e foi corretamente afastada, porque a controvérsia é documental e a prova já estava nos autos (CDC 6º VIII)</w:t>
         </w:r>
       </w:ins>
       <w:r>
@@ -5955,7 +6896,7 @@
         </w:rPr>
         <w:commentReference w:id="13"/>
       </w:r>
-      <w:del w:id="1101" w:author="Assessor GDSXSR" w:date="2026-10-29T21:18:31Z">
+      <w:del w:id="1164" w:author="Assessor GDSXSR" w:date="2026-10-30T19:46:32Z">
         <w:r>
           <w:rPr>
             <w:rFonts w:ascii="Arial" w:eastAsia="Arial" w:hAnsi="Arial" w:cs="Arial"/>
@@ -5983,19 +6924,19 @@
         <w:spacing w:after="0" w:line="360" w:lineRule="auto"/>
         <w:ind w:firstLine="2268"/>
         <w:jc w:val="both"/>
-        <w:rPr>
-          <w:ins w:id="1112" w:author="Assessor GDSXSR" w:date="2026-10-29T21:18:31Z"/>
-        </w:rPr>
-      </w:pPr>
-      <w:r>
-        <w:rPr>
-          <w:rFonts w:ascii="Arial" w:eastAsia="Arial" w:hAnsi="Arial" w:cs="Arial"/>
-          <w:sz w:val="28"/>
-          <w:szCs w:val="28"/>
-        </w:rPr>
-        <w:t xml:space="preserve">No caso,</w:t>
-      </w:r>
-      <w:ins w:id="1104" w:author="Assessor GDSXSR" w:date="2026-10-29T21:18:31Z">
+      </w:pPr>
+      <w:del w:id="1167" w:author="Assessor GDSXSR" w:date="2026-10-30T19:46:32Z">
+        <w:r>
+          <w:rPr>
+            <w:rFonts w:ascii="Arial" w:eastAsia="Arial" w:hAnsi="Arial" w:cs="Arial"/>
+            <w:sz w:val="28"/>
+            <w:szCs w:val="28"/>
+          </w:rPr>
+          <w:delText xml:space="preserve">No</w:delText>
+        </w:r>
+      </w:del>
+      <w:ins w:id="1168" w:author="Assessor GDSXSR" w:date="2026-10-30T19:46:32Z">
+        <w:commentRangeStart w:id="14"/>
         <w:r>
           <w:rPr>
             <w:rFonts w:ascii="Arial" w:eastAsia="Arial" w:hAnsi="Arial" w:cs="Arial"/>
@@ -6003,7 +6944,7 @@
             <w:sz w:val="28"/>
             <w:szCs w:val="28"/>
           </w:rPr>
-          <w:t xml:space="preserve"> a inversão</w:t>
+          <w:t xml:space="preserve">De</w:t>
         </w:r>
       </w:ins>
       <w:r>
@@ -6012,37 +6953,19 @@
           <w:sz w:val="28"/>
           <w:szCs w:val="28"/>
         </w:rPr>
-        <w:t xml:space="preserve"> foi corretamente afastada, porque a controvérsia é eminentemente documental e a prova já estava nos autos.</w:t>
-      </w:r>
-      <w:del w:id="1105" w:author="Assessor GDSXSR" w:date="2026-10-29T21:18:31Z">
-        <w:r>
-          <w:rPr>
-            <w:rFonts w:ascii="Arial" w:eastAsia="Arial" w:hAnsi="Arial" w:cs="Arial"/>
-            <w:sz w:val="28"/>
-            <w:szCs w:val="28"/>
-          </w:rPr>
-          <w:delText xml:space="preserve"> Além disso</w:delText>
-        </w:r>
-      </w:del>
-    </w:p>
-    <w:p>
-      <w:pPr>
-        <w:spacing w:after="0" w:line="360" w:lineRule="auto"/>
-        <w:ind w:firstLine="2268"/>
-        <w:jc w:val="both"/>
-        <w:rPr>
-          <w:ins w:id="1113" w:author="Assessor GDSXSR" w:date="2026-10-29T21:18:31Z"/>
-        </w:rPr>
-      </w:pPr>
-    </w:p>
-    <w:p>
-      <w:pPr>
-        <w:spacing w:after="0" w:line="360" w:lineRule="auto"/>
-        <w:ind w:firstLine="2268"/>
-        <w:jc w:val="both"/>
-      </w:pPr>
-      <w:ins w:id="1106" w:author="Assessor GDSXSR" w:date="2026-10-29T21:18:31Z">
-        <w:commentRangeStart w:id="14"/>
+        <w:t xml:space="preserve"> </w:t>
+      </w:r>
+      <w:del w:id="1169" w:author="Assessor GDSXSR" w:date="2026-10-30T19:46:32Z">
+        <w:r>
+          <w:rPr>
+            <w:rFonts w:ascii="Arial" w:eastAsia="Arial" w:hAnsi="Arial" w:cs="Arial"/>
+            <w:sz w:val="28"/>
+            <w:szCs w:val="28"/>
+          </w:rPr>
+          <w:delText xml:space="preserve">caso</w:delText>
+        </w:r>
+      </w:del>
+      <w:ins w:id="1170" w:author="Assessor GDSXSR" w:date="2026-10-30T19:46:32Z">
         <w:r>
           <w:rPr>
             <w:rFonts w:ascii="Arial" w:eastAsia="Arial" w:hAnsi="Arial" w:cs="Arial"/>
@@ -6050,7 +6973,7 @@
             <w:sz w:val="28"/>
             <w:szCs w:val="28"/>
           </w:rPr>
-          <w:t xml:space="preserve">Decerto</w:t>
+          <w:t xml:space="preserve">todo modo</w:t>
         </w:r>
       </w:ins>
       <w:r>
@@ -6059,15 +6982,34 @@
           <w:sz w:val="28"/>
           <w:szCs w:val="28"/>
         </w:rPr>
-        <w:t xml:space="preserve">, </w:t>
-      </w:r>
+        <w:t xml:space="preserve">,</w:t>
+      </w:r>
+      <w:del w:id="1171" w:author="Assessor GDSXSR" w:date="2026-10-30T19:46:32Z">
+        <w:r>
+          <w:rPr>
+            <w:rFonts w:ascii="Arial" w:eastAsia="Arial" w:hAnsi="Arial" w:cs="Arial"/>
+            <w:sz w:val="28"/>
+            <w:szCs w:val="28"/>
+          </w:rPr>
+          <w:delText xml:space="preserve"> foi corretamente afastada, porque a controvérsia é eminentemente documental e a prova já estava nos autos. Além disso, </w:delText>
+        </w:r>
+        <w:r>
+          <w:rPr>
+            <w:rFonts w:ascii="Arial" w:eastAsia="Arial" w:hAnsi="Arial" w:cs="Arial"/>
+            <w:sz w:val="28"/>
+            <w:szCs w:val="28"/>
+            <w:highlight w:val="yellow"/>
+          </w:rPr>
+          <w:delText xml:space="preserve">a inversão não teria efeito prático:</w:delText>
+        </w:r>
+      </w:del>
       <w:r>
         <w:rPr>
           <w:rFonts w:ascii="Arial" w:eastAsia="Arial" w:hAnsi="Arial" w:cs="Arial"/>
           <w:sz w:val="28"/>
           <w:szCs w:val="28"/>
           <w:highlight w:val="yellow"/>
-          <w:rPrChange w:id="1107" w:author="Assessor GDSXSR" w:date="2026-10-29T21:18:31Z">
+          <w:rPrChange w:id="1172" w:author="Assessor GDSXSR" w:date="2026-10-30T19:46:32Z">
             <w:rPr>
               <w:rFonts w:ascii="Arial" w:eastAsia="Arial" w:hAnsi="Arial" w:cs="Arial"/>
               <w:sz w:val="28"/>
@@ -6075,15 +7017,38 @@
             </w:rPr>
           </w:rPrChange>
         </w:rPr>
-        <w:t xml:space="preserve">a inversão não teria efeito prático: negada a contratação, cabia ao apelado comprovar a existência do vínculo e a origem do débito, </w:t>
-      </w:r>
+        <w:t xml:space="preserve"> negada a contratação, cabia ao apelado comprovar </w:t>
+      </w:r>
+      <w:del w:id="1173" w:author="Assessor GDSXSR" w:date="2026-10-30T19:46:32Z">
+        <w:r>
+          <w:rPr>
+            <w:rFonts w:ascii="Arial" w:eastAsia="Arial" w:hAnsi="Arial" w:cs="Arial"/>
+            <w:sz w:val="28"/>
+            <w:szCs w:val="28"/>
+            <w:highlight w:val="yellow"/>
+          </w:rPr>
+          <w:delText xml:space="preserve">a existência do</w:delText>
+        </w:r>
+      </w:del>
+      <w:ins w:id="1174" w:author="Assessor GDSXSR" w:date="2026-10-30T19:46:32Z">
+        <w:r>
+          <w:rPr>
+            <w:rFonts w:ascii="Arial" w:eastAsia="Arial" w:hAnsi="Arial" w:cs="Arial"/>
+            <w:color w:val="808080"/>
+            <w:sz w:val="28"/>
+            <w:szCs w:val="28"/>
+            <w:highlight w:val="yellow"/>
+          </w:rPr>
+          <w:t xml:space="preserve">o</w:t>
+        </w:r>
+      </w:ins>
       <w:r>
         <w:rPr>
           <w:rFonts w:ascii="Arial" w:eastAsia="Arial" w:hAnsi="Arial" w:cs="Arial"/>
           <w:sz w:val="28"/>
           <w:szCs w:val="28"/>
           <w:highlight w:val="yellow"/>
-          <w:rPrChange w:id="1108" w:author="Assessor GDSXSR" w:date="2026-10-29T21:18:31Z">
+          <w:rPrChange w:id="1175" w:author="Assessor GDSXSR" w:date="2026-10-30T19:46:32Z">
             <w:rPr>
               <w:rFonts w:ascii="Arial" w:eastAsia="Arial" w:hAnsi="Arial" w:cs="Arial"/>
               <w:sz w:val="28"/>
@@ -6091,27 +7056,15 @@
             </w:rPr>
           </w:rPrChange>
         </w:rPr>
-        <w:t xml:space="preserve">e desse ônus se desincumbiu por meio da documentação juntada com a contestação</w:t>
-      </w:r>
-      <w:ins w:id="1109" w:author="Assessor GDSXSR" w:date="2026-10-29T21:18:31Z">
-        <w:r>
-          <w:rPr>
-            <w:rFonts w:ascii="Arial" w:eastAsia="Arial" w:hAnsi="Arial" w:cs="Arial"/>
-            <w:color w:val="808080"/>
-            <w:sz w:val="28"/>
-            <w:szCs w:val="28"/>
-            <w:highlight w:val="yellow"/>
-          </w:rPr>
-          <w:t xml:space="preserve"> (CPC 373 II)</w:t>
-        </w:r>
-      </w:ins>
+        <w:t xml:space="preserve"> vínculo e a origem do débito, </w:t>
+      </w:r>
       <w:r>
         <w:rPr>
           <w:rFonts w:ascii="Arial" w:eastAsia="Arial" w:hAnsi="Arial" w:cs="Arial"/>
           <w:sz w:val="28"/>
           <w:szCs w:val="28"/>
           <w:highlight w:val="yellow"/>
-          <w:rPrChange w:id="1110" w:author="Assessor GDSXSR" w:date="2026-10-29T21:18:31Z">
+          <w:rPrChange w:id="1176" w:author="Assessor GDSXSR" w:date="2026-10-30T19:46:32Z">
             <w:rPr>
               <w:rFonts w:ascii="Arial" w:eastAsia="Arial" w:hAnsi="Arial" w:cs="Arial"/>
               <w:sz w:val="28"/>
@@ -6119,294 +7072,27 @@
             </w:rPr>
           </w:rPrChange>
         </w:rPr>
-        <w:t xml:space="preserve">.</w:t>
-      </w:r>
-      <w:commentRangeEnd w:id="14"/>
-      <w:r>
-        <w:rPr>
-          <w:rStyle w:val="CommentReference"/>
-        </w:rPr>
-        <w:commentReference w:id="14"/>
-      </w:r>
-      <w:del w:id="1111" w:author="Assessor GDSXSR" w:date="2026-10-29T21:18:31Z">
-        <w:r>
-          <w:rPr>
-            <w:rFonts w:ascii="Arial" w:eastAsia="Arial" w:hAnsi="Arial" w:cs="Arial"/>
-            <w:sz w:val="28"/>
-            <w:szCs w:val="28"/>
-          </w:rPr>
-          <w:delText xml:space="preserve"> </w:delText>
-        </w:r>
-      </w:del>
-    </w:p>
-    <w:p>
-      <w:pPr>
-        <w:spacing w:after="0" w:line="360" w:lineRule="auto"/>
-        <w:ind w:firstLine="2268"/>
-        <w:jc w:val="both"/>
-        <w:rPr>
-          <w:rFonts w:ascii="Arial" w:eastAsia="Arial" w:hAnsi="Arial" w:cs="Arial"/>
-          <w:sz w:val="28"/>
-          <w:szCs w:val="28"/>
-        </w:rPr>
-      </w:pPr>
-    </w:p>
-    <w:p>
-      <w:pPr>
-        <w:spacing w:after="0" w:line="360" w:lineRule="auto"/>
-        <w:ind w:firstLine="2268"/>
-        <w:jc w:val="both"/>
-        <w:rPr>
-          <w:ins w:id="1117" w:author="Assessor GDSXSR" w:date="2026-10-29T21:18:31Z"/>
-        </w:rPr>
-      </w:pPr>
-      <w:r>
-        <w:rPr>
-          <w:rFonts w:ascii="Arial" w:eastAsia="Arial" w:hAnsi="Arial" w:cs="Arial"/>
-          <w:sz w:val="28"/>
-          <w:szCs w:val="28"/>
-        </w:rPr>
-        <w:t xml:space="preserve">O apelado juntou o contrato de venda financiada nº 2112960095016-0, assinado em 10/4/2021, a ficha de aprovação de crédito e o demonstrativo do custo efetivo total</w:t>
-      </w:r>
-      <w:r>
-        <w:rPr>
-          <w:rFonts w:ascii="Arial" w:eastAsia="Arial" w:hAnsi="Arial" w:cs="Arial"/>
-          <w:sz w:val="28"/>
-          <w:szCs w:val="28"/>
-        </w:rPr>
-        <w:t xml:space="preserve"> (ID 89866219)</w:t>
-      </w:r>
-      <w:r>
-        <w:rPr>
-          <w:rFonts w:ascii="Arial" w:eastAsia="Arial" w:hAnsi="Arial" w:cs="Arial"/>
-          <w:sz w:val="28"/>
-          <w:szCs w:val="28"/>
-        </w:rPr>
-        <w:t xml:space="preserve">.</w:t>
-      </w:r>
-      <w:del w:id="1114" w:author="Assessor GDSXSR" w:date="2026-10-29T21:18:31Z">
-        <w:r>
-          <w:rPr>
-            <w:rFonts w:ascii="Arial" w:eastAsia="Arial" w:hAnsi="Arial" w:cs="Arial"/>
-            <w:sz w:val="28"/>
-            <w:szCs w:val="28"/>
-          </w:rPr>
-          <w:delText xml:space="preserve"> </w:delText>
-        </w:r>
-      </w:del>
-    </w:p>
-    <w:p>
-      <w:pPr>
-        <w:spacing w:after="0" w:line="360" w:lineRule="auto"/>
-        <w:ind w:firstLine="2268"/>
-        <w:jc w:val="both"/>
-        <w:rPr>
-          <w:ins w:id="1118" w:author="Assessor GDSXSR" w:date="2026-10-29T21:18:31Z"/>
-        </w:rPr>
-      </w:pPr>
-    </w:p>
-    <w:p>
-      <w:pPr>
-        <w:spacing w:after="0" w:line="360" w:lineRule="auto"/>
-        <w:ind w:firstLine="2268"/>
-        <w:jc w:val="both"/>
-        <w:rPr>
-          <w:ins w:id="1119" w:author="Assessor GDSXSR" w:date="2026-10-29T21:18:31Z"/>
-        </w:rPr>
-      </w:pPr>
-      <w:r>
-        <w:rPr>
-          <w:rFonts w:ascii="Arial" w:eastAsia="Arial" w:hAnsi="Arial" w:cs="Arial"/>
-          <w:sz w:val="28"/>
-          <w:szCs w:val="28"/>
-        </w:rPr>
-        <w:t xml:space="preserve">O instrumento contém os dados pessoais da apelante e o mesmo endereço indicado no comprovante de residência e na procuração que acompanham a inicial.</w:t>
-      </w:r>
-      <w:del w:id="1115" w:author="Assessor GDSXSR" w:date="2026-10-29T21:18:31Z">
-        <w:r>
-          <w:rPr>
-            <w:rFonts w:ascii="Arial" w:eastAsia="Arial" w:hAnsi="Arial" w:cs="Arial"/>
-            <w:sz w:val="28"/>
-            <w:szCs w:val="28"/>
-          </w:rPr>
-          <w:delText xml:space="preserve"> </w:delText>
-        </w:r>
-      </w:del>
-    </w:p>
-    <w:p>
-      <w:pPr>
-        <w:spacing w:after="0" w:line="360" w:lineRule="auto"/>
-        <w:ind w:firstLine="2268"/>
-        <w:jc w:val="both"/>
-        <w:rPr>
-          <w:ins w:id="1120" w:author="Assessor GDSXSR" w:date="2026-10-29T21:18:31Z"/>
-        </w:rPr>
-      </w:pPr>
-    </w:p>
-    <w:p>
-      <w:pPr>
-        <w:spacing w:after="0" w:line="360" w:lineRule="auto"/>
-        <w:ind w:firstLine="2268"/>
-        <w:jc w:val="both"/>
-        <w:rPr>
-          <w:ins w:id="1121" w:author="Assessor GDSXSR" w:date="2026-10-29T21:18:31Z"/>
-        </w:rPr>
-      </w:pPr>
-      <w:commentRangeStart w:id="15"/>
-      <w:r>
-        <w:rPr>
-          <w:rFonts w:ascii="Arial" w:eastAsia="Arial" w:hAnsi="Arial" w:cs="Arial"/>
-          <w:sz w:val="28"/>
-          <w:szCs w:val="28"/>
-        </w:rPr>
-        <w:t xml:space="preserve">O documento de identificação apresentado pelo credor é idêntico ao juntado pela própria autora</w:t>
-      </w:r>
-      <w:r>
-        <w:rPr>
-          <w:rFonts w:ascii="Arial" w:eastAsia="Arial" w:hAnsi="Arial" w:cs="Arial"/>
-          <w:sz w:val="28"/>
-          <w:szCs w:val="28"/>
-        </w:rPr>
-        <w:t xml:space="preserve"> (ID 89865947)</w:t>
-      </w:r>
-      <w:r>
-        <w:rPr>
-          <w:rFonts w:ascii="Arial" w:eastAsia="Arial" w:hAnsi="Arial" w:cs="Arial"/>
-          <w:sz w:val="28"/>
-          <w:szCs w:val="28"/>
-        </w:rPr>
-        <w:t xml:space="preserve">.</w:t>
-      </w:r>
-      <w:commentRangeEnd w:id="15"/>
-      <w:r>
-        <w:rPr>
-          <w:rStyle w:val="CommentReference"/>
-        </w:rPr>
-        <w:commentReference w:id="15"/>
-      </w:r>
-      <w:del w:id="1116" w:author="Assessor GDSXSR" w:date="2026-10-29T21:18:31Z">
-        <w:r>
-          <w:rPr>
-            <w:rFonts w:ascii="Arial" w:eastAsia="Arial" w:hAnsi="Arial" w:cs="Arial"/>
-            <w:sz w:val="28"/>
-            <w:szCs w:val="28"/>
-          </w:rPr>
-          <w:delText xml:space="preserve">  </w:delText>
-        </w:r>
-      </w:del>
-    </w:p>
-    <w:p>
-      <w:pPr>
-        <w:spacing w:after="0" w:line="360" w:lineRule="auto"/>
-        <w:ind w:firstLine="2268"/>
-        <w:jc w:val="both"/>
-        <w:rPr>
-          <w:ins w:id="1122" w:author="Assessor GDSXSR" w:date="2026-10-29T21:18:31Z"/>
-        </w:rPr>
-      </w:pPr>
-    </w:p>
-    <w:p>
-      <w:pPr>
-        <w:spacing w:after="0" w:line="360" w:lineRule="auto"/>
-        <w:ind w:firstLine="2268"/>
-        <w:jc w:val="both"/>
-        <w:rPr/>
-      </w:pPr>
-      <w:ins w:id="1123" w:author="Assessor GDSXSR" w:date="2026-10-29T21:18:31Z">
-        <w:commentRangeStart w:id="16"/>
+        <w:t xml:space="preserve">e desse ônus se desincumbiu por meio da documentação juntada com a contestação</w:t>
+      </w:r>
+      <w:ins w:id="1177" w:author="Assessor GDSXSR" w:date="2026-10-30T19:46:32Z">
         <w:r>
           <w:rPr>
             <w:rFonts w:ascii="Arial" w:eastAsia="Arial" w:hAnsi="Arial" w:cs="Arial"/>
             <w:color w:val="808080"/>
             <w:sz w:val="28"/>
             <w:szCs w:val="28"/>
-          </w:rPr>
-          <w:t xml:space="preserve">A r. sentença registrou, ainda, a aquisição, em 10/4/2021, de aparelho telefônico e de chip de telefonia móvel vinculados ao contrato, bem como o registro de pagamentos posteriores (ID 89866233).</w:t>
-        </w:r>
-        <w:commentRangeEnd w:id="16"/>
-        <w:r>
-          <w:rPr>
-            <w:rStyle w:val="CommentReference"/>
-            <w:color w:val="808080"/>
-          </w:rPr>
-          <w:commentReference w:id="16"/>
+            <w:highlight w:val="yellow"/>
+          </w:rPr>
+          <w:t xml:space="preserve"> (CPC 373 II)</w:t>
         </w:r>
       </w:ins>
-    </w:p>
-    <w:p>
-      <w:pPr>
-        <w:spacing w:after="0" w:line="360" w:lineRule="auto"/>
-        <w:ind w:firstLine="2268"/>
-        <w:jc w:val="both"/>
-        <w:rPr>
-          <w:rFonts w:ascii="Arial" w:eastAsia="Arial" w:hAnsi="Arial" w:cs="Arial"/>
-          <w:sz w:val="28"/>
-          <w:szCs w:val="28"/>
-        </w:rPr>
-      </w:pPr>
-    </w:p>
-    <w:p>
-      <w:pPr>
-        <w:spacing w:after="0" w:line="360" w:lineRule="auto"/>
-        <w:ind w:firstLine="2268"/>
-        <w:jc w:val="both"/>
-        <w:rPr>
-          <w:ins w:id="1158" w:author="Assessor GDSXSR" w:date="2026-10-29T21:18:31Z"/>
-        </w:rPr>
-      </w:pPr>
-      <w:r>
-        <w:rPr>
-          <w:rFonts w:ascii="Arial" w:eastAsia="Arial" w:hAnsi="Arial" w:cs="Arial"/>
-          <w:sz w:val="28"/>
-          <w:szCs w:val="28"/>
-        </w:rPr>
-        <w:t xml:space="preserve">Assim, n</w:t>
-      </w:r>
-      <w:r>
-        <w:rPr>
-          <w:rFonts w:ascii="Arial" w:eastAsia="Arial" w:hAnsi="Arial" w:cs="Arial"/>
-          <w:sz w:val="28"/>
-          <w:szCs w:val="28"/>
-        </w:rPr>
-        <w:t xml:space="preserve">ão procede a afirmação de que a defesa se apoiou apenas em telas sistêmicas ou registros unilaterais. O contrato assinado consta dos autos e foi expressamente examinado na sentença.</w:t>
-      </w:r>
-      <w:del w:id="1127" w:author="Assessor GDSXSR" w:date="2026-10-29T21:18:31Z">
-        <w:r>
-          <w:rPr>
-            <w:rFonts w:ascii="Arial" w:eastAsia="Arial" w:hAnsi="Arial" w:cs="Arial"/>
-            <w:sz w:val="28"/>
-            <w:szCs w:val="28"/>
-          </w:rPr>
-          <w:delText xml:space="preserve"> </w:delText>
-        </w:r>
-      </w:del>
-    </w:p>
-    <w:p>
-      <w:pPr>
-        <w:spacing w:after="0" w:line="360" w:lineRule="auto"/>
-        <w:ind w:firstLine="2268"/>
-        <w:jc w:val="both"/>
-        <w:rPr>
-          <w:ins w:id="1159" w:author="Assessor GDSXSR" w:date="2026-10-29T21:18:31Z"/>
-        </w:rPr>
-      </w:pPr>
-    </w:p>
-    <w:p>
-      <w:pPr>
-        <w:spacing w:after="0" w:line="360" w:lineRule="auto"/>
-        <w:ind w:firstLine="2268"/>
-        <w:jc w:val="both"/>
-        <w:rPr>
-          <w:ins w:id="1160" w:author="Assessor GDSXSR" w:date="2026-10-29T21:18:31Z"/>
-        </w:rPr>
-      </w:pPr>
       <w:r>
         <w:rPr>
           <w:rFonts w:ascii="Arial" w:eastAsia="Arial" w:hAnsi="Arial" w:cs="Arial"/>
           <w:sz w:val="28"/>
           <w:szCs w:val="28"/>
           <w:highlight w:val="yellow"/>
-          <w:rPrChange w:id="1128" w:author="Assessor GDSXSR" w:date="2026-10-29T21:18:31Z">
+          <w:rPrChange w:id="1178" w:author="Assessor GDSXSR" w:date="2026-10-30T19:46:32Z">
             <w:rPr>
               <w:rFonts w:ascii="Arial" w:eastAsia="Arial" w:hAnsi="Arial" w:cs="Arial"/>
               <w:sz w:val="28"/>
@@ -6414,15 +7100,550 @@
             </w:rPr>
           </w:rPrChange>
         </w:rPr>
-        <w:t xml:space="preserve">A</w:t>
-      </w:r>
+        <w:t xml:space="preserve">.</w:t>
+      </w:r>
+      <w:commentRangeEnd w:id="14"/>
+      <w:r>
+        <w:rPr>
+          <w:rStyle w:val="CommentReference"/>
+        </w:rPr>
+        <w:commentReference w:id="14"/>
+      </w:r>
+      <w:del w:id="1179" w:author="Assessor GDSXSR" w:date="2026-10-30T19:46:32Z">
+        <w:r>
+          <w:rPr>
+            <w:rFonts w:ascii="Arial" w:eastAsia="Arial" w:hAnsi="Arial" w:cs="Arial"/>
+            <w:sz w:val="28"/>
+            <w:szCs w:val="28"/>
+          </w:rPr>
+          <w:delText xml:space="preserve"> </w:delText>
+        </w:r>
+      </w:del>
+    </w:p>
+    <w:p>
+      <w:pPr>
+        <w:spacing w:after="0" w:line="360" w:lineRule="auto"/>
+        <w:ind w:firstLine="2268"/>
+        <w:jc w:val="both"/>
+        <w:rPr>
+          <w:rFonts w:ascii="Arial" w:eastAsia="Arial" w:hAnsi="Arial" w:cs="Arial"/>
+          <w:sz w:val="28"/>
+          <w:szCs w:val="28"/>
+        </w:rPr>
+      </w:pPr>
+    </w:p>
+    <w:p>
+      <w:pPr>
+        <w:spacing w:after="0" w:line="360" w:lineRule="auto"/>
+        <w:ind w:firstLine="2268"/>
+        <w:jc w:val="both"/>
+      </w:pPr>
+      <w:commentRangeStart w:id="15"/>
+      <w:r>
+        <w:rPr>
+          <w:rFonts w:ascii="Arial" w:eastAsia="Arial" w:hAnsi="Arial" w:cs="Arial"/>
+          <w:sz w:val="28"/>
+          <w:szCs w:val="28"/>
+        </w:rPr>
+        <w:t xml:space="preserve">O apelado juntou o contrato de venda financiada nº 2112960095016-0, assinado em 10/4/2021, </w:t>
+      </w:r>
+      <w:del w:id="1180" w:author="Assessor GDSXSR" w:date="2026-10-30T19:46:32Z">
+        <w:r>
+          <w:rPr>
+            <w:rFonts w:ascii="Arial" w:eastAsia="Arial" w:hAnsi="Arial" w:cs="Arial"/>
+            <w:sz w:val="28"/>
+            <w:szCs w:val="28"/>
+          </w:rPr>
+          <w:delText xml:space="preserve">a ficha de aprovação de crédito e o demonstrativo do custo efetivo total</w:delText>
+        </w:r>
+        <w:r>
+          <w:rPr>
+            <w:rFonts w:ascii="Arial" w:eastAsia="Arial" w:hAnsi="Arial" w:cs="Arial"/>
+            <w:sz w:val="28"/>
+            <w:szCs w:val="28"/>
+          </w:rPr>
+          <w:delText xml:space="preserve"> (ID 89866219)</w:delText>
+        </w:r>
+        <w:r>
+          <w:rPr>
+            <w:rFonts w:ascii="Arial" w:eastAsia="Arial" w:hAnsi="Arial" w:cs="Arial"/>
+            <w:sz w:val="28"/>
+            <w:szCs w:val="28"/>
+          </w:rPr>
+          <w:delText xml:space="preserve">. O instrumento contém</w:delText>
+        </w:r>
+      </w:del>
+      <w:ins w:id="1181" w:author="Assessor GDSXSR" w:date="2026-10-30T19:46:32Z">
+        <w:r>
+          <w:rPr>
+            <w:rFonts w:ascii="Arial" w:eastAsia="Arial" w:hAnsi="Arial" w:cs="Arial"/>
+            <w:color w:val="808080"/>
+            <w:sz w:val="28"/>
+            <w:szCs w:val="28"/>
+          </w:rPr>
+          <w:t xml:space="preserve">com</w:t>
+        </w:r>
+      </w:ins>
+      <w:r>
+        <w:rPr>
+          <w:rFonts w:ascii="Arial" w:eastAsia="Arial" w:hAnsi="Arial" w:cs="Arial"/>
+          <w:sz w:val="28"/>
+          <w:szCs w:val="28"/>
+        </w:rPr>
+        <w:t xml:space="preserve"> os dados pessoais </w:t>
+      </w:r>
+      <w:del w:id="1182" w:author="Assessor GDSXSR" w:date="2026-10-30T19:46:32Z">
+        <w:r>
+          <w:rPr>
+            <w:rFonts w:ascii="Arial" w:eastAsia="Arial" w:hAnsi="Arial" w:cs="Arial"/>
+            <w:sz w:val="28"/>
+            <w:szCs w:val="28"/>
+          </w:rPr>
+          <w:delText xml:space="preserve">da apelante </w:delText>
+        </w:r>
+      </w:del>
+      <w:r>
+        <w:rPr>
+          <w:rFonts w:ascii="Arial" w:eastAsia="Arial" w:hAnsi="Arial" w:cs="Arial"/>
+          <w:sz w:val="28"/>
+          <w:szCs w:val="28"/>
+        </w:rPr>
+        <w:t xml:space="preserve">e o </w:t>
+      </w:r>
+      <w:del w:id="1183" w:author="Assessor GDSXSR" w:date="2026-10-30T19:46:32Z">
+        <w:r>
+          <w:rPr>
+            <w:rFonts w:ascii="Arial" w:eastAsia="Arial" w:hAnsi="Arial" w:cs="Arial"/>
+            <w:sz w:val="28"/>
+            <w:szCs w:val="28"/>
+          </w:rPr>
+          <w:delText xml:space="preserve">mesmo </w:delText>
+        </w:r>
+      </w:del>
+      <w:r>
+        <w:rPr>
+          <w:rFonts w:ascii="Arial" w:eastAsia="Arial" w:hAnsi="Arial" w:cs="Arial"/>
+          <w:sz w:val="28"/>
+          <w:szCs w:val="28"/>
+        </w:rPr>
+        <w:t xml:space="preserve">endereço </w:t>
+      </w:r>
+      <w:del w:id="1184" w:author="Assessor GDSXSR" w:date="2026-10-30T19:46:32Z">
+        <w:r>
+          <w:rPr>
+            <w:rFonts w:ascii="Arial" w:eastAsia="Arial" w:hAnsi="Arial" w:cs="Arial"/>
+            <w:sz w:val="28"/>
+            <w:szCs w:val="28"/>
+          </w:rPr>
+          <w:delText xml:space="preserve">indicado</w:delText>
+        </w:r>
+      </w:del>
+      <w:ins w:id="1185" w:author="Assessor GDSXSR" w:date="2026-10-30T19:46:32Z">
+        <w:r>
+          <w:rPr>
+            <w:rFonts w:ascii="Arial" w:eastAsia="Arial" w:hAnsi="Arial" w:cs="Arial"/>
+            <w:color w:val="808080"/>
+            <w:sz w:val="28"/>
+            <w:szCs w:val="28"/>
+          </w:rPr>
+          <w:t xml:space="preserve">da</w:t>
+        </w:r>
+      </w:ins>
+      <w:r>
+        <w:rPr>
+          <w:rFonts w:ascii="Arial" w:eastAsia="Arial" w:hAnsi="Arial" w:cs="Arial"/>
+          <w:sz w:val="28"/>
+          <w:szCs w:val="28"/>
+        </w:rPr>
+        <w:t xml:space="preserve"> </w:t>
+      </w:r>
+      <w:del w:id="1186" w:author="Assessor GDSXSR" w:date="2026-10-30T19:46:32Z">
+        <w:r>
+          <w:rPr>
+            <w:rFonts w:ascii="Arial" w:eastAsia="Arial" w:hAnsi="Arial" w:cs="Arial"/>
+            <w:sz w:val="28"/>
+            <w:szCs w:val="28"/>
+          </w:rPr>
+          <w:delText xml:space="preserve">no</w:delText>
+        </w:r>
+      </w:del>
+      <w:ins w:id="1187" w:author="Assessor GDSXSR" w:date="2026-10-30T19:46:32Z">
+        <w:r>
+          <w:rPr>
+            <w:rFonts w:ascii="Arial" w:eastAsia="Arial" w:hAnsi="Arial" w:cs="Arial"/>
+            <w:color w:val="808080"/>
+            <w:sz w:val="28"/>
+            <w:szCs w:val="28"/>
+          </w:rPr>
+          <w:t xml:space="preserve">apelante, constantes do</w:t>
+        </w:r>
+      </w:ins>
+      <w:r>
+        <w:rPr>
+          <w:rFonts w:ascii="Arial" w:eastAsia="Arial" w:hAnsi="Arial" w:cs="Arial"/>
+          <w:sz w:val="28"/>
+          <w:szCs w:val="28"/>
+        </w:rPr>
+        <w:t xml:space="preserve"> comprovante de residência</w:t>
+      </w:r>
+      <w:ins w:id="1188" w:author="Assessor GDSXSR" w:date="2026-10-30T19:46:32Z">
+        <w:r>
+          <w:rPr>
+            <w:rFonts w:ascii="Arial" w:eastAsia="Arial" w:hAnsi="Arial" w:cs="Arial"/>
+            <w:color w:val="808080"/>
+            <w:sz w:val="28"/>
+            <w:szCs w:val="28"/>
+          </w:rPr>
+          <w:t xml:space="preserve">,</w:t>
+        </w:r>
+      </w:ins>
+      <w:r>
+        <w:rPr>
+          <w:rFonts w:ascii="Arial" w:eastAsia="Arial" w:hAnsi="Arial" w:cs="Arial"/>
+          <w:sz w:val="28"/>
+          <w:szCs w:val="28"/>
+        </w:rPr>
+        <w:t xml:space="preserve"> e</w:t>
+      </w:r>
+      <w:del w:id="1189" w:author="Assessor GDSXSR" w:date="2026-10-30T19:46:32Z">
+        <w:r>
+          <w:rPr>
+            <w:rFonts w:ascii="Arial" w:eastAsia="Arial" w:hAnsi="Arial" w:cs="Arial"/>
+            <w:sz w:val="28"/>
+            <w:szCs w:val="28"/>
+          </w:rPr>
+          <w:delText xml:space="preserve"> na procuração que acompanham a inicial. O</w:delText>
+        </w:r>
+      </w:del>
+      <w:r>
+        <w:rPr>
+          <w:rFonts w:ascii="Arial" w:eastAsia="Arial" w:hAnsi="Arial" w:cs="Arial"/>
+          <w:sz w:val="28"/>
+          <w:szCs w:val="28"/>
+        </w:rPr>
+        <w:t xml:space="preserve"> documento de identificação </w:t>
+      </w:r>
+      <w:del w:id="1190" w:author="Assessor GDSXSR" w:date="2026-10-30T19:46:32Z">
+        <w:r>
+          <w:rPr>
+            <w:rFonts w:ascii="Arial" w:eastAsia="Arial" w:hAnsi="Arial" w:cs="Arial"/>
+            <w:sz w:val="28"/>
+            <w:szCs w:val="28"/>
+          </w:rPr>
+          <w:delText xml:space="preserve">apresentado pelo credor é </w:delText>
+        </w:r>
+      </w:del>
+      <w:r>
+        <w:rPr>
+          <w:rFonts w:ascii="Arial" w:eastAsia="Arial" w:hAnsi="Arial" w:cs="Arial"/>
+          <w:sz w:val="28"/>
+          <w:szCs w:val="28"/>
+        </w:rPr>
+        <w:t xml:space="preserve">idêntico ao </w:t>
+      </w:r>
+      <w:del w:id="1191" w:author="Assessor GDSXSR" w:date="2026-10-30T19:46:32Z">
+        <w:r>
+          <w:rPr>
+            <w:rFonts w:ascii="Arial" w:eastAsia="Arial" w:hAnsi="Arial" w:cs="Arial"/>
+            <w:sz w:val="28"/>
+            <w:szCs w:val="28"/>
+          </w:rPr>
+          <w:delText xml:space="preserve">juntado</w:delText>
+        </w:r>
+      </w:del>
+      <w:ins w:id="1192" w:author="Assessor GDSXSR" w:date="2026-10-30T19:46:32Z">
+        <w:r>
+          <w:rPr>
+            <w:rFonts w:ascii="Arial" w:eastAsia="Arial" w:hAnsi="Arial" w:cs="Arial"/>
+            <w:color w:val="808080"/>
+            <w:sz w:val="28"/>
+            <w:szCs w:val="28"/>
+          </w:rPr>
+          <w:t xml:space="preserve">da</w:t>
+        </w:r>
+      </w:ins>
+      <w:r>
+        <w:rPr>
+          <w:rFonts w:ascii="Arial" w:eastAsia="Arial" w:hAnsi="Arial" w:cs="Arial"/>
+          <w:sz w:val="28"/>
+          <w:szCs w:val="28"/>
+        </w:rPr>
+        <w:t xml:space="preserve"> </w:t>
+      </w:r>
+      <w:del w:id="1193" w:author="Assessor GDSXSR" w:date="2026-10-30T19:46:32Z">
+        <w:r>
+          <w:rPr>
+            <w:rFonts w:ascii="Arial" w:eastAsia="Arial" w:hAnsi="Arial" w:cs="Arial"/>
+            <w:sz w:val="28"/>
+            <w:szCs w:val="28"/>
+          </w:rPr>
+          <w:delText xml:space="preserve">pela própria autora</w:delText>
+        </w:r>
+      </w:del>
+      <w:ins w:id="1194" w:author="Assessor GDSXSR" w:date="2026-10-30T19:46:32Z">
+        <w:r>
+          <w:rPr>
+            <w:rFonts w:ascii="Arial" w:eastAsia="Arial" w:hAnsi="Arial" w:cs="Arial"/>
+            <w:color w:val="808080"/>
+            <w:sz w:val="28"/>
+            <w:szCs w:val="28"/>
+          </w:rPr>
+          <w:t xml:space="preserve">inicial</w:t>
+        </w:r>
+      </w:ins>
+      <w:r>
+        <w:rPr>
+          <w:rFonts w:ascii="Arial" w:eastAsia="Arial" w:hAnsi="Arial" w:cs="Arial"/>
+          <w:sz w:val="28"/>
+          <w:szCs w:val="28"/>
+        </w:rPr>
+        <w:t xml:space="preserve"> (</w:t>
+      </w:r>
+      <w:ins w:id="1195" w:author="Assessor GDSXSR" w:date="2026-10-30T19:46:32Z">
+        <w:r>
+          <w:rPr>
+            <w:rFonts w:ascii="Arial" w:eastAsia="Arial" w:hAnsi="Arial" w:cs="Arial"/>
+            <w:color w:val="808080"/>
+            <w:sz w:val="28"/>
+            <w:szCs w:val="28"/>
+          </w:rPr>
+          <w:t xml:space="preserve">ID 89866219, ID 89865953 e </w:t>
+        </w:r>
+      </w:ins>
+      <w:r>
+        <w:rPr>
+          <w:rFonts w:ascii="Arial" w:eastAsia="Arial" w:hAnsi="Arial" w:cs="Arial"/>
+          <w:sz w:val="28"/>
+          <w:szCs w:val="28"/>
+        </w:rPr>
+        <w:t xml:space="preserve">ID 89865947)</w:t>
+      </w:r>
+      <w:r>
+        <w:rPr>
+          <w:rFonts w:ascii="Arial" w:eastAsia="Arial" w:hAnsi="Arial" w:cs="Arial"/>
+          <w:sz w:val="28"/>
+          <w:szCs w:val="28"/>
+        </w:rPr>
+        <w:t xml:space="preserve">.</w:t>
+      </w:r>
+      <w:commentRangeEnd w:id="15"/>
+      <w:r>
+        <w:rPr>
+          <w:rStyle w:val="CommentReference"/>
+        </w:rPr>
+        <w:commentReference w:id="15"/>
+      </w:r>
+      <w:del w:id="1196" w:author="Assessor GDSXSR" w:date="2026-10-30T19:46:32Z">
+        <w:r>
+          <w:rPr>
+            <w:rFonts w:ascii="Arial" w:eastAsia="Arial" w:hAnsi="Arial" w:cs="Arial"/>
+            <w:sz w:val="28"/>
+            <w:szCs w:val="28"/>
+          </w:rPr>
+          <w:delText xml:space="preserve">  </w:delText>
+        </w:r>
+      </w:del>
+    </w:p>
+    <w:p>
+      <w:pPr>
+        <w:spacing w:after="0" w:line="360" w:lineRule="auto"/>
+        <w:ind w:firstLine="2268"/>
+        <w:jc w:val="both"/>
+        <w:rPr>
+          <w:rFonts w:ascii="Arial" w:eastAsia="Arial" w:hAnsi="Arial" w:cs="Arial"/>
+          <w:sz w:val="28"/>
+          <w:szCs w:val="28"/>
+        </w:rPr>
+      </w:pPr>
+    </w:p>
+    <w:p>
+      <w:pPr>
+        <w:spacing w:after="0" w:line="360" w:lineRule="auto"/>
+        <w:ind w:firstLine="2268"/>
+        <w:jc w:val="both"/>
+        <w:rPr>
+          <w:ins w:id="1230" w:author="Assessor GDSXSR" w:date="2026-10-30T19:46:32Z"/>
+        </w:rPr>
+      </w:pPr>
+      <w:del w:id="1200" w:author="Assessor GDSXSR" w:date="2026-10-30T19:46:32Z">
+        <w:r>
+          <w:rPr>
+            <w:rFonts w:ascii="Arial" w:eastAsia="Arial" w:hAnsi="Arial" w:cs="Arial"/>
+            <w:sz w:val="28"/>
+            <w:szCs w:val="28"/>
+          </w:rPr>
+          <w:delText xml:space="preserve">Assim</w:delText>
+        </w:r>
+      </w:del>
+      <w:ins w:id="1201" w:author="Assessor GDSXSR" w:date="2026-10-30T19:46:32Z">
+        <w:r>
+          <w:rPr>
+            <w:rFonts w:ascii="Arial" w:eastAsia="Arial" w:hAnsi="Arial" w:cs="Arial"/>
+            <w:color w:val="808080"/>
+            <w:sz w:val="28"/>
+            <w:szCs w:val="28"/>
+          </w:rPr>
+          <w:t xml:space="preserve">O contrato assinado consta dos autos</w:t>
+        </w:r>
+      </w:ins>
+      <w:r>
+        <w:rPr>
+          <w:rFonts w:ascii="Arial" w:eastAsia="Arial" w:hAnsi="Arial" w:cs="Arial"/>
+          <w:sz w:val="28"/>
+          <w:szCs w:val="28"/>
+        </w:rPr>
+        <w:t xml:space="preserve">, </w:t>
+      </w:r>
+      <w:del w:id="1202" w:author="Assessor GDSXSR" w:date="2026-10-30T19:46:32Z">
+        <w:r>
+          <w:rPr>
+            <w:rFonts w:ascii="Arial" w:eastAsia="Arial" w:hAnsi="Arial" w:cs="Arial"/>
+            <w:sz w:val="28"/>
+            <w:szCs w:val="28"/>
+          </w:rPr>
+          <w:delText xml:space="preserve">n</w:delText>
+        </w:r>
+        <w:r>
+          <w:rPr>
+            <w:rFonts w:ascii="Arial" w:eastAsia="Arial" w:hAnsi="Arial" w:cs="Arial"/>
+            <w:sz w:val="28"/>
+            <w:szCs w:val="28"/>
+          </w:rPr>
+          <w:delText xml:space="preserve">ão</w:delText>
+        </w:r>
+      </w:del>
+      <w:ins w:id="1203" w:author="Assessor GDSXSR" w:date="2026-10-30T19:46:32Z">
+        <w:r>
+          <w:rPr>
+            <w:rFonts w:ascii="Arial" w:eastAsia="Arial" w:hAnsi="Arial" w:cs="Arial"/>
+            <w:color w:val="808080"/>
+            <w:sz w:val="28"/>
+            <w:szCs w:val="28"/>
+          </w:rPr>
+          <w:t xml:space="preserve">o</w:t>
+        </w:r>
+      </w:ins>
+      <w:r>
+        <w:rPr>
+          <w:rFonts w:ascii="Arial" w:eastAsia="Arial" w:hAnsi="Arial" w:cs="Arial"/>
+          <w:sz w:val="28"/>
+          <w:szCs w:val="28"/>
+        </w:rPr>
+        <w:t xml:space="preserve"> </w:t>
+      </w:r>
+      <w:del w:id="1204" w:author="Assessor GDSXSR" w:date="2026-10-30T19:46:32Z">
+        <w:r>
+          <w:rPr>
+            <w:rFonts w:ascii="Arial" w:eastAsia="Arial" w:hAnsi="Arial" w:cs="Arial"/>
+            <w:sz w:val="28"/>
+            <w:szCs w:val="28"/>
+          </w:rPr>
+          <w:delText xml:space="preserve">procede</w:delText>
+        </w:r>
+      </w:del>
+      <w:ins w:id="1205" w:author="Assessor GDSXSR" w:date="2026-10-30T19:46:32Z">
+        <w:r>
+          <w:rPr>
+            <w:rFonts w:ascii="Arial" w:eastAsia="Arial" w:hAnsi="Arial" w:cs="Arial"/>
+            <w:color w:val="808080"/>
+            <w:sz w:val="28"/>
+            <w:szCs w:val="28"/>
+          </w:rPr>
+          <w:t xml:space="preserve">que afasta</w:t>
+        </w:r>
+      </w:ins>
+      <w:r>
+        <w:rPr>
+          <w:rFonts w:ascii="Arial" w:eastAsia="Arial" w:hAnsi="Arial" w:cs="Arial"/>
+          <w:sz w:val="28"/>
+          <w:szCs w:val="28"/>
+        </w:rPr>
+        <w:t xml:space="preserve"> a </w:t>
+      </w:r>
+      <w:del w:id="1206" w:author="Assessor GDSXSR" w:date="2026-10-30T19:46:32Z">
+        <w:r>
+          <w:rPr>
+            <w:rFonts w:ascii="Arial" w:eastAsia="Arial" w:hAnsi="Arial" w:cs="Arial"/>
+            <w:sz w:val="28"/>
+            <w:szCs w:val="28"/>
+          </w:rPr>
+          <w:delText xml:space="preserve">afirmação</w:delText>
+        </w:r>
+      </w:del>
+      <w:ins w:id="1207" w:author="Assessor GDSXSR" w:date="2026-10-30T19:46:32Z">
+        <w:r>
+          <w:rPr>
+            <w:rFonts w:ascii="Arial" w:eastAsia="Arial" w:hAnsi="Arial" w:cs="Arial"/>
+            <w:color w:val="808080"/>
+            <w:sz w:val="28"/>
+            <w:szCs w:val="28"/>
+          </w:rPr>
+          <w:t xml:space="preserve">alegação</w:t>
+        </w:r>
+      </w:ins>
+      <w:r>
+        <w:rPr>
+          <w:rFonts w:ascii="Arial" w:eastAsia="Arial" w:hAnsi="Arial" w:cs="Arial"/>
+          <w:sz w:val="28"/>
+          <w:szCs w:val="28"/>
+        </w:rPr>
+        <w:t xml:space="preserve"> de que a defesa se apoiou apenas em telas sistêmicas</w:t>
+      </w:r>
+      <w:del w:id="1208" w:author="Assessor GDSXSR" w:date="2026-10-30T19:46:32Z">
+        <w:r>
+          <w:rPr>
+            <w:rFonts w:ascii="Arial" w:eastAsia="Arial" w:hAnsi="Arial" w:cs="Arial"/>
+            <w:sz w:val="28"/>
+            <w:szCs w:val="28"/>
+          </w:rPr>
+          <w:delText xml:space="preserve"> ou registros unilaterais</w:delText>
+        </w:r>
+      </w:del>
+      <w:r>
+        <w:rPr>
+          <w:rFonts w:ascii="Arial" w:eastAsia="Arial" w:hAnsi="Arial" w:cs="Arial"/>
+          <w:sz w:val="28"/>
+          <w:szCs w:val="28"/>
+        </w:rPr>
+        <w:t xml:space="preserve">.</w:t>
+      </w:r>
+      <w:del w:id="1209" w:author="Assessor GDSXSR" w:date="2026-10-30T19:46:32Z">
+        <w:r>
+          <w:rPr>
+            <w:rFonts w:ascii="Arial" w:eastAsia="Arial" w:hAnsi="Arial" w:cs="Arial"/>
+            <w:sz w:val="28"/>
+            <w:szCs w:val="28"/>
+          </w:rPr>
+          <w:delText xml:space="preserve"> O contrato assinado consta dos autos e foi expressamente examinado na sentença. </w:delText>
+        </w:r>
+      </w:del>
+    </w:p>
+    <w:p>
+      <w:pPr>
+        <w:spacing w:after="0" w:line="360" w:lineRule="auto"/>
+        <w:ind w:firstLine="2268"/>
+        <w:jc w:val="both"/>
+        <w:rPr>
+          <w:ins w:id="1231" w:author="Assessor GDSXSR" w:date="2026-10-30T19:46:32Z"/>
+        </w:rPr>
+      </w:pPr>
+    </w:p>
+    <w:p>
+      <w:pPr>
+        <w:spacing w:after="0" w:line="360" w:lineRule="auto"/>
+        <w:ind w:firstLine="2268"/>
+        <w:jc w:val="both"/>
+        <w:rPr>
+          <w:ins w:id="1232" w:author="Assessor GDSXSR" w:date="2026-10-30T19:46:32Z"/>
+        </w:rPr>
+      </w:pPr>
       <w:r>
         <w:rPr>
           <w:rFonts w:ascii="Arial" w:eastAsia="Arial" w:hAnsi="Arial" w:cs="Arial"/>
           <w:sz w:val="28"/>
           <w:szCs w:val="28"/>
           <w:highlight w:val="yellow"/>
-          <w:rPrChange w:id="1129" w:author="Assessor GDSXSR" w:date="2026-10-29T21:18:31Z">
+          <w:rPrChange w:id="1210" w:author="Assessor GDSXSR" w:date="2026-10-30T19:46:32Z">
             <w:rPr>
               <w:rFonts w:ascii="Arial" w:eastAsia="Arial" w:hAnsi="Arial" w:cs="Arial"/>
               <w:sz w:val="28"/>
@@ -6430,7 +7651,7 @@
             </w:rPr>
           </w:rPrChange>
         </w:rPr>
-        <w:t xml:space="preserve"> apelante não impugnou especificamente </w:t>
+        <w:t xml:space="preserve">A</w:t>
       </w:r>
       <w:r>
         <w:rPr>
@@ -6438,7 +7659,7 @@
           <w:sz w:val="28"/>
           <w:szCs w:val="28"/>
           <w:highlight w:val="yellow"/>
-          <w:rPrChange w:id="1130" w:author="Assessor GDSXSR" w:date="2026-10-29T21:18:31Z">
+          <w:rPrChange w:id="1211" w:author="Assessor GDSXSR" w:date="2026-10-30T19:46:32Z">
             <w:rPr>
               <w:rFonts w:ascii="Arial" w:eastAsia="Arial" w:hAnsi="Arial" w:cs="Arial"/>
               <w:sz w:val="28"/>
@@ -6446,1013 +7667,15 @@
             </w:rPr>
           </w:rPrChange>
         </w:rPr>
-        <w:t xml:space="preserve">a autenticidade da assinatura lançada no contrato, limitando-se a contestar genericamente os documentos apresentados.</w:t>
-      </w:r>
-    </w:p>
-    <w:p>
-      <w:pPr>
-        <w:spacing w:after="0" w:line="360" w:lineRule="auto"/>
-        <w:ind w:firstLine="2268"/>
-        <w:jc w:val="both"/>
-        <w:rPr>
-          <w:ins w:id="1161" w:author="Assessor GDSXSR" w:date="2026-10-29T21:18:31Z"/>
-        </w:rPr>
-      </w:pPr>
-    </w:p>
-    <w:p>
-      <w:pPr>
-        <w:spacing w:after="0" w:line="360" w:lineRule="auto"/>
-        <w:ind w:firstLine="2268"/>
-        <w:jc w:val="both"/>
-        <w:rPr>
-          <w:ins w:id="1162" w:author="Assessor GDSXSR" w:date="2026-10-29T21:18:31Z"/>
-          <w:rFonts w:ascii="Arial" w:eastAsia="Arial" w:hAnsi="Arial" w:cs="Arial"/>
-          <w:sz w:val="28"/>
-          <w:szCs w:val="28"/>
-        </w:rPr>
-      </w:pPr>
-      <w:ins w:id="1131" w:author="Assessor GDSXSR" w:date="2026-10-29T21:18:31Z">
-        <w:commentRangeStart w:id="17"/>
-        <w:r>
-          <w:rPr>
-            <w:rFonts w:ascii="Arial" w:eastAsia="Arial" w:hAnsi="Arial" w:cs="Arial"/>
-            <w:color w:val="808080"/>
-            <w:sz w:val="28"/>
-            <w:szCs w:val="28"/>
-          </w:rPr>
-          <w:t xml:space="preserve">O</w:t>
-        </w:r>
-      </w:ins>
-      <w:r>
-        <w:rPr>
-          <w:rFonts w:ascii="Arial" w:eastAsia="Arial" w:hAnsi="Arial" w:cs="Arial"/>
-          <w:sz w:val="28"/>
-          <w:szCs w:val="28"/>
-        </w:rPr>
-        <w:t xml:space="preserve"> </w:t>
-      </w:r>
-      <w:del w:id="1132" w:author="Assessor GDSXSR" w:date="2026-10-29T21:18:31Z">
-        <w:r>
-          <w:rPr>
-            <w:rFonts w:ascii="Arial" w:eastAsia="Arial" w:hAnsi="Arial" w:cs="Arial"/>
-            <w:sz w:val="28"/>
-            <w:szCs w:val="28"/>
-          </w:rPr>
-          <w:delText xml:space="preserve">Por</w:delText>
-        </w:r>
-      </w:del>
-      <w:ins w:id="1133" w:author="Assessor GDSXSR" w:date="2026-10-29T21:18:31Z">
-        <w:r>
-          <w:rPr>
-            <w:rFonts w:ascii="Arial" w:eastAsia="Arial" w:hAnsi="Arial" w:cs="Arial"/>
-            <w:color w:val="808080"/>
-            <w:sz w:val="28"/>
-            <w:szCs w:val="28"/>
-          </w:rPr>
-          <w:t xml:space="preserve">c.</w:t>
-        </w:r>
-      </w:ins>
-      <w:r>
-        <w:rPr>
-          <w:rFonts w:ascii="Arial" w:eastAsia="Arial" w:hAnsi="Arial" w:cs="Arial"/>
-          <w:sz w:val="28"/>
-          <w:szCs w:val="28"/>
-        </w:rPr>
-        <w:t xml:space="preserve"> </w:t>
-      </w:r>
-      <w:del w:id="1134" w:author="Assessor GDSXSR" w:date="2026-10-29T21:18:31Z">
-        <w:r>
-          <w:rPr>
-            <w:rFonts w:ascii="Arial" w:eastAsia="Arial" w:hAnsi="Arial" w:cs="Arial"/>
-            <w:sz w:val="28"/>
-            <w:szCs w:val="28"/>
-          </w:rPr>
-          <w:delText xml:space="preserve">isso</w:delText>
-        </w:r>
-      </w:del>
-      <w:ins w:id="1135" w:author="Assessor GDSXSR" w:date="2026-10-29T21:18:31Z">
-        <w:r>
-          <w:rPr>
-            <w:rFonts w:ascii="Arial" w:eastAsia="Arial" w:hAnsi="Arial" w:cs="Arial"/>
-            <w:color w:val="808080"/>
-            <w:sz w:val="28"/>
-            <w:szCs w:val="28"/>
-          </w:rPr>
-          <w:t xml:space="preserve">STJ</w:t>
-        </w:r>
-      </w:ins>
-      <w:r>
-        <w:rPr>
-          <w:rFonts w:ascii="Arial" w:eastAsia="Arial" w:hAnsi="Arial" w:cs="Arial"/>
-          <w:sz w:val="28"/>
-          <w:szCs w:val="28"/>
-        </w:rPr>
-        <w:t xml:space="preserve">, </w:t>
-      </w:r>
-      <w:del w:id="1136" w:author="Assessor GDSXSR" w:date="2026-10-29T21:18:31Z">
-        <w:r>
-          <w:rPr>
-            <w:rFonts w:ascii="Arial" w:eastAsia="Arial" w:hAnsi="Arial" w:cs="Arial"/>
-            <w:sz w:val="28"/>
-            <w:szCs w:val="28"/>
-          </w:rPr>
-          <w:delText xml:space="preserve">não</w:delText>
-        </w:r>
-      </w:del>
-      <w:ins w:id="1137" w:author="Assessor GDSXSR" w:date="2026-10-29T21:18:31Z">
-        <w:r>
-          <w:rPr>
-            <w:rFonts w:ascii="Arial" w:eastAsia="Arial" w:hAnsi="Arial" w:cs="Arial"/>
-            <w:color w:val="808080"/>
-            <w:sz w:val="28"/>
-            <w:szCs w:val="28"/>
-          </w:rPr>
-          <w:t xml:space="preserve">no</w:t>
-        </w:r>
-      </w:ins>
-      <w:r>
-        <w:rPr>
-          <w:rFonts w:ascii="Arial" w:eastAsia="Arial" w:hAnsi="Arial" w:cs="Arial"/>
-          <w:sz w:val="28"/>
-          <w:szCs w:val="28"/>
-        </w:rPr>
-        <w:t xml:space="preserve"> </w:t>
-      </w:r>
-      <w:del w:id="1138" w:author="Assessor GDSXSR" w:date="2026-10-29T21:18:31Z">
-        <w:r>
-          <w:rPr>
-            <w:rFonts w:ascii="Arial" w:eastAsia="Arial" w:hAnsi="Arial" w:cs="Arial"/>
-            <w:sz w:val="28"/>
-            <w:szCs w:val="28"/>
-          </w:rPr>
-          <w:delText xml:space="preserve">se</w:delText>
-        </w:r>
-      </w:del>
-      <w:ins w:id="1139" w:author="Assessor GDSXSR" w:date="2026-10-29T21:18:31Z">
-        <w:r>
-          <w:rPr>
-            <w:rFonts w:ascii="Arial" w:eastAsia="Arial" w:hAnsi="Arial" w:cs="Arial"/>
-            <w:color w:val="808080"/>
-            <w:sz w:val="28"/>
-            <w:szCs w:val="28"/>
-          </w:rPr>
-          <w:t xml:space="preserve">julgamento</w:t>
-        </w:r>
-      </w:ins>
-      <w:r>
-        <w:rPr>
-          <w:rFonts w:ascii="Arial" w:eastAsia="Arial" w:hAnsi="Arial" w:cs="Arial"/>
-          <w:sz w:val="28"/>
-          <w:szCs w:val="28"/>
-        </w:rPr>
-        <w:t xml:space="preserve"> </w:t>
-      </w:r>
-      <w:del w:id="1140" w:author="Assessor GDSXSR" w:date="2026-10-29T21:18:31Z">
-        <w:r>
-          <w:rPr>
-            <w:rFonts w:ascii="Arial" w:eastAsia="Arial" w:hAnsi="Arial" w:cs="Arial"/>
-            <w:sz w:val="28"/>
-            <w:szCs w:val="28"/>
-          </w:rPr>
-          <w:delText xml:space="preserve">transfere</w:delText>
-        </w:r>
-      </w:del>
-      <w:ins w:id="1141" w:author="Assessor GDSXSR" w:date="2026-10-29T21:18:31Z">
-        <w:r>
-          <w:rPr>
-            <w:rFonts w:ascii="Arial" w:eastAsia="Arial" w:hAnsi="Arial" w:cs="Arial"/>
-            <w:color w:val="808080"/>
-            <w:sz w:val="28"/>
-            <w:szCs w:val="28"/>
-          </w:rPr>
-          <w:t xml:space="preserve">do</w:t>
-        </w:r>
-      </w:ins>
-      <w:r>
-        <w:rPr>
-          <w:rFonts w:ascii="Arial" w:eastAsia="Arial" w:hAnsi="Arial" w:cs="Arial"/>
-          <w:sz w:val="28"/>
-          <w:szCs w:val="28"/>
-        </w:rPr>
-        <w:t xml:space="preserve"> </w:t>
-      </w:r>
-      <w:del w:id="1142" w:author="Assessor GDSXSR" w:date="2026-10-29T21:18:31Z">
-        <w:r>
-          <w:rPr>
-            <w:rFonts w:ascii="Arial" w:eastAsia="Arial" w:hAnsi="Arial" w:cs="Arial"/>
-            <w:sz w:val="28"/>
-            <w:szCs w:val="28"/>
-          </w:rPr>
-          <w:delText xml:space="preserve">ao</w:delText>
-        </w:r>
-      </w:del>
-      <w:ins w:id="1143" w:author="Assessor GDSXSR" w:date="2026-10-29T21:18:31Z">
-        <w:r>
-          <w:rPr>
-            <w:rFonts w:ascii="Arial" w:eastAsia="Arial" w:hAnsi="Arial" w:cs="Arial"/>
-            <w:color w:val="808080"/>
-            <w:sz w:val="28"/>
-            <w:szCs w:val="28"/>
-          </w:rPr>
-          <w:t xml:space="preserve">Tema</w:t>
-        </w:r>
-      </w:ins>
-      <w:r>
-        <w:rPr>
-          <w:rFonts w:ascii="Arial" w:eastAsia="Arial" w:hAnsi="Arial" w:cs="Arial"/>
-          <w:sz w:val="28"/>
-          <w:szCs w:val="28"/>
-        </w:rPr>
-        <w:t xml:space="preserve"> </w:t>
-      </w:r>
-      <w:del w:id="1144" w:author="Assessor GDSXSR" w:date="2026-10-29T21:18:31Z">
-        <w:r>
-          <w:rPr>
-            <w:rFonts w:ascii="Arial" w:eastAsia="Arial" w:hAnsi="Arial" w:cs="Arial"/>
-            <w:sz w:val="28"/>
-            <w:szCs w:val="28"/>
-          </w:rPr>
-          <w:delText xml:space="preserve">apelado</w:delText>
-        </w:r>
-      </w:del>
-      <w:ins w:id="1145" w:author="Assessor GDSXSR" w:date="2026-10-29T21:18:31Z">
-        <w:r>
-          <w:rPr>
-            <w:rFonts w:ascii="Arial" w:eastAsia="Arial" w:hAnsi="Arial" w:cs="Arial"/>
-            <w:color w:val="808080"/>
-            <w:sz w:val="28"/>
-            <w:szCs w:val="28"/>
-          </w:rPr>
-          <w:t xml:space="preserve">Repetitivo</w:t>
-        </w:r>
-      </w:ins>
-      <w:r>
-        <w:rPr>
-          <w:rFonts w:ascii="Arial" w:eastAsia="Arial" w:hAnsi="Arial" w:cs="Arial"/>
-          <w:sz w:val="28"/>
-          <w:szCs w:val="28"/>
-        </w:rPr>
-        <w:t xml:space="preserve"> </w:t>
-      </w:r>
-      <w:del w:id="1146" w:author="Assessor GDSXSR" w:date="2026-10-29T21:18:31Z">
-        <w:r>
-          <w:rPr>
-            <w:rFonts w:ascii="Arial" w:eastAsia="Arial" w:hAnsi="Arial" w:cs="Arial"/>
-            <w:sz w:val="28"/>
-            <w:szCs w:val="28"/>
-          </w:rPr>
-          <w:delText xml:space="preserve">o</w:delText>
-        </w:r>
-      </w:del>
-      <w:ins w:id="1147" w:author="Assessor GDSXSR" w:date="2026-10-29T21:18:31Z">
-        <w:r>
-          <w:rPr>
-            <w:rFonts w:ascii="Arial" w:eastAsia="Arial" w:hAnsi="Arial" w:cs="Arial"/>
-            <w:color w:val="808080"/>
-            <w:sz w:val="28"/>
-            <w:szCs w:val="28"/>
-          </w:rPr>
-          <w:t xml:space="preserve">1.061,</w:t>
-        </w:r>
-      </w:ins>
-      <w:r>
-        <w:rPr>
-          <w:rFonts w:ascii="Arial" w:eastAsia="Arial" w:hAnsi="Arial" w:cs="Arial"/>
-          <w:sz w:val="28"/>
-          <w:szCs w:val="28"/>
-        </w:rPr>
-        <w:t xml:space="preserve"> </w:t>
-      </w:r>
-      <w:del w:id="1148" w:author="Assessor GDSXSR" w:date="2026-10-29T21:18:31Z">
-        <w:r>
-          <w:rPr>
-            <w:rFonts w:ascii="Arial" w:eastAsia="Arial" w:hAnsi="Arial" w:cs="Arial"/>
-            <w:sz w:val="28"/>
-            <w:szCs w:val="28"/>
-          </w:rPr>
-          <w:delText xml:space="preserve">ônus</w:delText>
-        </w:r>
-      </w:del>
-      <w:ins w:id="1149" w:author="Assessor GDSXSR" w:date="2026-10-29T21:18:31Z">
-        <w:r>
-          <w:rPr>
-            <w:rFonts w:ascii="Arial" w:eastAsia="Arial" w:hAnsi="Arial" w:cs="Arial"/>
-            <w:color w:val="808080"/>
-            <w:sz w:val="28"/>
-            <w:szCs w:val="28"/>
-          </w:rPr>
-          <w:t xml:space="preserve">invocado</w:t>
-        </w:r>
-      </w:ins>
-      <w:r>
-        <w:rPr>
-          <w:rFonts w:ascii="Arial" w:eastAsia="Arial" w:hAnsi="Arial" w:cs="Arial"/>
-          <w:sz w:val="28"/>
-          <w:szCs w:val="28"/>
-        </w:rPr>
-        <w:t xml:space="preserve"> </w:t>
-      </w:r>
-      <w:del w:id="1150" w:author="Assessor GDSXSR" w:date="2026-10-29T21:18:31Z">
-        <w:r>
-          <w:rPr>
-            <w:rFonts w:ascii="Arial" w:eastAsia="Arial" w:hAnsi="Arial" w:cs="Arial"/>
-            <w:sz w:val="28"/>
-            <w:szCs w:val="28"/>
-          </w:rPr>
-          <w:delText xml:space="preserve">de</w:delText>
-        </w:r>
-      </w:del>
-      <w:ins w:id="1151" w:author="Assessor GDSXSR" w:date="2026-10-29T21:18:31Z">
-        <w:r>
-          <w:rPr>
-            <w:rFonts w:ascii="Arial" w:eastAsia="Arial" w:hAnsi="Arial" w:cs="Arial"/>
-            <w:color w:val="808080"/>
-            <w:sz w:val="28"/>
-            <w:szCs w:val="28"/>
-          </w:rPr>
-          <w:t xml:space="preserve">no</w:t>
-        </w:r>
-      </w:ins>
-      <w:r>
-        <w:rPr>
-          <w:rFonts w:ascii="Arial" w:eastAsia="Arial" w:hAnsi="Arial" w:cs="Arial"/>
-          <w:sz w:val="28"/>
-          <w:szCs w:val="28"/>
-        </w:rPr>
-        <w:t xml:space="preserve"> </w:t>
-      </w:r>
-      <w:del w:id="1152" w:author="Assessor GDSXSR" w:date="2026-10-29T21:18:31Z">
-        <w:r>
-          <w:rPr>
-            <w:rFonts w:ascii="Arial" w:eastAsia="Arial" w:hAnsi="Arial" w:cs="Arial"/>
-            <w:sz w:val="28"/>
-            <w:szCs w:val="28"/>
-          </w:rPr>
-          <w:delText xml:space="preserve">demonstrar</w:delText>
-        </w:r>
-      </w:del>
-      <w:ins w:id="1153" w:author="Assessor GDSXSR" w:date="2026-10-29T21:18:31Z">
-        <w:r>
-          <w:rPr>
-            <w:rFonts w:ascii="Arial" w:eastAsia="Arial" w:hAnsi="Arial" w:cs="Arial"/>
-            <w:color w:val="808080"/>
-            <w:sz w:val="28"/>
-            <w:szCs w:val="28"/>
-          </w:rPr>
-          <w:t xml:space="preserve">apelo, fixou</w:t>
-        </w:r>
-      </w:ins>
-      <w:r>
-        <w:rPr>
-          <w:rFonts w:ascii="Arial" w:eastAsia="Arial" w:hAnsi="Arial" w:cs="Arial"/>
-          <w:sz w:val="28"/>
-          <w:szCs w:val="28"/>
-        </w:rPr>
-        <w:t xml:space="preserve"> a </w:t>
-      </w:r>
-      <w:del w:id="1154" w:author="Assessor GDSXSR" w:date="2026-10-29T21:18:31Z">
-        <w:r>
-          <w:rPr>
-            <w:rFonts w:ascii="Arial" w:eastAsia="Arial" w:hAnsi="Arial" w:cs="Arial"/>
-            <w:sz w:val="28"/>
-            <w:szCs w:val="28"/>
-          </w:rPr>
-          <w:delText xml:space="preserve">autenticidade</w:delText>
-        </w:r>
-      </w:del>
-      <w:ins w:id="1155" w:author="Assessor GDSXSR" w:date="2026-10-29T21:18:31Z">
-        <w:r>
-          <w:rPr>
-            <w:rFonts w:ascii="Arial" w:eastAsia="Arial" w:hAnsi="Arial" w:cs="Arial"/>
-            <w:color w:val="808080"/>
-            <w:sz w:val="28"/>
-            <w:szCs w:val="28"/>
-          </w:rPr>
-          <w:t xml:space="preserve">seguinte</w:t>
-        </w:r>
-      </w:ins>
-      <w:r>
-        <w:rPr>
-          <w:rFonts w:ascii="Arial" w:eastAsia="Arial" w:hAnsi="Arial" w:cs="Arial"/>
-          <w:sz w:val="28"/>
-          <w:szCs w:val="28"/>
-        </w:rPr>
-        <w:t xml:space="preserve"> </w:t>
-      </w:r>
-      <w:del w:id="1156" w:author="Assessor GDSXSR" w:date="2026-10-29T21:18:31Z">
-        <w:r>
-          <w:rPr>
-            <w:rFonts w:ascii="Arial" w:eastAsia="Arial" w:hAnsi="Arial" w:cs="Arial"/>
-            <w:sz w:val="28"/>
-            <w:szCs w:val="28"/>
-          </w:rPr>
-          <w:delText xml:space="preserve">da firma. </w:delText>
-        </w:r>
-      </w:del>
-      <w:ins w:id="1157" w:author="Assessor GDSXSR" w:date="2026-10-29T21:18:31Z">
-        <w:r>
-          <w:rPr>
-            <w:rFonts w:ascii="Arial" w:eastAsia="Arial" w:hAnsi="Arial" w:cs="Arial"/>
-            <w:color w:val="808080"/>
-            <w:sz w:val="28"/>
-            <w:szCs w:val="28"/>
-          </w:rPr>
-          <w:t xml:space="preserve">tese:</w:t>
-        </w:r>
-        <w:commentRangeEnd w:id="17"/>
-        <w:r>
-          <w:rPr>
-            <w:rStyle w:val="CommentReference"/>
-            <w:color w:val="808080"/>
-          </w:rPr>
-          <w:commentReference w:id="17"/>
-        </w:r>
-      </w:ins>
-    </w:p>
-    <w:p>
-      <w:pPr>
-        <w:spacing w:after="0" w:line="360" w:lineRule="auto"/>
-        <w:ind w:firstLine="2268"/>
-        <w:jc w:val="both"/>
-        <w:rPr>
-          <w:ins w:id="1163" w:author="Assessor GDSXSR" w:date="2026-10-29T21:18:31Z"/>
-          <w:rFonts w:ascii="Arial" w:eastAsia="Arial" w:hAnsi="Arial" w:cs="Arial"/>
-          <w:sz w:val="28"/>
-          <w:szCs w:val="28"/>
-        </w:rPr>
-      </w:pPr>
-    </w:p>
-    <w:p>
-      <w:pPr>
-        <w:spacing w:after="0" w:line="360" w:lineRule="auto"/>
-        <w:ind w:left="2268" w:firstLine="1134"/>
-        <w:jc w:val="both"/>
-        <w:rPr>
-          <w:ins w:id="1165" w:author="Assessor GDSXSR" w:date="2026-10-29T21:18:31Z"/>
-          <w:rFonts w:ascii="Arial" w:eastAsia="Arial" w:hAnsi="Arial" w:cs="Arial"/>
-          <w:sz w:val="28"/>
-          <w:szCs w:val="28"/>
-        </w:rPr>
-      </w:pPr>
-      <w:ins w:id="1164" w:author="Assessor GDSXSR" w:date="2026-10-29T21:18:31Z">
-        <w:r>
-          <w:rPr>
-            <w:rFonts w:ascii="Arial" w:eastAsia="Arial" w:hAnsi="Arial" w:cs="Arial"/>
-            <w:b w:val="0"/>
-            <w:i/>
-            <w:color w:val="808080"/>
-            <w:sz w:val="26"/>
-            <w:szCs w:val="28"/>
-          </w:rPr>
-          <w:t xml:space="preserve">“Na hipótese em que o consumidor/autor impugnar a autenticidade da assinatura constante em contrato bancário juntado ao processo pela instituição financeira, caberá a esta o ônus de provar a autenticidade (CPC, arts. 6º, 369 e 429, II).” (REsp n. 1.846.649/MA, relator Ministro Marco Aurélio Bellizze, Segunda Seção, julgado em 24/11/2021, DJe de 9/12/2021.)</w:t>
-        </w:r>
-      </w:ins>
-    </w:p>
-    <w:p>
-      <w:pPr>
-        <w:spacing w:after="0" w:line="360" w:lineRule="auto"/>
-        <w:ind w:left="2268" w:firstLine="1134"/>
-        <w:jc w:val="both"/>
-        <w:rPr>
-          <w:ins w:id="1166" w:author="Assessor GDSXSR" w:date="2026-10-29T21:18:31Z"/>
-          <w:rFonts w:ascii="Arial" w:eastAsia="Arial" w:hAnsi="Arial" w:cs="Arial"/>
-          <w:sz w:val="28"/>
-          <w:szCs w:val="28"/>
-        </w:rPr>
-      </w:pPr>
-    </w:p>
-    <w:p>
-      <w:pPr>
-        <w:spacing w:after="0" w:line="360" w:lineRule="auto"/>
-        <w:ind w:firstLine="2268"/>
-        <w:jc w:val="both"/>
-        <w:rPr>
-          <w:rFonts w:ascii="Arial" w:eastAsia="Arial" w:hAnsi="Arial" w:cs="Arial"/>
-          <w:sz w:val="28"/>
-          <w:szCs w:val="28"/>
-        </w:rPr>
-      </w:pPr>
-      <w:ins w:id="1167" w:author="Assessor GDSXSR" w:date="2026-10-29T21:18:31Z">
-        <w:r>
-          <w:rPr>
-            <w:rFonts w:ascii="Arial" w:hAnsi="Arial"/>
-            <w:b w:val="0"/>
-            <w:i w:val="0"/>
-            <w:color w:val="808080"/>
-            <w:sz w:val="28"/>
-          </w:rPr>
-          <w:t xml:space="preserve">Por isso, sem impugnação específica da assinatura, a tese não incide e não se transfere ao apelado o ônus de demonstrar a autenticidade da firma.</w:t>
-        </w:r>
-      </w:ins>
-    </w:p>
-    <w:p>
-      <w:pPr>
-        <w:spacing w:after="0" w:line="360" w:lineRule="auto"/>
-        <w:ind w:firstLine="2268"/>
-        <w:jc w:val="both"/>
-        <w:rPr>
-          <w:rFonts w:ascii="Arial" w:eastAsia="Arial" w:hAnsi="Arial" w:cs="Arial"/>
-          <w:sz w:val="28"/>
-          <w:szCs w:val="28"/>
-        </w:rPr>
-      </w:pPr>
-    </w:p>
-    <w:p>
-      <w:pPr>
-        <w:spacing w:after="0" w:line="360" w:lineRule="auto"/>
-        <w:ind w:firstLine="2268"/>
-        <w:jc w:val="both"/>
-        <w:rPr>
-          <w:rFonts w:ascii="Arial" w:eastAsia="Arial" w:hAnsi="Arial" w:cs="Arial"/>
-          <w:sz w:val="28"/>
-          <w:szCs w:val="28"/>
-        </w:rPr>
-      </w:pPr>
-    </w:p>
-    <w:p>
-      <w:pPr>
-        <w:spacing w:after="0" w:line="360" w:lineRule="auto"/>
-        <w:ind w:firstLine="2268"/>
-        <w:jc w:val="both"/>
-        <w:rPr>
-          <w:ins w:id="1186" w:author="Assessor GDSXSR" w:date="2026-10-29T21:18:31Z"/>
-        </w:rPr>
-      </w:pPr>
-      <w:del w:id="1168" w:author="Assessor GDSXSR" w:date="2026-10-29T21:18:31Z">
-        <w:r>
-          <w:rPr>
-            <w:rFonts w:ascii="Arial" w:eastAsia="Arial" w:hAnsi="Arial" w:cs="Arial"/>
-            <w:sz w:val="28"/>
-            <w:szCs w:val="28"/>
-          </w:rPr>
-          <w:delText xml:space="preserve">A</w:delText>
-        </w:r>
-        <w:r>
-          <w:rPr>
-            <w:rFonts w:ascii="Arial" w:eastAsia="Arial" w:hAnsi="Arial" w:cs="Arial"/>
-            <w:sz w:val="28"/>
-            <w:szCs w:val="28"/>
-          </w:rPr>
-          <w:delText xml:space="preserve">lém</w:delText>
-        </w:r>
-      </w:del>
-      <w:ins w:id="1169" w:author="Assessor GDSXSR" w:date="2026-10-29T21:18:31Z">
-        <w:r>
-          <w:rPr>
-            <w:rFonts w:ascii="Arial" w:eastAsia="Arial" w:hAnsi="Arial" w:cs="Arial"/>
-            <w:color w:val="808080"/>
-            <w:sz w:val="28"/>
-            <w:szCs w:val="28"/>
-          </w:rPr>
-          <w:t xml:space="preserve">Por</w:t>
-        </w:r>
-      </w:ins>
-      <w:r>
-        <w:rPr>
-          <w:rFonts w:ascii="Arial" w:eastAsia="Arial" w:hAnsi="Arial" w:cs="Arial"/>
-          <w:sz w:val="28"/>
-          <w:szCs w:val="28"/>
-        </w:rPr>
-        <w:t xml:space="preserve"> </w:t>
-      </w:r>
-      <w:del w:id="1170" w:author="Assessor GDSXSR" w:date="2026-10-29T21:18:31Z">
-        <w:r>
-          <w:rPr>
-            <w:rFonts w:ascii="Arial" w:eastAsia="Arial" w:hAnsi="Arial" w:cs="Arial"/>
-            <w:sz w:val="28"/>
-            <w:szCs w:val="28"/>
-          </w:rPr>
-          <w:delText xml:space="preserve">disso</w:delText>
-        </w:r>
-      </w:del>
-      <w:ins w:id="1171" w:author="Assessor GDSXSR" w:date="2026-10-29T21:18:31Z">
-        <w:r>
-          <w:rPr>
-            <w:rFonts w:ascii="Arial" w:eastAsia="Arial" w:hAnsi="Arial" w:cs="Arial"/>
-            <w:color w:val="808080"/>
-            <w:sz w:val="28"/>
-            <w:szCs w:val="28"/>
-          </w:rPr>
-          <w:t xml:space="preserve">outro lado</w:t>
-        </w:r>
-      </w:ins>
-      <w:r>
-        <w:rPr>
-          <w:rFonts w:ascii="Arial" w:eastAsia="Arial" w:hAnsi="Arial" w:cs="Arial"/>
-          <w:sz w:val="28"/>
-          <w:szCs w:val="28"/>
-        </w:rPr>
-        <w:t xml:space="preserve">, a</w:t>
-      </w:r>
-      <w:r>
-        <w:rPr>
-          <w:rFonts w:ascii="Arial" w:eastAsia="Arial" w:hAnsi="Arial" w:cs="Arial"/>
-          <w:sz w:val="28"/>
-          <w:szCs w:val="28"/>
-        </w:rPr>
-        <w:t xml:space="preserve"> cessão de crédito </w:t>
-      </w:r>
-      <w:del w:id="1172" w:author="Assessor GDSXSR" w:date="2026-10-29T21:18:31Z">
-        <w:r>
-          <w:rPr>
-            <w:rFonts w:ascii="Arial" w:eastAsia="Arial" w:hAnsi="Arial" w:cs="Arial"/>
-            <w:sz w:val="28"/>
-            <w:szCs w:val="28"/>
-          </w:rPr>
-          <w:delText xml:space="preserve">igualmente</w:delText>
-        </w:r>
-      </w:del>
-      <w:ins w:id="1173" w:author="Assessor GDSXSR" w:date="2026-10-29T21:18:31Z">
-        <w:r>
-          <w:rPr>
-            <w:rFonts w:ascii="Arial" w:eastAsia="Arial" w:hAnsi="Arial" w:cs="Arial"/>
-            <w:color w:val="808080"/>
-            <w:sz w:val="28"/>
-            <w:szCs w:val="28"/>
-          </w:rPr>
-          <w:t xml:space="preserve">também</w:t>
-        </w:r>
-      </w:ins>
-      <w:r>
-        <w:rPr>
-          <w:rFonts w:ascii="Arial" w:eastAsia="Arial" w:hAnsi="Arial" w:cs="Arial"/>
-          <w:sz w:val="28"/>
-          <w:szCs w:val="28"/>
-        </w:rPr>
-        <w:t xml:space="preserve"> está comprovada. A certidão emitida pelo 10º Oficial de Registro de Títulos e Documentos de São Paulo identifica o CPF da apelante, o número do contrato e o valor de R$ 471,44</w:t>
-      </w:r>
-      <w:r>
-        <w:rPr>
-          <w:rFonts w:ascii="Arial" w:eastAsia="Arial" w:hAnsi="Arial" w:cs="Arial"/>
-          <w:sz w:val="28"/>
-          <w:szCs w:val="28"/>
-        </w:rPr>
-        <w:t xml:space="preserve"> (ID 89866219)</w:t>
-      </w:r>
-      <w:r>
-        <w:rPr>
-          <w:rFonts w:ascii="Arial" w:eastAsia="Arial" w:hAnsi="Arial" w:cs="Arial"/>
-          <w:sz w:val="28"/>
-          <w:szCs w:val="28"/>
-        </w:rPr>
-        <w:t xml:space="preserve">.</w:t>
-      </w:r>
-      <w:del w:id="1174" w:author="Assessor GDSXSR" w:date="2026-10-29T21:18:31Z">
-        <w:r>
-          <w:rPr>
-            <w:rFonts w:ascii="Arial" w:eastAsia="Arial" w:hAnsi="Arial" w:cs="Arial"/>
-            <w:sz w:val="28"/>
-            <w:szCs w:val="28"/>
-          </w:rPr>
-          <w:delText xml:space="preserve"> </w:delText>
-        </w:r>
-      </w:del>
-    </w:p>
-    <w:p>
-      <w:pPr>
-        <w:spacing w:after="0" w:line="360" w:lineRule="auto"/>
-        <w:ind w:firstLine="2268"/>
-        <w:jc w:val="both"/>
-        <w:rPr>
-          <w:ins w:id="1187" w:author="Assessor GDSXSR" w:date="2026-10-29T21:18:31Z"/>
-        </w:rPr>
-      </w:pPr>
-    </w:p>
-    <w:p>
-      <w:pPr>
-        <w:spacing w:after="0" w:line="360" w:lineRule="auto"/>
-        <w:ind w:firstLine="2268"/>
-        <w:jc w:val="both"/>
-        <w:rPr>
-          <w:ins w:id="1188" w:author="Assessor GDSXSR" w:date="2026-10-29T21:18:31Z"/>
-        </w:rPr>
-      </w:pPr>
-      <w:commentRangeStart w:id="18"/>
-      <w:r>
-        <w:rPr>
-          <w:rFonts w:ascii="Arial" w:eastAsia="Arial" w:hAnsi="Arial" w:cs="Arial"/>
-          <w:sz w:val="28"/>
-          <w:szCs w:val="28"/>
-        </w:rPr>
-        <w:t xml:space="preserve">Com isso, a obrigação originária fica vinculada ao crédito transferido ao fundo cessionário</w:t>
-      </w:r>
-      <w:del w:id="1175" w:author="Assessor GDSXSR" w:date="2026-10-29T21:18:31Z">
-        <w:r>
-          <w:rPr>
-            <w:rFonts w:ascii="Arial" w:eastAsia="Arial" w:hAnsi="Arial" w:cs="Arial"/>
-            <w:sz w:val="28"/>
-            <w:szCs w:val="28"/>
-          </w:rPr>
-          <w:delText xml:space="preserve">.</w:delText>
-        </w:r>
-      </w:del>
-      <w:ins w:id="1176" w:author="Assessor GDSXSR" w:date="2026-10-29T21:18:31Z">
-        <w:r>
-          <w:rPr>
-            <w:rFonts w:ascii="Arial" w:eastAsia="Arial" w:hAnsi="Arial" w:cs="Arial"/>
-            <w:color w:val="808080"/>
-            <w:sz w:val="28"/>
-            <w:szCs w:val="28"/>
-          </w:rPr>
-          <w:t xml:space="preserve">,</w:t>
-        </w:r>
-      </w:ins>
-      <w:r>
-        <w:rPr>
-          <w:rFonts w:ascii="Arial" w:eastAsia="Arial" w:hAnsi="Arial" w:cs="Arial"/>
-          <w:sz w:val="28"/>
-          <w:szCs w:val="28"/>
-        </w:rPr>
-        <w:t xml:space="preserve"> </w:t>
-      </w:r>
-      <w:del w:id="1177" w:author="Assessor GDSXSR" w:date="2026-10-29T21:18:31Z">
-        <w:r>
-          <w:rPr>
-            <w:rFonts w:ascii="Arial" w:eastAsia="Arial" w:hAnsi="Arial" w:cs="Arial"/>
-            <w:sz w:val="28"/>
-            <w:szCs w:val="28"/>
-          </w:rPr>
-          <w:delText xml:space="preserve">A</w:delText>
-        </w:r>
-      </w:del>
-      <w:ins w:id="1178" w:author="Assessor GDSXSR" w:date="2026-10-29T21:18:31Z">
-        <w:r>
-          <w:rPr>
-            <w:rFonts w:ascii="Arial" w:eastAsia="Arial" w:hAnsi="Arial" w:cs="Arial"/>
-            <w:color w:val="808080"/>
-            <w:sz w:val="28"/>
-            <w:szCs w:val="28"/>
-          </w:rPr>
-          <w:t xml:space="preserve">nos</w:t>
-        </w:r>
-      </w:ins>
-      <w:r>
-        <w:rPr>
-          <w:rFonts w:ascii="Arial" w:eastAsia="Arial" w:hAnsi="Arial" w:cs="Arial"/>
-          <w:sz w:val="28"/>
-          <w:szCs w:val="28"/>
-        </w:rPr>
-        <w:t xml:space="preserve"> </w:t>
-      </w:r>
-      <w:del w:id="1179" w:author="Assessor GDSXSR" w:date="2026-10-29T21:18:31Z">
-        <w:r>
-          <w:rPr>
-            <w:rFonts w:ascii="Arial" w:eastAsia="Arial" w:hAnsi="Arial" w:cs="Arial"/>
-            <w:sz w:val="28"/>
-            <w:szCs w:val="28"/>
-          </w:rPr>
-          <w:delText xml:space="preserve">cessão</w:delText>
-        </w:r>
-      </w:del>
-      <w:ins w:id="1180" w:author="Assessor GDSXSR" w:date="2026-10-29T21:18:31Z">
-        <w:r>
-          <w:rPr>
-            <w:rFonts w:ascii="Arial" w:eastAsia="Arial" w:hAnsi="Arial" w:cs="Arial"/>
-            <w:color w:val="808080"/>
-            <w:sz w:val="28"/>
-            <w:szCs w:val="28"/>
-          </w:rPr>
-          <w:t xml:space="preserve">termos</w:t>
-        </w:r>
-      </w:ins>
-      <w:r>
-        <w:rPr>
-          <w:rFonts w:ascii="Arial" w:eastAsia="Arial" w:hAnsi="Arial" w:cs="Arial"/>
-          <w:sz w:val="28"/>
-          <w:szCs w:val="28"/>
-        </w:rPr>
-        <w:t xml:space="preserve"> </w:t>
-      </w:r>
-      <w:del w:id="1181" w:author="Assessor GDSXSR" w:date="2026-10-29T21:18:31Z">
-        <w:r>
-          <w:rPr>
-            <w:rFonts w:ascii="Arial" w:eastAsia="Arial" w:hAnsi="Arial" w:cs="Arial"/>
-            <w:sz w:val="28"/>
-            <w:szCs w:val="28"/>
-          </w:rPr>
-          <w:delText xml:space="preserve">não</w:delText>
-        </w:r>
-      </w:del>
-      <w:ins w:id="1182" w:author="Assessor GDSXSR" w:date="2026-10-29T21:18:31Z">
-        <w:r>
-          <w:rPr>
-            <w:rFonts w:ascii="Arial" w:eastAsia="Arial" w:hAnsi="Arial" w:cs="Arial"/>
-            <w:color w:val="808080"/>
-            <w:sz w:val="28"/>
-            <w:szCs w:val="28"/>
-          </w:rPr>
-          <w:t xml:space="preserve">dos</w:t>
-        </w:r>
-      </w:ins>
-      <w:r>
-        <w:rPr>
-          <w:rFonts w:ascii="Arial" w:eastAsia="Arial" w:hAnsi="Arial" w:cs="Arial"/>
-          <w:sz w:val="28"/>
-          <w:szCs w:val="28"/>
-        </w:rPr>
-        <w:t xml:space="preserve"> </w:t>
-      </w:r>
-      <w:del w:id="1183" w:author="Assessor GDSXSR" w:date="2026-10-29T21:18:31Z">
-        <w:r>
-          <w:rPr>
-            <w:rFonts w:ascii="Arial" w:eastAsia="Arial" w:hAnsi="Arial" w:cs="Arial"/>
-            <w:sz w:val="28"/>
-            <w:szCs w:val="28"/>
-          </w:rPr>
-          <w:delText xml:space="preserve">depende da anuência do devedor (</w:delText>
-        </w:r>
-      </w:del>
-      <w:r>
-        <w:rPr>
-          <w:rFonts w:ascii="Arial" w:eastAsia="Arial" w:hAnsi="Arial" w:cs="Arial"/>
-          <w:sz w:val="28"/>
-          <w:szCs w:val="28"/>
-        </w:rPr>
-        <w:t xml:space="preserve">arts. 286 e 293 do </w:t>
-      </w:r>
-      <w:del w:id="1184" w:author="Assessor GDSXSR" w:date="2026-10-29T21:18:31Z">
-        <w:r>
-          <w:rPr>
-            <w:rFonts w:ascii="Arial" w:eastAsia="Arial" w:hAnsi="Arial" w:cs="Arial"/>
-            <w:sz w:val="28"/>
-            <w:szCs w:val="28"/>
-          </w:rPr>
-          <w:delText xml:space="preserve">Código Civil). Eventual ausência de notificação não torna a dívida inexigível nem impede o cessionário de praticar atos de conservação do crédito. </w:delText>
-        </w:r>
-      </w:del>
-      <w:ins w:id="1185" w:author="Assessor GDSXSR" w:date="2026-10-29T21:18:31Z">
-        <w:r>
-          <w:rPr>
-            <w:rFonts w:ascii="Arial" w:eastAsia="Arial" w:hAnsi="Arial" w:cs="Arial"/>
-            <w:color w:val="808080"/>
-            <w:sz w:val="28"/>
-            <w:szCs w:val="28"/>
-          </w:rPr>
-          <w:t xml:space="preserve">CC:</w:t>
-        </w:r>
-        <w:commentRangeEnd w:id="18"/>
-        <w:r>
-          <w:rPr>
-            <w:rStyle w:val="CommentReference"/>
-            <w:color w:val="808080"/>
-          </w:rPr>
-          <w:commentReference w:id="18"/>
-        </w:r>
-      </w:ins>
-    </w:p>
-    <w:p>
-      <w:pPr>
-        <w:spacing w:after="0" w:line="360" w:lineRule="auto"/>
-        <w:ind w:firstLine="2268"/>
-        <w:jc w:val="both"/>
-        <w:rPr>
-          <w:ins w:id="1189" w:author="Assessor GDSXSR" w:date="2026-10-29T21:18:31Z"/>
-        </w:rPr>
-      </w:pPr>
-    </w:p>
-    <w:p>
-      <w:pPr>
-        <w:spacing w:after="0" w:line="360" w:lineRule="auto"/>
-        <w:ind w:left="2268" w:firstLine="0"/>
-        <w:jc w:val="both"/>
-        <w:rPr>
-          <w:ins w:id="1191" w:author="Assessor GDSXSR" w:date="2026-10-29T21:18:31Z"/>
-        </w:rPr>
-      </w:pPr>
-      <w:ins w:id="1190" w:author="Assessor GDSXSR" w:date="2026-10-29T21:18:31Z">
-        <w:r>
-          <w:rPr>
-            <w:rFonts w:ascii="Arial" w:eastAsia="Arial" w:hAnsi="Arial" w:cs="Arial"/>
-            <w:b w:val="0"/>
-            <w:i/>
-            <w:color w:val="808080"/>
-            <w:sz w:val="26"/>
-            <w:szCs w:val="28"/>
-          </w:rPr>
-          <w:t xml:space="preserve">“Art. 286. O credor pode ceder o seu crédito, se a isso não se opuser a natureza da obrigação, a lei, ou a convenção com o devedor; a cláusula proibitiva da cessão não poderá ser oposta ao cessionário de boa-fé, se não constar do instrumento da obrigação.</w:t>
-        </w:r>
-      </w:ins>
-    </w:p>
-    <w:p>
-      <w:pPr>
-        <w:spacing w:after="0" w:line="360" w:lineRule="auto"/>
-        <w:ind w:left="2268" w:firstLine="0"/>
-        <w:jc w:val="both"/>
-        <w:rPr>
-          <w:ins w:id="1193" w:author="Assessor GDSXSR" w:date="2026-10-29T21:18:31Z"/>
-        </w:rPr>
-      </w:pPr>
-      <w:ins w:id="1192" w:author="Assessor GDSXSR" w:date="2026-10-29T21:18:31Z">
-        <w:r>
-          <w:rPr>
-            <w:rFonts w:ascii="Arial" w:hAnsi="Arial"/>
-            <w:b w:val="0"/>
-            <w:i/>
-            <w:color w:val="808080"/>
-            <w:sz w:val="26"/>
-          </w:rPr>
-          <w:t xml:space="preserve">(...)</w:t>
-        </w:r>
-      </w:ins>
-    </w:p>
-    <w:p>
-      <w:pPr>
-        <w:spacing w:after="0" w:line="360" w:lineRule="auto"/>
-        <w:ind w:left="2268" w:firstLine="0"/>
-        <w:jc w:val="both"/>
-        <w:rPr>
-          <w:ins w:id="1195" w:author="Assessor GDSXSR" w:date="2026-10-29T21:18:31Z"/>
-        </w:rPr>
-      </w:pPr>
-      <w:ins w:id="1194" w:author="Assessor GDSXSR" w:date="2026-10-29T21:18:31Z">
-        <w:r>
-          <w:rPr>
-            <w:rFonts w:ascii="Arial" w:hAnsi="Arial"/>
-            <w:b w:val="0"/>
-            <w:i/>
-            <w:color w:val="808080"/>
-            <w:sz w:val="26"/>
-          </w:rPr>
-          <w:t xml:space="preserve">Art. 293. Independentemente do conhecimento da cessão pelo devedor, </w:t>
-        </w:r>
-        <w:r>
-          <w:rPr>
-            <w:rFonts w:ascii="Arial" w:hAnsi="Arial"/>
-            <w:b w:val="0"/>
-            <w:i/>
-            <w:color w:val="808080"/>
-            <w:sz w:val="26"/>
-            <w:u w:val="single"/>
-          </w:rPr>
-          <w:t xml:space="preserve">pode o cessionário exercer os atos conservatórios do direito cedido</w:t>
-        </w:r>
-        <w:r>
-          <w:rPr>
-            <w:rFonts w:ascii="Arial" w:hAnsi="Arial"/>
-            <w:b w:val="0"/>
-            <w:i/>
-            <w:color w:val="808080"/>
-            <w:sz w:val="26"/>
-          </w:rPr>
-          <w:t xml:space="preserve">.” – Grifei</w:t>
-        </w:r>
-      </w:ins>
-    </w:p>
-    <w:p>
-      <w:pPr>
-        <w:spacing w:after="0" w:line="360" w:lineRule="auto"/>
-        <w:ind w:left="2268" w:firstLine="0"/>
-        <w:jc w:val="both"/>
-        <w:rPr>
-          <w:ins w:id="1196" w:author="Assessor GDSXSR" w:date="2026-10-29T21:18:31Z"/>
-        </w:rPr>
-      </w:pPr>
-    </w:p>
-    <w:p>
-      <w:pPr>
-        <w:spacing w:after="0" w:line="360" w:lineRule="auto"/>
-        <w:ind w:firstLine="2268"/>
-        <w:jc w:val="both"/>
-        <w:rPr/>
-      </w:pPr>
-      <w:ins w:id="1197" w:author="Assessor GDSXSR" w:date="2026-10-29T21:18:31Z">
-        <w:r>
-          <w:rPr>
-            <w:rFonts w:ascii="Arial" w:hAnsi="Arial"/>
-            <w:b w:val="0"/>
-            <w:i w:val="0"/>
-            <w:color w:val="808080"/>
-            <w:sz w:val="28"/>
-          </w:rPr>
-          <w:t xml:space="preserve">Assim, a cessão não depende da anuência do devedor, e eventual ausência de notificação não torna a dívida inexigível nem impede o cessionário de praticar atos de conservação do crédito.</w:t>
-        </w:r>
-      </w:ins>
-    </w:p>
-    <w:p>
-      <w:pPr>
-        <w:spacing w:after="0" w:line="360" w:lineRule="auto"/>
-        <w:ind w:firstLine="2268"/>
-        <w:jc w:val="both"/>
-        <w:rPr>
-          <w:rFonts w:ascii="Arial" w:eastAsia="Arial" w:hAnsi="Arial" w:cs="Arial"/>
-          <w:sz w:val="28"/>
-          <w:szCs w:val="28"/>
-        </w:rPr>
-      </w:pPr>
-    </w:p>
-    <w:p>
-      <w:pPr>
-        <w:spacing w:after="0" w:line="360" w:lineRule="auto"/>
-        <w:ind w:firstLine="2268"/>
-        <w:jc w:val="both"/>
-      </w:pPr>
+        <w:t xml:space="preserve"> apelante não impugnou especificamente </w:t>
+      </w:r>
       <w:r>
         <w:rPr>
           <w:rFonts w:ascii="Arial" w:eastAsia="Arial" w:hAnsi="Arial" w:cs="Arial"/>
           <w:sz w:val="28"/>
           <w:szCs w:val="28"/>
           <w:highlight w:val="yellow"/>
-          <w:rPrChange w:id="1199" w:author="Assessor GDSXSR" w:date="2026-10-29T21:18:31Z">
+          <w:rPrChange w:id="1212" w:author="Assessor GDSXSR" w:date="2026-10-30T19:46:32Z">
             <w:rPr>
               <w:rFonts w:ascii="Arial" w:eastAsia="Arial" w:hAnsi="Arial" w:cs="Arial"/>
               <w:sz w:val="28"/>
@@ -7460,26 +7683,937 @@
             </w:rPr>
           </w:rPrChange>
         </w:rPr>
-        <w:t xml:space="preserve">Comprovados a contratação, a cessão e o inadimplemento, o débito é exigível</w:t>
-      </w:r>
-      <w:del w:id="1200" w:author="Assessor GDSXSR" w:date="2026-10-29T21:18:31Z">
-        <w:r>
-          <w:rPr>
-            <w:rFonts w:ascii="Arial" w:eastAsia="Arial" w:hAnsi="Arial" w:cs="Arial"/>
-            <w:sz w:val="28"/>
-            <w:szCs w:val="28"/>
-            <w:highlight w:val="yellow"/>
-          </w:rPr>
-          <w:delText xml:space="preserve">,</w:delText>
-        </w:r>
-      </w:del>
+        <w:t xml:space="preserve">a autenticidade da assinatura lançada no contrato, limitando-se a contestar genericamente os documentos apresentados.</w:t>
+      </w:r>
+    </w:p>
+    <w:p>
+      <w:pPr>
+        <w:spacing w:after="0" w:line="360" w:lineRule="auto"/>
+        <w:ind w:firstLine="2268"/>
+        <w:jc w:val="both"/>
+        <w:rPr>
+          <w:ins w:id="1233" w:author="Assessor GDSXSR" w:date="2026-10-30T19:46:32Z"/>
+        </w:rPr>
+      </w:pPr>
+    </w:p>
+    <w:p>
+      <w:pPr>
+        <w:spacing w:after="0" w:line="360" w:lineRule="auto"/>
+        <w:ind w:firstLine="2268"/>
+        <w:jc w:val="both"/>
+        <w:rPr>
+          <w:ins w:id="1234" w:author="Assessor GDSXSR" w:date="2026-10-30T19:46:32Z"/>
+          <w:rFonts w:ascii="Arial" w:eastAsia="Arial" w:hAnsi="Arial" w:cs="Arial"/>
+          <w:sz w:val="28"/>
+          <w:szCs w:val="28"/>
+        </w:rPr>
+      </w:pPr>
+      <w:ins w:id="1213" w:author="Assessor GDSXSR" w:date="2026-10-30T19:46:32Z">
+        <w:commentRangeStart w:id="16"/>
+        <w:r>
+          <w:rPr>
+            <w:rFonts w:ascii="Arial" w:eastAsia="Arial" w:hAnsi="Arial" w:cs="Arial"/>
+            <w:color w:val="808080"/>
+            <w:sz w:val="28"/>
+            <w:szCs w:val="28"/>
+          </w:rPr>
+          <w:t xml:space="preserve">O</w:t>
+        </w:r>
+      </w:ins>
+      <w:r>
+        <w:rPr>
+          <w:rFonts w:ascii="Arial" w:eastAsia="Arial" w:hAnsi="Arial" w:cs="Arial"/>
+          <w:sz w:val="28"/>
+          <w:szCs w:val="28"/>
+        </w:rPr>
+        <w:t xml:space="preserve"> </w:t>
+      </w:r>
+      <w:del w:id="1214" w:author="Assessor GDSXSR" w:date="2026-10-30T19:46:32Z">
+        <w:r>
+          <w:rPr>
+            <w:rFonts w:ascii="Arial" w:eastAsia="Arial" w:hAnsi="Arial" w:cs="Arial"/>
+            <w:sz w:val="28"/>
+            <w:szCs w:val="28"/>
+          </w:rPr>
+          <w:delText xml:space="preserve">Por</w:delText>
+        </w:r>
+      </w:del>
+      <w:ins w:id="1215" w:author="Assessor GDSXSR" w:date="2026-10-30T19:46:32Z">
+        <w:r>
+          <w:rPr>
+            <w:rFonts w:ascii="Arial" w:eastAsia="Arial" w:hAnsi="Arial" w:cs="Arial"/>
+            <w:color w:val="808080"/>
+            <w:sz w:val="28"/>
+            <w:szCs w:val="28"/>
+          </w:rPr>
+          <w:t xml:space="preserve">Tema</w:t>
+        </w:r>
+      </w:ins>
+      <w:r>
+        <w:rPr>
+          <w:rFonts w:ascii="Arial" w:eastAsia="Arial" w:hAnsi="Arial" w:cs="Arial"/>
+          <w:sz w:val="28"/>
+          <w:szCs w:val="28"/>
+        </w:rPr>
+        <w:t xml:space="preserve"> </w:t>
+      </w:r>
+      <w:del w:id="1216" w:author="Assessor GDSXSR" w:date="2026-10-30T19:46:32Z">
+        <w:r>
+          <w:rPr>
+            <w:rFonts w:ascii="Arial" w:eastAsia="Arial" w:hAnsi="Arial" w:cs="Arial"/>
+            <w:sz w:val="28"/>
+            <w:szCs w:val="28"/>
+          </w:rPr>
+          <w:delText xml:space="preserve">isso</w:delText>
+        </w:r>
+      </w:del>
+      <w:ins w:id="1217" w:author="Assessor GDSXSR" w:date="2026-10-30T19:46:32Z">
+        <w:r>
+          <w:rPr>
+            <w:rFonts w:ascii="Arial" w:eastAsia="Arial" w:hAnsi="Arial" w:cs="Arial"/>
+            <w:color w:val="808080"/>
+            <w:sz w:val="28"/>
+            <w:szCs w:val="28"/>
+          </w:rPr>
+          <w:t xml:space="preserve">1.061/STJ</w:t>
+        </w:r>
+      </w:ins>
+      <w:r>
+        <w:rPr>
+          <w:rFonts w:ascii="Arial" w:eastAsia="Arial" w:hAnsi="Arial" w:cs="Arial"/>
+          <w:sz w:val="28"/>
+          <w:szCs w:val="28"/>
+        </w:rPr>
+        <w:t xml:space="preserve">, </w:t>
+      </w:r>
+      <w:del w:id="1218" w:author="Assessor GDSXSR" w:date="2026-10-30T19:46:32Z">
+        <w:r>
+          <w:rPr>
+            <w:rFonts w:ascii="Arial" w:eastAsia="Arial" w:hAnsi="Arial" w:cs="Arial"/>
+            <w:sz w:val="28"/>
+            <w:szCs w:val="28"/>
+          </w:rPr>
+          <w:delText xml:space="preserve">não</w:delText>
+        </w:r>
+      </w:del>
+      <w:ins w:id="1219" w:author="Assessor GDSXSR" w:date="2026-10-30T19:46:32Z">
+        <w:r>
+          <w:rPr>
+            <w:rFonts w:ascii="Arial" w:eastAsia="Arial" w:hAnsi="Arial" w:cs="Arial"/>
+            <w:color w:val="808080"/>
+            <w:sz w:val="28"/>
+            <w:szCs w:val="28"/>
+          </w:rPr>
+          <w:t xml:space="preserve">invocado</w:t>
+        </w:r>
+      </w:ins>
+      <w:r>
+        <w:rPr>
+          <w:rFonts w:ascii="Arial" w:eastAsia="Arial" w:hAnsi="Arial" w:cs="Arial"/>
+          <w:sz w:val="28"/>
+          <w:szCs w:val="28"/>
+        </w:rPr>
+        <w:t xml:space="preserve"> </w:t>
+      </w:r>
+      <w:del w:id="1220" w:author="Assessor GDSXSR" w:date="2026-10-30T19:46:32Z">
+        <w:r>
+          <w:rPr>
+            <w:rFonts w:ascii="Arial" w:eastAsia="Arial" w:hAnsi="Arial" w:cs="Arial"/>
+            <w:sz w:val="28"/>
+            <w:szCs w:val="28"/>
+          </w:rPr>
+          <w:delText xml:space="preserve">se</w:delText>
+        </w:r>
+      </w:del>
+      <w:ins w:id="1221" w:author="Assessor GDSXSR" w:date="2026-10-30T19:46:32Z">
+        <w:r>
+          <w:rPr>
+            <w:rFonts w:ascii="Arial" w:eastAsia="Arial" w:hAnsi="Arial" w:cs="Arial"/>
+            <w:color w:val="808080"/>
+            <w:sz w:val="28"/>
+            <w:szCs w:val="28"/>
+          </w:rPr>
+          <w:t xml:space="preserve">no</w:t>
+        </w:r>
+      </w:ins>
+      <w:r>
+        <w:rPr>
+          <w:rFonts w:ascii="Arial" w:eastAsia="Arial" w:hAnsi="Arial" w:cs="Arial"/>
+          <w:sz w:val="28"/>
+          <w:szCs w:val="28"/>
+        </w:rPr>
+        <w:t xml:space="preserve"> </w:t>
+      </w:r>
+      <w:del w:id="1222" w:author="Assessor GDSXSR" w:date="2026-10-30T19:46:32Z">
+        <w:r>
+          <w:rPr>
+            <w:rFonts w:ascii="Arial" w:eastAsia="Arial" w:hAnsi="Arial" w:cs="Arial"/>
+            <w:sz w:val="28"/>
+            <w:szCs w:val="28"/>
+          </w:rPr>
+          <w:delText xml:space="preserve">transfere</w:delText>
+        </w:r>
+      </w:del>
+      <w:ins w:id="1223" w:author="Assessor GDSXSR" w:date="2026-10-30T19:46:32Z">
+        <w:r>
+          <w:rPr>
+            <w:rFonts w:ascii="Arial" w:eastAsia="Arial" w:hAnsi="Arial" w:cs="Arial"/>
+            <w:color w:val="808080"/>
+            <w:sz w:val="28"/>
+            <w:szCs w:val="28"/>
+          </w:rPr>
+          <w:t xml:space="preserve">apelo,</w:t>
+        </w:r>
+      </w:ins>
+      <w:r>
+        <w:rPr>
+          <w:rFonts w:ascii="Arial" w:eastAsia="Arial" w:hAnsi="Arial" w:cs="Arial"/>
+          <w:sz w:val="28"/>
+          <w:szCs w:val="28"/>
+        </w:rPr>
+        <w:t xml:space="preserve"> </w:t>
+      </w:r>
+      <w:del w:id="1224" w:author="Assessor GDSXSR" w:date="2026-10-30T19:46:32Z">
+        <w:r>
+          <w:rPr>
+            <w:rFonts w:ascii="Arial" w:eastAsia="Arial" w:hAnsi="Arial" w:cs="Arial"/>
+            <w:sz w:val="28"/>
+            <w:szCs w:val="28"/>
+          </w:rPr>
+          <w:delText xml:space="preserve">ao apelado o ônus de demonstrar</w:delText>
+        </w:r>
+      </w:del>
+      <w:ins w:id="1225" w:author="Assessor GDSXSR" w:date="2026-10-30T19:46:32Z">
+        <w:r>
+          <w:rPr>
+            <w:rFonts w:ascii="Arial" w:eastAsia="Arial" w:hAnsi="Arial" w:cs="Arial"/>
+            <w:color w:val="808080"/>
+            <w:sz w:val="28"/>
+            <w:szCs w:val="28"/>
+          </w:rPr>
+          <w:t xml:space="preserve">fixou</w:t>
+        </w:r>
+      </w:ins>
+      <w:r>
+        <w:rPr>
+          <w:rFonts w:ascii="Arial" w:eastAsia="Arial" w:hAnsi="Arial" w:cs="Arial"/>
+          <w:sz w:val="28"/>
+          <w:szCs w:val="28"/>
+        </w:rPr>
+        <w:t xml:space="preserve"> a </w:t>
+      </w:r>
+      <w:del w:id="1226" w:author="Assessor GDSXSR" w:date="2026-10-30T19:46:32Z">
+        <w:r>
+          <w:rPr>
+            <w:rFonts w:ascii="Arial" w:eastAsia="Arial" w:hAnsi="Arial" w:cs="Arial"/>
+            <w:sz w:val="28"/>
+            <w:szCs w:val="28"/>
+          </w:rPr>
+          <w:delText xml:space="preserve">autenticidade</w:delText>
+        </w:r>
+      </w:del>
+      <w:ins w:id="1227" w:author="Assessor GDSXSR" w:date="2026-10-30T19:46:32Z">
+        <w:r>
+          <w:rPr>
+            <w:rFonts w:ascii="Arial" w:eastAsia="Arial" w:hAnsi="Arial" w:cs="Arial"/>
+            <w:color w:val="808080"/>
+            <w:sz w:val="28"/>
+            <w:szCs w:val="28"/>
+          </w:rPr>
+          <w:t xml:space="preserve">seguinte</w:t>
+        </w:r>
+      </w:ins>
+      <w:r>
+        <w:rPr>
+          <w:rFonts w:ascii="Arial" w:eastAsia="Arial" w:hAnsi="Arial" w:cs="Arial"/>
+          <w:sz w:val="28"/>
+          <w:szCs w:val="28"/>
+        </w:rPr>
+        <w:t xml:space="preserve"> </w:t>
+      </w:r>
+      <w:del w:id="1228" w:author="Assessor GDSXSR" w:date="2026-10-30T19:46:32Z">
+        <w:r>
+          <w:rPr>
+            <w:rFonts w:ascii="Arial" w:eastAsia="Arial" w:hAnsi="Arial" w:cs="Arial"/>
+            <w:sz w:val="28"/>
+            <w:szCs w:val="28"/>
+          </w:rPr>
+          <w:delText xml:space="preserve">da firma. </w:delText>
+        </w:r>
+      </w:del>
+      <w:ins w:id="1229" w:author="Assessor GDSXSR" w:date="2026-10-30T19:46:32Z">
+        <w:r>
+          <w:rPr>
+            <w:rFonts w:ascii="Arial" w:eastAsia="Arial" w:hAnsi="Arial" w:cs="Arial"/>
+            <w:color w:val="808080"/>
+            <w:sz w:val="28"/>
+            <w:szCs w:val="28"/>
+          </w:rPr>
+          <w:t xml:space="preserve">tese:</w:t>
+        </w:r>
+        <w:commentRangeEnd w:id="16"/>
+        <w:r>
+          <w:rPr>
+            <w:rStyle w:val="CommentReference"/>
+            <w:color w:val="808080"/>
+          </w:rPr>
+          <w:commentReference w:id="16"/>
+        </w:r>
+      </w:ins>
+    </w:p>
+    <w:p>
+      <w:pPr>
+        <w:spacing w:after="0" w:line="360" w:lineRule="auto"/>
+        <w:ind w:firstLine="2268"/>
+        <w:jc w:val="both"/>
+        <w:rPr>
+          <w:ins w:id="1235" w:author="Assessor GDSXSR" w:date="2026-10-30T19:46:32Z"/>
+          <w:rFonts w:ascii="Arial" w:eastAsia="Arial" w:hAnsi="Arial" w:cs="Arial"/>
+          <w:sz w:val="28"/>
+          <w:szCs w:val="28"/>
+        </w:rPr>
+      </w:pPr>
+    </w:p>
+    <w:p>
+      <w:pPr>
+        <w:spacing w:after="0" w:line="360" w:lineRule="auto"/>
+        <w:ind w:left="2268" w:firstLine="1134"/>
+        <w:jc w:val="both"/>
+        <w:rPr>
+          <w:ins w:id="1237" w:author="Assessor GDSXSR" w:date="2026-10-30T19:46:32Z"/>
+          <w:rFonts w:ascii="Arial" w:eastAsia="Arial" w:hAnsi="Arial" w:cs="Arial"/>
+          <w:sz w:val="28"/>
+          <w:szCs w:val="28"/>
+        </w:rPr>
+      </w:pPr>
+      <w:ins w:id="1236" w:author="Assessor GDSXSR" w:date="2026-10-30T19:46:32Z">
+        <w:r>
+          <w:rPr>
+            <w:rFonts w:ascii="Arial" w:eastAsia="Arial" w:hAnsi="Arial" w:cs="Arial"/>
+            <w:b w:val="0"/>
+            <w:i/>
+            <w:color w:val="808080"/>
+            <w:sz w:val="26"/>
+            <w:szCs w:val="28"/>
+          </w:rPr>
+          <w:t xml:space="preserve">“Na hipótese em que o consumidor/autor impugnar a autenticidade da assinatura constante em contrato bancário juntado ao processo pela instituição financeira, caberá a esta o ônus de provar a autenticidade (CPC, arts. 6º, 369 e 429, II).” (REsp n. 1.846.649/MA, relator Ministro Marco Aurélio Bellizze, Segunda Seção, julgado em 24/11/2021, DJe de 9/12/2021.)</w:t>
+        </w:r>
+      </w:ins>
+    </w:p>
+    <w:p>
+      <w:pPr>
+        <w:spacing w:after="0" w:line="360" w:lineRule="auto"/>
+        <w:ind w:left="2268" w:firstLine="1134"/>
+        <w:jc w:val="both"/>
+        <w:rPr>
+          <w:ins w:id="1238" w:author="Assessor GDSXSR" w:date="2026-10-30T19:46:32Z"/>
+          <w:rFonts w:ascii="Arial" w:eastAsia="Arial" w:hAnsi="Arial" w:cs="Arial"/>
+          <w:sz w:val="28"/>
+          <w:szCs w:val="28"/>
+        </w:rPr>
+      </w:pPr>
+    </w:p>
+    <w:p>
+      <w:pPr>
+        <w:spacing w:after="0" w:line="360" w:lineRule="auto"/>
+        <w:ind w:firstLine="2268"/>
+        <w:jc w:val="both"/>
+        <w:rPr>
+          <w:rFonts w:ascii="Arial" w:eastAsia="Arial" w:hAnsi="Arial" w:cs="Arial"/>
+          <w:sz w:val="28"/>
+          <w:szCs w:val="28"/>
+        </w:rPr>
+      </w:pPr>
+      <w:ins w:id="1239" w:author="Assessor GDSXSR" w:date="2026-10-30T19:46:32Z">
+        <w:r>
+          <w:rPr>
+            <w:rFonts w:ascii="Arial" w:hAnsi="Arial"/>
+            <w:b w:val="0"/>
+            <w:i w:val="0"/>
+            <w:color w:val="808080"/>
+            <w:sz w:val="28"/>
+          </w:rPr>
+          <w:t xml:space="preserve">Logo, a tese não incide, e o ônus de demonstrar a autenticidade não se transfere ao apelado.</w:t>
+        </w:r>
+      </w:ins>
+    </w:p>
+    <w:p>
+      <w:pPr>
+        <w:spacing w:after="0" w:line="360" w:lineRule="auto"/>
+        <w:ind w:firstLine="2268"/>
+        <w:jc w:val="both"/>
+        <w:rPr>
+          <w:rFonts w:ascii="Arial" w:eastAsia="Arial" w:hAnsi="Arial" w:cs="Arial"/>
+          <w:sz w:val="28"/>
+          <w:szCs w:val="28"/>
+        </w:rPr>
+      </w:pPr>
+    </w:p>
+    <w:p>
+      <w:pPr>
+        <w:spacing w:after="0" w:line="360" w:lineRule="auto"/>
+        <w:ind w:firstLine="2268"/>
+        <w:jc w:val="both"/>
+        <w:rPr>
+          <w:rFonts w:ascii="Arial" w:eastAsia="Arial" w:hAnsi="Arial" w:cs="Arial"/>
+          <w:sz w:val="28"/>
+          <w:szCs w:val="28"/>
+        </w:rPr>
+      </w:pPr>
+    </w:p>
+    <w:p>
+      <w:pPr>
+        <w:spacing w:after="0" w:line="360" w:lineRule="auto"/>
+        <w:ind w:firstLine="2268"/>
+        <w:jc w:val="both"/>
+        <w:rPr>
+          <w:ins w:id="1267" w:author="Assessor GDSXSR" w:date="2026-10-30T19:46:32Z"/>
+        </w:rPr>
+      </w:pPr>
+      <w:del w:id="1240" w:author="Assessor GDSXSR" w:date="2026-10-30T19:46:32Z">
+        <w:r>
+          <w:rPr>
+            <w:rFonts w:ascii="Arial" w:eastAsia="Arial" w:hAnsi="Arial" w:cs="Arial"/>
+            <w:sz w:val="28"/>
+            <w:szCs w:val="28"/>
+          </w:rPr>
+          <w:delText xml:space="preserve">A</w:delText>
+        </w:r>
+        <w:r>
+          <w:rPr>
+            <w:rFonts w:ascii="Arial" w:eastAsia="Arial" w:hAnsi="Arial" w:cs="Arial"/>
+            <w:sz w:val="28"/>
+            <w:szCs w:val="28"/>
+          </w:rPr>
+          <w:delText xml:space="preserve">lém</w:delText>
+        </w:r>
+      </w:del>
+      <w:ins w:id="1241" w:author="Assessor GDSXSR" w:date="2026-10-30T19:46:32Z">
+        <w:r>
+          <w:rPr>
+            <w:rFonts w:ascii="Arial" w:eastAsia="Arial" w:hAnsi="Arial" w:cs="Arial"/>
+            <w:color w:val="808080"/>
+            <w:sz w:val="28"/>
+            <w:szCs w:val="28"/>
+          </w:rPr>
+          <w:t xml:space="preserve">Por</w:t>
+        </w:r>
+      </w:ins>
+      <w:r>
+        <w:rPr>
+          <w:rFonts w:ascii="Arial" w:eastAsia="Arial" w:hAnsi="Arial" w:cs="Arial"/>
+          <w:sz w:val="28"/>
+          <w:szCs w:val="28"/>
+        </w:rPr>
+        <w:t xml:space="preserve"> </w:t>
+      </w:r>
+      <w:del w:id="1242" w:author="Assessor GDSXSR" w:date="2026-10-30T19:46:32Z">
+        <w:r>
+          <w:rPr>
+            <w:rFonts w:ascii="Arial" w:eastAsia="Arial" w:hAnsi="Arial" w:cs="Arial"/>
+            <w:sz w:val="28"/>
+            <w:szCs w:val="28"/>
+          </w:rPr>
+          <w:delText xml:space="preserve">disso</w:delText>
+        </w:r>
+      </w:del>
+      <w:ins w:id="1243" w:author="Assessor GDSXSR" w:date="2026-10-30T19:46:32Z">
+        <w:r>
+          <w:rPr>
+            <w:rFonts w:ascii="Arial" w:eastAsia="Arial" w:hAnsi="Arial" w:cs="Arial"/>
+            <w:color w:val="808080"/>
+            <w:sz w:val="28"/>
+            <w:szCs w:val="28"/>
+          </w:rPr>
+          <w:t xml:space="preserve">outro lado</w:t>
+        </w:r>
+      </w:ins>
+      <w:r>
+        <w:rPr>
+          <w:rFonts w:ascii="Arial" w:eastAsia="Arial" w:hAnsi="Arial" w:cs="Arial"/>
+          <w:sz w:val="28"/>
+          <w:szCs w:val="28"/>
+        </w:rPr>
+        <w:t xml:space="preserve">, a</w:t>
+      </w:r>
+      <w:r>
+        <w:rPr>
+          <w:rFonts w:ascii="Arial" w:eastAsia="Arial" w:hAnsi="Arial" w:cs="Arial"/>
+          <w:sz w:val="28"/>
+          <w:szCs w:val="28"/>
+        </w:rPr>
+        <w:t xml:space="preserve"> cessão de crédito </w:t>
+      </w:r>
+      <w:del w:id="1244" w:author="Assessor GDSXSR" w:date="2026-10-30T19:46:32Z">
+        <w:r>
+          <w:rPr>
+            <w:rFonts w:ascii="Arial" w:eastAsia="Arial" w:hAnsi="Arial" w:cs="Arial"/>
+            <w:sz w:val="28"/>
+            <w:szCs w:val="28"/>
+          </w:rPr>
+          <w:delText xml:space="preserve">igualmente</w:delText>
+        </w:r>
+      </w:del>
+      <w:ins w:id="1245" w:author="Assessor GDSXSR" w:date="2026-10-30T19:46:32Z">
+        <w:r>
+          <w:rPr>
+            <w:rFonts w:ascii="Arial" w:eastAsia="Arial" w:hAnsi="Arial" w:cs="Arial"/>
+            <w:color w:val="808080"/>
+            <w:sz w:val="28"/>
+            <w:szCs w:val="28"/>
+          </w:rPr>
+          <w:t xml:space="preserve">também</w:t>
+        </w:r>
+      </w:ins>
+      <w:r>
+        <w:rPr>
+          <w:rFonts w:ascii="Arial" w:eastAsia="Arial" w:hAnsi="Arial" w:cs="Arial"/>
+          <w:sz w:val="28"/>
+          <w:szCs w:val="28"/>
+        </w:rPr>
+        <w:t xml:space="preserve"> está comprovada</w:t>
+      </w:r>
+      <w:del w:id="1246" w:author="Assessor GDSXSR" w:date="2026-10-30T19:46:32Z">
+        <w:r>
+          <w:rPr>
+            <w:rFonts w:ascii="Arial" w:eastAsia="Arial" w:hAnsi="Arial" w:cs="Arial"/>
+            <w:sz w:val="28"/>
+            <w:szCs w:val="28"/>
+          </w:rPr>
+          <w:delText xml:space="preserve">.</w:delText>
+        </w:r>
+      </w:del>
+      <w:r>
+        <w:rPr>
+          <w:rFonts w:ascii="Arial" w:eastAsia="Arial" w:hAnsi="Arial" w:cs="Arial"/>
+          <w:sz w:val="28"/>
+          <w:szCs w:val="28"/>
+        </w:rPr>
+        <w:t xml:space="preserve"> </w:t>
+      </w:r>
+      <w:del w:id="1247" w:author="Assessor GDSXSR" w:date="2026-10-30T19:46:32Z">
+        <w:r>
+          <w:rPr>
+            <w:rFonts w:ascii="Arial" w:eastAsia="Arial" w:hAnsi="Arial" w:cs="Arial"/>
+            <w:sz w:val="28"/>
+            <w:szCs w:val="28"/>
+          </w:rPr>
+          <w:delText xml:space="preserve">A</w:delText>
+        </w:r>
+      </w:del>
+      <w:ins w:id="1248" w:author="Assessor GDSXSR" w:date="2026-10-30T19:46:32Z">
+        <w:r>
+          <w:rPr>
+            <w:rFonts w:ascii="Arial" w:eastAsia="Arial" w:hAnsi="Arial" w:cs="Arial"/>
+            <w:color w:val="808080"/>
+            <w:sz w:val="28"/>
+            <w:szCs w:val="28"/>
+          </w:rPr>
+          <w:t xml:space="preserve">pela</w:t>
+        </w:r>
+      </w:ins>
+      <w:r>
+        <w:rPr>
+          <w:rFonts w:ascii="Arial" w:eastAsia="Arial" w:hAnsi="Arial" w:cs="Arial"/>
+          <w:sz w:val="28"/>
+          <w:szCs w:val="28"/>
+        </w:rPr>
+        <w:t xml:space="preserve"> certidão </w:t>
+      </w:r>
+      <w:del w:id="1249" w:author="Assessor GDSXSR" w:date="2026-10-30T19:46:32Z">
+        <w:r>
+          <w:rPr>
+            <w:rFonts w:ascii="Arial" w:eastAsia="Arial" w:hAnsi="Arial" w:cs="Arial"/>
+            <w:sz w:val="28"/>
+            <w:szCs w:val="28"/>
+          </w:rPr>
+          <w:delText xml:space="preserve">emitida pelo</w:delText>
+        </w:r>
+      </w:del>
+      <w:ins w:id="1250" w:author="Assessor GDSXSR" w:date="2026-10-30T19:46:32Z">
+        <w:r>
+          <w:rPr>
+            <w:rFonts w:ascii="Arial" w:eastAsia="Arial" w:hAnsi="Arial" w:cs="Arial"/>
+            <w:color w:val="808080"/>
+            <w:sz w:val="28"/>
+            <w:szCs w:val="28"/>
+          </w:rPr>
+          <w:t xml:space="preserve">do</w:t>
+        </w:r>
+      </w:ins>
+      <w:r>
+        <w:rPr>
+          <w:rFonts w:ascii="Arial" w:eastAsia="Arial" w:hAnsi="Arial" w:cs="Arial"/>
+          <w:sz w:val="28"/>
+          <w:szCs w:val="28"/>
+        </w:rPr>
+        <w:t xml:space="preserve"> 10º Oficial de Registro de Títulos e Documentos de São Paulo</w:t>
+      </w:r>
+      <w:ins w:id="1251" w:author="Assessor GDSXSR" w:date="2026-10-30T19:46:32Z">
+        <w:r>
+          <w:rPr>
+            <w:rFonts w:ascii="Arial" w:eastAsia="Arial" w:hAnsi="Arial" w:cs="Arial"/>
+            <w:color w:val="808080"/>
+            <w:sz w:val="28"/>
+            <w:szCs w:val="28"/>
+          </w:rPr>
+          <w:t xml:space="preserve">, que</w:t>
+        </w:r>
+      </w:ins>
+      <w:r>
+        <w:rPr>
+          <w:rFonts w:ascii="Arial" w:eastAsia="Arial" w:hAnsi="Arial" w:cs="Arial"/>
+          <w:sz w:val="28"/>
+          <w:szCs w:val="28"/>
+        </w:rPr>
+        <w:t xml:space="preserve"> identifica o CPF da apelante, o</w:t>
+      </w:r>
+      <w:del w:id="1252" w:author="Assessor GDSXSR" w:date="2026-10-30T19:46:32Z">
+        <w:r>
+          <w:rPr>
+            <w:rFonts w:ascii="Arial" w:eastAsia="Arial" w:hAnsi="Arial" w:cs="Arial"/>
+            <w:sz w:val="28"/>
+            <w:szCs w:val="28"/>
+          </w:rPr>
+          <w:delText xml:space="preserve"> número do</w:delText>
+        </w:r>
+      </w:del>
+      <w:r>
+        <w:rPr>
+          <w:rFonts w:ascii="Arial" w:eastAsia="Arial" w:hAnsi="Arial" w:cs="Arial"/>
+          <w:sz w:val="28"/>
+          <w:szCs w:val="28"/>
+        </w:rPr>
+        <w:t xml:space="preserve"> contrato e o valor de R$ 471,44</w:t>
+      </w:r>
+      <w:r>
+        <w:rPr>
+          <w:rFonts w:ascii="Arial" w:eastAsia="Arial" w:hAnsi="Arial" w:cs="Arial"/>
+          <w:sz w:val="28"/>
+          <w:szCs w:val="28"/>
+        </w:rPr>
+        <w:t xml:space="preserve"> (ID 89866219)</w:t>
+      </w:r>
+      <w:r>
+        <w:rPr>
+          <w:rFonts w:ascii="Arial" w:eastAsia="Arial" w:hAnsi="Arial" w:cs="Arial"/>
+          <w:sz w:val="28"/>
+          <w:szCs w:val="28"/>
+        </w:rPr>
+        <w:t xml:space="preserve">.</w:t>
+      </w:r>
+      <w:del w:id="1253" w:author="Assessor GDSXSR" w:date="2026-10-30T19:46:32Z">
+        <w:r>
+          <w:rPr>
+            <w:rFonts w:ascii="Arial" w:eastAsia="Arial" w:hAnsi="Arial" w:cs="Arial"/>
+            <w:sz w:val="28"/>
+            <w:szCs w:val="28"/>
+          </w:rPr>
+          <w:delText xml:space="preserve"> Com isso, a obrigação originária fica vinculada ao crédito transferido ao fundo cessionário. </w:delText>
+        </w:r>
+      </w:del>
+    </w:p>
+    <w:p>
+      <w:pPr>
+        <w:spacing w:after="0" w:line="360" w:lineRule="auto"/>
+        <w:ind w:firstLine="2268"/>
+        <w:jc w:val="both"/>
+        <w:rPr>
+          <w:ins w:id="1268" w:author="Assessor GDSXSR" w:date="2026-10-30T19:46:32Z"/>
+        </w:rPr>
+      </w:pPr>
+    </w:p>
+    <w:p>
+      <w:pPr>
+        <w:spacing w:after="0" w:line="360" w:lineRule="auto"/>
+        <w:ind w:firstLine="2268"/>
+        <w:jc w:val="both"/>
+        <w:rPr>
+          <w:ins w:id="1269" w:author="Assessor GDSXSR" w:date="2026-10-30T19:46:32Z"/>
+        </w:rPr>
+      </w:pPr>
+      <w:commentRangeStart w:id="17"/>
+      <w:r>
+        <w:rPr>
+          <w:rFonts w:ascii="Arial" w:eastAsia="Arial" w:hAnsi="Arial" w:cs="Arial"/>
+          <w:sz w:val="28"/>
+          <w:szCs w:val="28"/>
+        </w:rPr>
+        <w:t xml:space="preserve">A cessão não depende da anuência do devedor</w:t>
+      </w:r>
+      <w:del w:id="1254" w:author="Assessor GDSXSR" w:date="2026-10-30T19:46:32Z">
+        <w:r>
+          <w:rPr>
+            <w:rFonts w:ascii="Arial" w:eastAsia="Arial" w:hAnsi="Arial" w:cs="Arial"/>
+            <w:sz w:val="28"/>
+            <w:szCs w:val="28"/>
+          </w:rPr>
+          <w:delText xml:space="preserve"> (arts. 286</w:delText>
+        </w:r>
+      </w:del>
+      <w:ins w:id="1255" w:author="Assessor GDSXSR" w:date="2026-10-30T19:46:32Z">
+        <w:r>
+          <w:rPr>
+            <w:rFonts w:ascii="Arial" w:eastAsia="Arial" w:hAnsi="Arial" w:cs="Arial"/>
+            <w:color w:val="808080"/>
+            <w:sz w:val="28"/>
+            <w:szCs w:val="28"/>
+          </w:rPr>
+          <w:t xml:space="preserve">,</w:t>
+        </w:r>
+      </w:ins>
+      <w:r>
+        <w:rPr>
+          <w:rFonts w:ascii="Arial" w:eastAsia="Arial" w:hAnsi="Arial" w:cs="Arial"/>
+          <w:sz w:val="28"/>
+          <w:szCs w:val="28"/>
+        </w:rPr>
+        <w:t xml:space="preserve"> e </w:t>
+      </w:r>
+      <w:del w:id="1256" w:author="Assessor GDSXSR" w:date="2026-10-30T19:46:32Z">
+        <w:r>
+          <w:rPr>
+            <w:rFonts w:ascii="Arial" w:eastAsia="Arial" w:hAnsi="Arial" w:cs="Arial"/>
+            <w:sz w:val="28"/>
+            <w:szCs w:val="28"/>
+          </w:rPr>
+          <w:delText xml:space="preserve">293 do Código Civil). Eventual</w:delText>
+        </w:r>
+      </w:del>
+      <w:ins w:id="1257" w:author="Assessor GDSXSR" w:date="2026-10-30T19:46:32Z">
+        <w:r>
+          <w:rPr>
+            <w:rFonts w:ascii="Arial" w:eastAsia="Arial" w:hAnsi="Arial" w:cs="Arial"/>
+            <w:color w:val="808080"/>
+            <w:sz w:val="28"/>
+            <w:szCs w:val="28"/>
+          </w:rPr>
+          <w:t xml:space="preserve">a</w:t>
+        </w:r>
+      </w:ins>
+      <w:r>
+        <w:rPr>
+          <w:rFonts w:ascii="Arial" w:eastAsia="Arial" w:hAnsi="Arial" w:cs="Arial"/>
+          <w:sz w:val="28"/>
+          <w:szCs w:val="28"/>
+        </w:rPr>
+        <w:t xml:space="preserve"> ausência de notificação não torna a dívida inexigível nem impede o cessionário de praticar atos </w:t>
+      </w:r>
+      <w:del w:id="1258" w:author="Assessor GDSXSR" w:date="2026-10-30T19:46:32Z">
+        <w:r>
+          <w:rPr>
+            <w:rFonts w:ascii="Arial" w:eastAsia="Arial" w:hAnsi="Arial" w:cs="Arial"/>
+            <w:sz w:val="28"/>
+            <w:szCs w:val="28"/>
+          </w:rPr>
+          <w:delText xml:space="preserve">de</w:delText>
+        </w:r>
+      </w:del>
+      <w:ins w:id="1259" w:author="Assessor GDSXSR" w:date="2026-10-30T19:46:32Z">
+        <w:r>
+          <w:rPr>
+            <w:rFonts w:ascii="Arial" w:eastAsia="Arial" w:hAnsi="Arial" w:cs="Arial"/>
+            <w:color w:val="808080"/>
+            <w:sz w:val="28"/>
+            <w:szCs w:val="28"/>
+          </w:rPr>
+          <w:t xml:space="preserve">conservatórios</w:t>
+        </w:r>
+      </w:ins>
+      <w:r>
+        <w:rPr>
+          <w:rFonts w:ascii="Arial" w:eastAsia="Arial" w:hAnsi="Arial" w:cs="Arial"/>
+          <w:sz w:val="28"/>
+          <w:szCs w:val="28"/>
+        </w:rPr>
+        <w:t xml:space="preserve"> </w:t>
+      </w:r>
+      <w:del w:id="1260" w:author="Assessor GDSXSR" w:date="2026-10-30T19:46:32Z">
+        <w:r>
+          <w:rPr>
+            <w:rFonts w:ascii="Arial" w:eastAsia="Arial" w:hAnsi="Arial" w:cs="Arial"/>
+            <w:sz w:val="28"/>
+            <w:szCs w:val="28"/>
+          </w:rPr>
+          <w:delText xml:space="preserve">conservação</w:delText>
+        </w:r>
+      </w:del>
+      <w:ins w:id="1261" w:author="Assessor GDSXSR" w:date="2026-10-30T19:46:32Z">
+        <w:r>
+          <w:rPr>
+            <w:rFonts w:ascii="Arial" w:eastAsia="Arial" w:hAnsi="Arial" w:cs="Arial"/>
+            <w:color w:val="808080"/>
+            <w:sz w:val="28"/>
+            <w:szCs w:val="28"/>
+          </w:rPr>
+          <w:t xml:space="preserve">(CC</w:t>
+        </w:r>
+      </w:ins>
+      <w:r>
+        <w:rPr>
+          <w:rFonts w:ascii="Arial" w:eastAsia="Arial" w:hAnsi="Arial" w:cs="Arial"/>
+          <w:sz w:val="28"/>
+          <w:szCs w:val="28"/>
+        </w:rPr>
+        <w:t xml:space="preserve"> </w:t>
+      </w:r>
+      <w:del w:id="1262" w:author="Assessor GDSXSR" w:date="2026-10-30T19:46:32Z">
+        <w:r>
+          <w:rPr>
+            <w:rFonts w:ascii="Arial" w:eastAsia="Arial" w:hAnsi="Arial" w:cs="Arial"/>
+            <w:sz w:val="28"/>
+            <w:szCs w:val="28"/>
+          </w:rPr>
+          <w:delText xml:space="preserve">do</w:delText>
+        </w:r>
+      </w:del>
+      <w:ins w:id="1263" w:author="Assessor GDSXSR" w:date="2026-10-30T19:46:32Z">
+        <w:r>
+          <w:rPr>
+            <w:rFonts w:ascii="Arial" w:eastAsia="Arial" w:hAnsi="Arial" w:cs="Arial"/>
+            <w:color w:val="808080"/>
+            <w:sz w:val="28"/>
+            <w:szCs w:val="28"/>
+          </w:rPr>
+          <w:t xml:space="preserve">286</w:t>
+        </w:r>
+      </w:ins>
+      <w:r>
+        <w:rPr>
+          <w:rFonts w:ascii="Arial" w:eastAsia="Arial" w:hAnsi="Arial" w:cs="Arial"/>
+          <w:sz w:val="28"/>
+          <w:szCs w:val="28"/>
+        </w:rPr>
+        <w:t xml:space="preserve"> </w:t>
+      </w:r>
+      <w:del w:id="1264" w:author="Assessor GDSXSR" w:date="2026-10-30T19:46:32Z">
+        <w:r>
+          <w:rPr>
+            <w:rFonts w:ascii="Arial" w:eastAsia="Arial" w:hAnsi="Arial" w:cs="Arial"/>
+            <w:sz w:val="28"/>
+            <w:szCs w:val="28"/>
+          </w:rPr>
+          <w:delText xml:space="preserve">crédito.</w:delText>
+        </w:r>
+      </w:del>
+      <w:ins w:id="1265" w:author="Assessor GDSXSR" w:date="2026-10-30T19:46:32Z">
+        <w:r>
+          <w:rPr>
+            <w:rFonts w:ascii="Arial" w:eastAsia="Arial" w:hAnsi="Arial" w:cs="Arial"/>
+            <w:color w:val="808080"/>
+            <w:sz w:val="28"/>
+            <w:szCs w:val="28"/>
+          </w:rPr>
+          <w:t xml:space="preserve">e</w:t>
+        </w:r>
+      </w:ins>
+      <w:r>
+        <w:rPr>
+          <w:rFonts w:ascii="Arial" w:eastAsia="Arial" w:hAnsi="Arial" w:cs="Arial"/>
+          <w:sz w:val="28"/>
+          <w:szCs w:val="28"/>
+        </w:rPr>
+        <w:t xml:space="preserve"> </w:t>
+      </w:r>
+      <w:ins w:id="1266" w:author="Assessor GDSXSR" w:date="2026-10-30T19:46:32Z">
+        <w:r>
+          <w:rPr>
+            <w:rFonts w:ascii="Arial" w:eastAsia="Arial" w:hAnsi="Arial" w:cs="Arial"/>
+            <w:color w:val="808080"/>
+            <w:sz w:val="28"/>
+            <w:szCs w:val="28"/>
+          </w:rPr>
+          <w:t xml:space="preserve">293):</w:t>
+        </w:r>
+        <w:commentRangeEnd w:id="17"/>
+        <w:r>
+          <w:rPr>
+            <w:rStyle w:val="CommentReference"/>
+            <w:color w:val="808080"/>
+          </w:rPr>
+          <w:commentReference w:id="17"/>
+        </w:r>
+      </w:ins>
+    </w:p>
+    <w:p>
+      <w:pPr>
+        <w:spacing w:after="0" w:line="360" w:lineRule="auto"/>
+        <w:ind w:firstLine="2268"/>
+        <w:jc w:val="both"/>
+        <w:rPr>
+          <w:ins w:id="1270" w:author="Assessor GDSXSR" w:date="2026-10-30T19:46:32Z"/>
+        </w:rPr>
+      </w:pPr>
+    </w:p>
+    <w:p>
+      <w:pPr>
+        <w:spacing w:after="0" w:line="360" w:lineRule="auto"/>
+        <w:ind w:left="2268" w:firstLine="0"/>
+        <w:jc w:val="both"/>
+        <w:rPr/>
+      </w:pPr>
+      <w:ins w:id="1271" w:author="Assessor GDSXSR" w:date="2026-10-30T19:46:32Z">
+        <w:r>
+          <w:rPr>
+            <w:rFonts w:ascii="Arial" w:eastAsia="Arial" w:hAnsi="Arial" w:cs="Arial"/>
+            <w:b w:val="0"/>
+            <w:i/>
+            <w:color w:val="808080"/>
+            <w:sz w:val="26"/>
+            <w:szCs w:val="28"/>
+          </w:rPr>
+          <w:t xml:space="preserve">“Art. 293. Independentemente do conhecimento da cessão pelo devedor, </w:t>
+        </w:r>
+        <w:r>
+          <w:rPr>
+            <w:rFonts w:ascii="Arial" w:eastAsia="Arial" w:hAnsi="Arial" w:cs="Arial"/>
+            <w:b w:val="0"/>
+            <w:i/>
+            <w:color w:val="808080"/>
+            <w:sz w:val="26"/>
+            <w:szCs w:val="28"/>
+            <w:u w:val="single"/>
+          </w:rPr>
+          <w:t xml:space="preserve">pode o cessionário exercer os atos conservatórios do direito cedido</w:t>
+        </w:r>
+        <w:r>
+          <w:rPr>
+            <w:rFonts w:ascii="Arial" w:eastAsia="Arial" w:hAnsi="Arial" w:cs="Arial"/>
+            <w:b w:val="0"/>
+            <w:i/>
+            <w:color w:val="808080"/>
+            <w:sz w:val="26"/>
+            <w:szCs w:val="28"/>
+          </w:rPr>
+          <w:t xml:space="preserve">.” – Grifei</w:t>
+        </w:r>
+      </w:ins>
+    </w:p>
+    <w:p>
+      <w:pPr>
+        <w:spacing w:after="0" w:line="360" w:lineRule="auto"/>
+        <w:ind w:firstLine="2268"/>
+        <w:jc w:val="both"/>
+        <w:rPr>
+          <w:rFonts w:ascii="Arial" w:eastAsia="Arial" w:hAnsi="Arial" w:cs="Arial"/>
+          <w:sz w:val="28"/>
+          <w:szCs w:val="28"/>
+        </w:rPr>
+      </w:pPr>
+    </w:p>
+    <w:p>
+      <w:pPr>
+        <w:spacing w:after="0" w:line="360" w:lineRule="auto"/>
+        <w:ind w:firstLine="2268"/>
+        <w:jc w:val="both"/>
+      </w:pPr>
       <w:r>
         <w:rPr>
           <w:rFonts w:ascii="Arial" w:eastAsia="Arial" w:hAnsi="Arial" w:cs="Arial"/>
           <w:sz w:val="28"/>
           <w:szCs w:val="28"/>
           <w:highlight w:val="yellow"/>
-          <w:rPrChange w:id="1201" w:author="Assessor GDSXSR" w:date="2026-10-29T21:18:31Z">
+          <w:rPrChange w:id="1273" w:author="Assessor GDSXSR" w:date="2026-10-30T19:46:32Z">
             <w:rPr>
               <w:rFonts w:ascii="Arial" w:eastAsia="Arial" w:hAnsi="Arial" w:cs="Arial"/>
               <w:sz w:val="28"/>
@@ -7487,6 +8621,33 @@
             </w:rPr>
           </w:rPrChange>
         </w:rPr>
+        <w:t xml:space="preserve">Comprovados a contratação, a cessão e o inadimplemento, o débito é exigível</w:t>
+      </w:r>
+      <w:del w:id="1274" w:author="Assessor GDSXSR" w:date="2026-10-30T19:46:32Z">
+        <w:r>
+          <w:rPr>
+            <w:rFonts w:ascii="Arial" w:eastAsia="Arial" w:hAnsi="Arial" w:cs="Arial"/>
+            <w:sz w:val="28"/>
+            <w:szCs w:val="28"/>
+            <w:highlight w:val="yellow"/>
+          </w:rPr>
+          <w:delText xml:space="preserve">,</w:delText>
+        </w:r>
+      </w:del>
+      <w:r>
+        <w:rPr>
+          <w:rFonts w:ascii="Arial" w:eastAsia="Arial" w:hAnsi="Arial" w:cs="Arial"/>
+          <w:sz w:val="28"/>
+          <w:szCs w:val="28"/>
+          <w:highlight w:val="yellow"/>
+          <w:rPrChange w:id="1275" w:author="Assessor GDSXSR" w:date="2026-10-30T19:46:32Z">
+            <w:rPr>
+              <w:rFonts w:ascii="Arial" w:eastAsia="Arial" w:hAnsi="Arial" w:cs="Arial"/>
+              <w:sz w:val="28"/>
+              <w:szCs w:val="28"/>
+            </w:rPr>
+          </w:rPrChange>
+        </w:rPr>
         <w:t xml:space="preserve"> e as anotações dele decorrentes não devem ser excluídas.</w:t>
       </w:r>
     </w:p>
@@ -7508,7 +8669,7 @@
         <w:ind w:firstLine="2268"/>
         <w:jc w:val="both"/>
       </w:pPr>
-      <w:del w:id="1202" w:author="Assessor GDSXSR" w:date="2026-10-29T21:18:31Z">
+      <w:del w:id="1276" w:author="Assessor GDSXSR" w:date="2026-10-30T19:46:32Z">
         <w:r>
           <w:rPr>
             <w:rFonts w:ascii="Arial" w:eastAsia="Arial" w:hAnsi="Arial" w:cs="Arial"/>
@@ -7518,7 +8679,7 @@
           <w:delText xml:space="preserve">A</w:delText>
         </w:r>
       </w:del>
-      <w:ins w:id="1203" w:author="Assessor GDSXSR" w:date="2026-10-29T21:18:31Z">
+      <w:ins w:id="1277" w:author="Assessor GDSXSR" w:date="2026-10-30T19:46:32Z">
         <w:r>
           <w:rPr>
             <w:rFonts w:ascii="Arial" w:eastAsia="Arial" w:hAnsi="Arial" w:cs="Arial"/>
@@ -7537,7 +8698,7 @@
         </w:rPr>
         <w:t xml:space="preserve"> </w:t>
       </w:r>
-      <w:del w:id="1204" w:author="Assessor GDSXSR" w:date="2026-10-29T21:18:31Z">
+      <w:del w:id="1278" w:author="Assessor GDSXSR" w:date="2026-10-30T19:46:32Z">
         <w:r>
           <w:rPr>
             <w:rFonts w:ascii="Arial" w:eastAsia="Arial" w:hAnsi="Arial" w:cs="Arial"/>
@@ -7547,7 +8708,7 @@
           <w:delText xml:space="preserve">respeito, confira-se o seguinte julgado</w:delText>
         </w:r>
       </w:del>
-      <w:ins w:id="1205" w:author="Assessor GDSXSR" w:date="2026-10-29T21:18:31Z">
+      <w:ins w:id="1279" w:author="Assessor GDSXSR" w:date="2026-10-30T19:46:32Z">
         <w:r>
           <w:rPr>
             <w:rFonts w:ascii="Arial" w:eastAsia="Arial" w:hAnsi="Arial" w:cs="Arial"/>
@@ -7566,7 +8727,7 @@
         </w:rPr>
         <w:t xml:space="preserve">:</w:t>
       </w:r>
-      <w:del w:id="1206" w:author="Assessor GDSXSR" w:date="2026-10-29T21:18:31Z">
+      <w:del w:id="1280" w:author="Assessor GDSXSR" w:date="2026-10-30T19:46:32Z">
         <w:r>
           <w:rPr>
             <w:rFonts w:ascii="Arial" w:eastAsia="Arial" w:hAnsi="Arial" w:cs="Arial"/>
@@ -7595,6 +8756,7 @@
         <w:ind w:left="2268"/>
         <w:jc w:val="both"/>
         <w:rPr>
+          <w:del w:id="1284" w:author="Assessor GDSXSR" w:date="2026-10-30T19:46:32Z"/>
           <w:rFonts w:ascii="Arial" w:eastAsia="Arial" w:hAnsi="Arial" w:cs="Arial"/>
           <w:i/>
           <w:iCs/>
@@ -7602,7 +8764,7 @@
           <w:szCs w:val="26"/>
         </w:rPr>
       </w:pPr>
-      <w:del w:id="1208" w:author="Assessor GDSXSR" w:date="2026-10-29T21:18:31Z">
+      <w:del w:id="1281" w:author="Assessor GDSXSR" w:date="2026-10-30T19:46:32Z">
         <w:r>
           <w:rPr>
             <w:rFonts w:ascii="Arial" w:eastAsia="Arial" w:hAnsi="Arial" w:cs="Arial"/>
@@ -7611,11 +8773,49 @@
             <w:sz w:val="26"/>
             <w:szCs w:val="26"/>
           </w:rPr>
-          <w:delText xml:space="preserve">"</w:delText>
-        </w:r>
-      </w:del>
-      <w:ins w:id="1209" w:author="Assessor GDSXSR" w:date="2026-10-29T21:18:31Z">
-        <w:commentRangeStart w:id="19"/>
+          <w:delText>"(...)</w:delText>
+        </w:r>
+      </w:del>
+      <w:del w:id="1282" w:author="Assessor GDSXSR" w:date="2026-10-30T19:46:32Z">
+        <w:r>
+          <w:rPr>
+            <w:rFonts w:ascii="Arial" w:eastAsia="Arial" w:hAnsi="Arial" w:cs="Arial"/>
+            <w:i/>
+            <w:iCs/>
+            <w:sz w:val="26"/>
+            <w:szCs w:val="26"/>
+          </w:rPr>
+          <w:delText xml:space="preserve"> </w:delText>
+        </w:r>
+      </w:del>
+      <w:del w:id="1283" w:author="Assessor GDSXSR" w:date="2026-10-30T19:46:32Z">
+        <w:r>
+          <w:rPr>
+            <w:rFonts w:ascii="Arial" w:eastAsia="Arial" w:hAnsi="Arial" w:cs="Arial"/>
+            <w:i/>
+            <w:iCs/>
+            <w:sz w:val="26"/>
+            <w:szCs w:val="26"/>
+          </w:rPr>
+          <w:delText xml:space="preserve">8. A mera negativa genérica da contratação ou da existência da dívida não prevalece diante da prova documental produzida nos autos, especialmente quando proveniente da instituição financeira originária da operação e submetida ao contraditório. </w:delText>
+        </w:r>
+      </w:del>
+    </w:p>
+    <w:p>
+      <w:pPr>
+        <w:spacing w:after="0" w:line="360" w:lineRule="auto"/>
+        <w:ind w:left="2268"/>
+        <w:jc w:val="both"/>
+        <w:rPr>
+          <w:rFonts w:ascii="Arial" w:eastAsia="Arial" w:hAnsi="Arial" w:cs="Arial"/>
+          <w:i/>
+          <w:iCs/>
+          <w:sz w:val="26"/>
+          <w:szCs w:val="26"/>
+        </w:rPr>
+      </w:pPr>
+      <w:ins w:id="1286" w:author="Assessor GDSXSR" w:date="2026-10-30T19:46:32Z">
+        <w:commentRangeStart w:id="18"/>
         <w:r>
           <w:rPr>
             <w:rFonts w:ascii="Arial" w:eastAsia="Arial" w:hAnsi="Arial" w:cs="Arial"/>
@@ -7625,7 +8825,7 @@
             <w:sz w:val="26"/>
             <w:szCs w:val="26"/>
           </w:rPr>
-          <w:t xml:space="preserve">“</w:t>
+          <w:t xml:space="preserve">“(...) </w:t>
         </w:r>
       </w:ins>
       <w:r>
@@ -7636,27 +8836,7 @@
           <w:sz w:val="26"/>
           <w:szCs w:val="26"/>
         </w:rPr>
-        <w:t xml:space="preserve">(...)</w:t>
-      </w:r>
-      <w:r>
-        <w:rPr>
-          <w:rFonts w:ascii="Arial" w:eastAsia="Arial" w:hAnsi="Arial" w:cs="Arial"/>
-          <w:i/>
-          <w:iCs/>
-          <w:sz w:val="26"/>
-          <w:szCs w:val="26"/>
-        </w:rPr>
-        <w:t xml:space="preserve"> </w:t>
-      </w:r>
-      <w:r>
-        <w:rPr>
-          <w:rFonts w:ascii="Arial" w:eastAsia="Arial" w:hAnsi="Arial" w:cs="Arial"/>
-          <w:i/>
-          <w:iCs/>
-          <w:sz w:val="26"/>
-          <w:szCs w:val="26"/>
-        </w:rPr>
-        <w:t xml:space="preserve">8. </w:t>
+        <w:t xml:space="preserve">9. </w:t>
       </w:r>
       <w:r>
         <w:rPr>
@@ -7666,7 +8846,7 @@
           <w:sz w:val="26"/>
           <w:szCs w:val="26"/>
           <w:u w:val="single"/>
-          <w:rPrChange w:id="1210" w:author="Assessor GDSXSR" w:date="2026-10-29T21:18:31Z">
+          <w:rPrChange w:id="1287" w:author="Assessor GDSXSR" w:date="2026-10-30T19:46:32Z">
             <w:rPr>
               <w:rFonts w:ascii="Arial" w:eastAsia="Arial" w:hAnsi="Arial" w:cs="Arial"/>
               <w:i/>
@@ -7676,7 +8856,7 @@
             </w:rPr>
           </w:rPrChange>
         </w:rPr>
-        <w:t xml:space="preserve">A mera negativa genérica da contratação ou da existência da dívida não prevalece diante da prova documental produzida nos autos</w:t>
+        <w:t xml:space="preserve">A cessão de crédito constitui negócio jurídico válido e eficaz entre cedente e cessionário, independentemente da anuência do devedor</w:t>
       </w:r>
       <w:r>
         <w:rPr>
@@ -7686,14 +8866,14 @@
           <w:sz w:val="26"/>
           <w:szCs w:val="26"/>
         </w:rPr>
-        <w:t xml:space="preserve">, especialmente quando proveniente da instituição financeira originária da operação e submetida ao contraditório. </w:t>
-      </w:r>
-      <w:commentRangeEnd w:id="19"/>
+        <w:t xml:space="preserve">, nos termos do art. 286 do Código Civil. </w:t>
+      </w:r>
+      <w:commentRangeEnd w:id="18"/>
       <w:r>
         <w:rPr>
           <w:rStyle w:val="CommentReference"/>
         </w:rPr>
-        <w:commentReference w:id="19"/>
+        <w:commentReference w:id="18"/>
       </w:r>
     </w:p>
     <w:p>
@@ -7717,7 +8897,7 @@
           <w:sz w:val="26"/>
           <w:szCs w:val="26"/>
         </w:rPr>
-        <w:t xml:space="preserve">9. </w:t>
+        <w:t xml:space="preserve">10. </w:t>
       </w:r>
       <w:r>
         <w:rPr>
@@ -7727,7 +8907,7 @@
           <w:sz w:val="26"/>
           <w:szCs w:val="26"/>
           <w:u w:val="single"/>
-          <w:rPrChange w:id="1211" w:author="Assessor GDSXSR" w:date="2026-10-29T21:18:31Z">
+          <w:rPrChange w:id="1289" w:author="Assessor GDSXSR" w:date="2026-10-30T19:46:32Z">
             <w:rPr>
               <w:rFonts w:ascii="Arial" w:eastAsia="Arial" w:hAnsi="Arial" w:cs="Arial"/>
               <w:i/>
@@ -7737,7 +8917,7 @@
             </w:rPr>
           </w:rPrChange>
         </w:rPr>
-        <w:t xml:space="preserve">A cessão de crédito constitui negócio jurídico válido e eficaz entre cedente e cessionário, independentemente da anuência do devedor</w:t>
+        <w:t xml:space="preserve">A ausência de notificação prevista no art. 290 do Código Civil não invalida a cessão de crédito nem compromete a legitimidade ativa do cessionário para promover a cobrança da obrigação</w:t>
       </w:r>
       <w:r>
         <w:rPr>
@@ -7747,14 +8927,44 @@
           <w:sz w:val="26"/>
           <w:szCs w:val="26"/>
         </w:rPr>
-        <w:t xml:space="preserve">, nos termos do art. 286 do Código Civil. </w:t>
-      </w:r>
-    </w:p>
-    <w:p>
-      <w:pPr>
-        <w:spacing w:after="0" w:line="360" w:lineRule="auto"/>
-        <w:ind w:left="2268"/>
-        <w:jc w:val="both"/>
+        <w:t xml:space="preserve">. </w:t>
+      </w:r>
+      <w:del w:id="1290" w:author="Assessor GDSXSR" w:date="2026-10-30T19:46:32Z">
+        <w:r>
+          <w:rPr>
+            <w:rFonts w:ascii="Arial" w:eastAsia="Arial" w:hAnsi="Arial" w:cs="Arial"/>
+            <w:i/>
+            <w:iCs/>
+            <w:sz w:val="26"/>
+            <w:szCs w:val="26"/>
+          </w:rPr>
+          <w:delText xml:space="preserve">A comunicação ao </w:delText>
+        </w:r>
+        <w:r>
+          <w:rPr>
+            <w:rFonts w:ascii="Arial" w:eastAsia="Arial" w:hAnsi="Arial" w:cs="Arial"/>
+            <w:i/>
+            <w:iCs/>
+            <w:sz w:val="26"/>
+            <w:szCs w:val="26"/>
+          </w:rPr>
+          <w:delText xml:space="preserve">devedor destina-se exclusivamente a resguardar sua boa-fé quanto à pessoa legitimada para receber o pagamento, não constituindo requisito de validade ou eficácia do negócio jurídico entre as partes contratantes</w:delText>
+        </w:r>
+      </w:del>
+      <w:ins w:id="1291" w:author="Assessor GDSXSR" w:date="2026-10-30T19:46:32Z">
+        <w:r>
+          <w:rPr>
+            <w:rFonts w:ascii="Arial" w:eastAsia="Arial" w:hAnsi="Arial" w:cs="Arial"/>
+            <w:i/>
+            <w:iCs/>
+            <w:color w:val="808080"/>
+            <w:sz w:val="26"/>
+            <w:szCs w:val="26"/>
+          </w:rPr>
+          <w:t xml:space="preserve">(</w:t>
+        </w:r>
+      </w:ins>
+      <w:r>
         <w:rPr>
           <w:rFonts w:ascii="Arial" w:eastAsia="Arial" w:hAnsi="Arial" w:cs="Arial"/>
           <w:i/>
@@ -7762,16 +8972,83 @@
           <w:sz w:val="26"/>
           <w:szCs w:val="26"/>
         </w:rPr>
-      </w:pPr>
-      <w:r>
-        <w:rPr>
+        <w:t xml:space="preserve">.</w:t>
+      </w:r>
+      <w:del w:id="1292" w:author="Assessor GDSXSR" w:date="2026-10-30T19:46:32Z">
+        <w:r>
+          <w:rPr>
+            <w:rFonts w:ascii="Arial" w:eastAsia="Arial" w:hAnsi="Arial" w:cs="Arial"/>
+            <w:i/>
+            <w:iCs/>
+            <w:sz w:val="26"/>
+            <w:szCs w:val="26"/>
+          </w:rPr>
+          <w:delText xml:space="preserve"> </w:delText>
+        </w:r>
+      </w:del>
+      <w:ins w:id="1293" w:author="Assessor GDSXSR" w:date="2026-10-30T19:46:32Z">
+        <w:r>
+          <w:rPr>
+            <w:rFonts w:ascii="Arial" w:eastAsia="Arial" w:hAnsi="Arial" w:cs="Arial"/>
+            <w:i/>
+            <w:iCs/>
+            <w:color w:val="808080"/>
+            <w:sz w:val="26"/>
+            <w:szCs w:val="26"/>
+          </w:rPr>
+          <w:t xml:space="preserve">..)</w:t>
+        </w:r>
+      </w:ins>
+    </w:p>
+    <w:p>
+      <w:pPr>
+        <w:spacing w:after="0" w:line="360" w:lineRule="auto"/>
+        <w:ind w:left="2268"/>
+        <w:jc w:val="both"/>
+        <w:rPr>
+          <w:del w:id="1295" w:author="Assessor GDSXSR" w:date="2026-10-30T19:46:32Z"/>
           <w:rFonts w:ascii="Arial" w:eastAsia="Arial" w:hAnsi="Arial" w:cs="Arial"/>
           <w:i/>
           <w:iCs/>
           <w:sz w:val="26"/>
           <w:szCs w:val="26"/>
         </w:rPr>
-        <w:t xml:space="preserve">10. </w:t>
+      </w:pPr>
+      <w:del w:id="1294" w:author="Assessor GDSXSR" w:date="2026-10-30T19:46:32Z">
+        <w:r>
+          <w:rPr>
+            <w:rFonts w:ascii="Arial" w:eastAsia="Arial" w:hAnsi="Arial" w:cs="Arial"/>
+            <w:i/>
+            <w:iCs/>
+            <w:sz w:val="26"/>
+            <w:szCs w:val="26"/>
+          </w:rPr>
+          <w:delText xml:space="preserve">11. Demonstradas a contratação, a constituição da dívida e a regular transferência do crédito, revela-se legítima a atuação da cessionária na cobrança da obrigação e na inscrição do nome do devedor nos cadastros de inadimplentes. </w:delText>
+        </w:r>
+      </w:del>
+    </w:p>
+    <w:p>
+      <w:pPr>
+        <w:spacing w:after="0" w:line="360" w:lineRule="auto"/>
+        <w:ind w:left="2268"/>
+        <w:jc w:val="both"/>
+        <w:rPr>
+          <w:rFonts w:ascii="Arial" w:eastAsia="Arial" w:hAnsi="Arial" w:cs="Arial"/>
+          <w:i/>
+          <w:iCs/>
+          <w:sz w:val="26"/>
+          <w:szCs w:val="26"/>
+        </w:rPr>
+      </w:pPr>
+      <w:r>
+        <w:rPr>
+          <w:rFonts w:ascii="Arial" w:eastAsia="Arial" w:hAnsi="Arial" w:cs="Arial"/>
+          <w:i/>
+          <w:iCs/>
+          <w:sz w:val="26"/>
+          <w:szCs w:val="26"/>
+        </w:rPr>
+        <w:t xml:space="preserve">12. A inscrição restritiva fundada em débito existente, exigível e regularmente cedido </w:t>
       </w:r>
       <w:r>
         <w:rPr>
@@ -7781,7 +9058,7 @@
           <w:sz w:val="26"/>
           <w:szCs w:val="26"/>
           <w:u w:val="single"/>
-          <w:rPrChange w:id="1212" w:author="Assessor GDSXSR" w:date="2026-10-29T21:18:31Z">
+          <w:rPrChange w:id="1297" w:author="Assessor GDSXSR" w:date="2026-10-30T19:46:32Z">
             <w:rPr>
               <w:rFonts w:ascii="Arial" w:eastAsia="Arial" w:hAnsi="Arial" w:cs="Arial"/>
               <w:i/>
@@ -7791,7 +9068,7 @@
             </w:rPr>
           </w:rPrChange>
         </w:rPr>
-        <w:t xml:space="preserve">A ausência de notificação prevista no art. 290 do Código Civil não invalida a cessão de crédito nem compromete a legitimidade ativa do cessionário para promover a cobrança da obrigação</w:t>
+        <w:t xml:space="preserve">configura exercício regular de direito do credor, afastando a caracterização de ato ilícito</w:t>
       </w:r>
       <w:r>
         <w:rPr>
@@ -7801,152 +9078,9 @@
           <w:sz w:val="26"/>
           <w:szCs w:val="26"/>
         </w:rPr>
-        <w:t xml:space="preserve">. A comunicação ao </w:t>
-      </w:r>
-      <w:r>
-        <w:rPr>
-          <w:rFonts w:ascii="Arial" w:eastAsia="Arial" w:hAnsi="Arial" w:cs="Arial"/>
-          <w:i/>
-          <w:iCs/>
-          <w:sz w:val="26"/>
-          <w:szCs w:val="26"/>
-        </w:rPr>
-        <w:lastRenderedPageBreak/>
-        <w:t xml:space="preserve">devedor destina-se exclusivamente a resguardar sua boa-fé quanto à pessoa legitimada para receber o pagamento, não constituindo requisito de validade ou eficácia do negócio jurídico entre as partes contratantes. </w:t>
-      </w:r>
-    </w:p>
-    <w:p>
-      <w:pPr>
-        <w:spacing w:after="0" w:line="360" w:lineRule="auto"/>
-        <w:ind w:left="2268"/>
-        <w:jc w:val="both"/>
-        <w:rPr>
-          <w:rFonts w:ascii="Arial" w:eastAsia="Arial" w:hAnsi="Arial" w:cs="Arial"/>
-          <w:i/>
-          <w:iCs/>
-          <w:sz w:val="26"/>
-          <w:szCs w:val="26"/>
-        </w:rPr>
-      </w:pPr>
-      <w:r>
-        <w:rPr>
-          <w:rFonts w:ascii="Arial" w:eastAsia="Arial" w:hAnsi="Arial" w:cs="Arial"/>
-          <w:i/>
-          <w:iCs/>
-          <w:sz w:val="26"/>
-          <w:szCs w:val="26"/>
-        </w:rPr>
-        <w:t xml:space="preserve">11. Demonstradas a contratação, a constituição da dívida e a regular transferência do crédito, </w:t>
-      </w:r>
-      <w:r>
-        <w:rPr>
-          <w:rFonts w:ascii="Arial" w:eastAsia="Arial" w:hAnsi="Arial" w:cs="Arial"/>
-          <w:i/>
-          <w:iCs/>
-          <w:sz w:val="26"/>
-          <w:szCs w:val="26"/>
-          <w:u w:val="single"/>
-          <w:rPrChange w:id="1213" w:author="Assessor GDSXSR" w:date="2026-10-29T21:18:31Z">
-            <w:rPr>
-              <w:rFonts w:ascii="Arial" w:eastAsia="Arial" w:hAnsi="Arial" w:cs="Arial"/>
-              <w:i/>
-              <w:iCs/>
-              <w:sz w:val="26"/>
-              <w:szCs w:val="26"/>
-            </w:rPr>
-          </w:rPrChange>
-        </w:rPr>
-        <w:t xml:space="preserve">revela-se legítima a atuação da cessionária na cobrança da obrigação e na inscrição do nome do devedor nos cadastros de inadimplentes</w:t>
-      </w:r>
-      <w:r>
-        <w:rPr>
-          <w:rFonts w:ascii="Arial" w:eastAsia="Arial" w:hAnsi="Arial" w:cs="Arial"/>
-          <w:i/>
-          <w:iCs/>
-          <w:sz w:val="26"/>
-          <w:szCs w:val="26"/>
-        </w:rPr>
         <w:t xml:space="preserve">. </w:t>
       </w:r>
-    </w:p>
-    <w:p>
-      <w:pPr>
-        <w:spacing w:after="0" w:line="360" w:lineRule="auto"/>
-        <w:ind w:left="2268"/>
-        <w:jc w:val="both"/>
-        <w:rPr>
-          <w:rFonts w:ascii="Arial" w:eastAsia="Arial" w:hAnsi="Arial" w:cs="Arial"/>
-          <w:i/>
-          <w:iCs/>
-          <w:sz w:val="26"/>
-          <w:szCs w:val="26"/>
-        </w:rPr>
-      </w:pPr>
-      <w:r>
-        <w:rPr>
-          <w:rFonts w:ascii="Arial" w:eastAsia="Arial" w:hAnsi="Arial" w:cs="Arial"/>
-          <w:i/>
-          <w:iCs/>
-          <w:sz w:val="26"/>
-          <w:szCs w:val="26"/>
-        </w:rPr>
-        <w:t xml:space="preserve">12. A inscrição restritiva fundada em débito existente, exigível e regularmente cedido </w:t>
-      </w:r>
-      <w:r>
-        <w:rPr>
-          <w:rFonts w:ascii="Arial" w:eastAsia="Arial" w:hAnsi="Arial" w:cs="Arial"/>
-          <w:i/>
-          <w:iCs/>
-          <w:sz w:val="26"/>
-          <w:szCs w:val="26"/>
-          <w:u w:val="single"/>
-          <w:rPrChange w:id="1214" w:author="Assessor GDSXSR" w:date="2026-10-29T21:18:31Z">
-            <w:rPr>
-              <w:rFonts w:ascii="Arial" w:eastAsia="Arial" w:hAnsi="Arial" w:cs="Arial"/>
-              <w:i/>
-              <w:iCs/>
-              <w:sz w:val="26"/>
-              <w:szCs w:val="26"/>
-            </w:rPr>
-          </w:rPrChange>
-        </w:rPr>
-        <w:t xml:space="preserve">configura exercício regular de direito do credor, afastando a caracterização de ato ilícito</w:t>
-      </w:r>
-      <w:r>
-        <w:rPr>
-          <w:rFonts w:ascii="Arial" w:eastAsia="Arial" w:hAnsi="Arial" w:cs="Arial"/>
-          <w:i/>
-          <w:iCs/>
-          <w:sz w:val="26"/>
-          <w:szCs w:val="26"/>
-        </w:rPr>
-        <w:t xml:space="preserve">. </w:t>
-      </w:r>
-    </w:p>
-    <w:p>
-      <w:pPr>
-        <w:spacing w:after="0" w:line="360" w:lineRule="auto"/>
-        <w:ind w:left="2268"/>
-        <w:jc w:val="both"/>
-        <w:rPr>
-          <w:rFonts w:ascii="Arial" w:eastAsia="Arial" w:hAnsi="Arial" w:cs="Arial"/>
-          <w:i/>
-          <w:iCs/>
-          <w:sz w:val="26"/>
-          <w:szCs w:val="26"/>
-        </w:rPr>
-      </w:pPr>
-      <w:r>
-        <w:rPr>
-          <w:rFonts w:ascii="Arial" w:eastAsia="Arial" w:hAnsi="Arial" w:cs="Arial"/>
-          <w:i/>
-          <w:iCs/>
-          <w:sz w:val="26"/>
-          <w:szCs w:val="26"/>
-        </w:rPr>
-        <w:t xml:space="preserve">13. Reconhecida a regularidade da negativação, inexiste conduta ilícita apta a justificar a reparação civil. Ausente pressuposto indispensável da responsabilidade civil, não se configura o dever de indenizar por danos morais. </w:t>
-      </w:r>
-      <w:ins w:id="1215" w:author="Assessor GDSXSR" w:date="2026-10-29T21:18:31Z">
+      <w:ins w:id="1298" w:author="Assessor GDSXSR" w:date="2026-10-30T19:46:32Z">
         <w:r>
           <w:rPr>
             <w:rFonts w:ascii="Arial" w:eastAsia="Arial" w:hAnsi="Arial" w:cs="Arial"/>
@@ -7966,7 +9100,7 @@
         <w:ind w:left="2268"/>
         <w:jc w:val="both"/>
         <w:rPr>
-          <w:del w:id="1217" w:author="Assessor GDSXSR" w:date="2026-10-29T21:18:31Z"/>
+          <w:del w:id="1300" w:author="Assessor GDSXSR" w:date="2026-10-30T19:46:32Z"/>
           <w:rFonts w:ascii="Arial" w:eastAsia="Arial" w:hAnsi="Arial" w:cs="Arial"/>
           <w:i/>
           <w:iCs/>
@@ -7974,7 +9108,7 @@
           <w:szCs w:val="26"/>
         </w:rPr>
       </w:pPr>
-      <w:del w:id="1216" w:author="Assessor GDSXSR" w:date="2026-10-29T21:18:31Z">
+      <w:del w:id="1299" w:author="Assessor GDSXSR" w:date="2026-10-30T19:46:32Z">
         <w:r>
           <w:rPr>
             <w:rFonts w:ascii="Arial" w:eastAsia="Arial" w:hAnsi="Arial" w:cs="Arial"/>
@@ -7983,7 +9117,7 @@
             <w:sz w:val="26"/>
             <w:szCs w:val="26"/>
           </w:rPr>
-          <w:delText xml:space="preserve">14. A sentença examinou adequadamente o conjunto probatório dos autos e aplicou corretamente a legislação de regência, inexistindo fundamento para sua reforma. </w:delText>
+          <w:delText xml:space="preserve">13. Reconhecida a regularidade da negativação, inexiste conduta ilícita apta a justificar a reparação civil. Ausente pressuposto indispensável da responsabilidade civil, não se configura o dever de indenizar por danos morais. </w:delText>
         </w:r>
       </w:del>
     </w:p>
@@ -7993,7 +9127,7 @@
         <w:ind w:left="2268"/>
         <w:jc w:val="both"/>
         <w:rPr>
-          <w:del w:id="1219" w:author="Assessor GDSXSR" w:date="2026-10-29T21:18:31Z"/>
+          <w:del w:id="1302" w:author="Assessor GDSXSR" w:date="2026-10-30T19:46:32Z"/>
           <w:rFonts w:ascii="Arial" w:eastAsia="Arial" w:hAnsi="Arial" w:cs="Arial"/>
           <w:i/>
           <w:iCs/>
@@ -8001,7 +9135,7 @@
           <w:szCs w:val="26"/>
         </w:rPr>
       </w:pPr>
-      <w:del w:id="1218" w:author="Assessor GDSXSR" w:date="2026-10-29T21:18:31Z">
+      <w:del w:id="1301" w:author="Assessor GDSXSR" w:date="2026-10-30T19:46:32Z">
         <w:r>
           <w:rPr>
             <w:rFonts w:ascii="Arial" w:eastAsia="Arial" w:hAnsi="Arial" w:cs="Arial"/>
@@ -8010,7 +9144,7 @@
             <w:sz w:val="26"/>
             <w:szCs w:val="26"/>
           </w:rPr>
-          <w:delText xml:space="preserve">IV. DISPOSITIVO E TESES </w:delText>
+          <w:delText xml:space="preserve">14. A sentença examinou adequadamente o conjunto probatório dos autos e aplicou corretamente a legislação de regência, inexistindo fundamento para sua reforma. </w:delText>
         </w:r>
       </w:del>
     </w:p>
@@ -8020,7 +9154,7 @@
         <w:ind w:left="2268"/>
         <w:jc w:val="both"/>
         <w:rPr>
-          <w:del w:id="1221" w:author="Assessor GDSXSR" w:date="2026-10-29T21:18:31Z"/>
+          <w:del w:id="1304" w:author="Assessor GDSXSR" w:date="2026-10-30T19:46:32Z"/>
           <w:rFonts w:ascii="Arial" w:eastAsia="Arial" w:hAnsi="Arial" w:cs="Arial"/>
           <w:i/>
           <w:iCs/>
@@ -8028,7 +9162,7 @@
           <w:szCs w:val="26"/>
         </w:rPr>
       </w:pPr>
-      <w:del w:id="1220" w:author="Assessor GDSXSR" w:date="2026-10-29T21:18:31Z">
+      <w:del w:id="1303" w:author="Assessor GDSXSR" w:date="2026-10-30T19:46:32Z">
         <w:r>
           <w:rPr>
             <w:rFonts w:ascii="Arial" w:eastAsia="Arial" w:hAnsi="Arial" w:cs="Arial"/>
@@ -8037,7 +9171,7 @@
             <w:sz w:val="26"/>
             <w:szCs w:val="26"/>
           </w:rPr>
-          <w:delText xml:space="preserve">15. Apelação conhecida e desprovida. Unânime. </w:delText>
+          <w:delText xml:space="preserve">IV. DISPOSITIVO E TESES </w:delText>
         </w:r>
       </w:del>
     </w:p>
@@ -8047,6 +9181,7 @@
         <w:ind w:left="2268"/>
         <w:jc w:val="both"/>
         <w:rPr>
+          <w:del w:id="1306" w:author="Assessor GDSXSR" w:date="2026-10-30T19:46:32Z"/>
           <w:rFonts w:ascii="Arial" w:eastAsia="Arial" w:hAnsi="Arial" w:cs="Arial"/>
           <w:i/>
           <w:iCs/>
@@ -8054,7 +9189,7 @@
           <w:szCs w:val="26"/>
         </w:rPr>
       </w:pPr>
-      <w:del w:id="1222" w:author="Assessor GDSXSR" w:date="2026-10-29T21:18:31Z">
+      <w:del w:id="1305" w:author="Assessor GDSXSR" w:date="2026-10-30T19:46:32Z">
         <w:r>
           <w:rPr>
             <w:rFonts w:ascii="Arial" w:eastAsia="Arial" w:hAnsi="Arial" w:cs="Arial"/>
@@ -8063,8 +9198,24 @@
             <w:sz w:val="26"/>
             <w:szCs w:val="26"/>
           </w:rPr>
-          <w:delText xml:space="preserve">(...)</w:delText>
-        </w:r>
+          <w:delText xml:space="preserve">15. Apelação conhecida e desprovida. Unânime. </w:delText>
+        </w:r>
+      </w:del>
+    </w:p>
+    <w:p>
+      <w:pPr>
+        <w:spacing w:after="0" w:line="360" w:lineRule="auto"/>
+        <w:ind w:left="2268"/>
+        <w:jc w:val="both"/>
+        <w:rPr>
+          <w:rFonts w:ascii="Arial" w:eastAsia="Arial" w:hAnsi="Arial" w:cs="Arial"/>
+          <w:i/>
+          <w:iCs/>
+          <w:sz w:val="26"/>
+          <w:szCs w:val="26"/>
+        </w:rPr>
+      </w:pPr>
+      <w:del w:id="1307" w:author="Assessor GDSXSR" w:date="2026-10-30T19:46:32Z">
         <w:r>
           <w:rPr>
             <w:rFonts w:ascii="Arial" w:eastAsia="Arial" w:hAnsi="Arial" w:cs="Arial"/>
@@ -8073,6 +9224,16 @@
             <w:sz w:val="26"/>
             <w:szCs w:val="26"/>
           </w:rPr>
+          <w:delText xml:space="preserve">(...)</w:delText>
+        </w:r>
+        <w:r>
+          <w:rPr>
+            <w:rFonts w:ascii="Arial" w:eastAsia="Arial" w:hAnsi="Arial" w:cs="Arial"/>
+            <w:i/>
+            <w:iCs/>
+            <w:sz w:val="26"/>
+            <w:szCs w:val="26"/>
+          </w:rPr>
           <w:delText xml:space="preserve">". </w:delText>
         </w:r>
       </w:del>
@@ -8086,7 +9247,7 @@
         </w:rPr>
         <w:t xml:space="preserve">(Acórdão 2168573, 0712221-74.2025.8.07.0018, Relator(a): FÁTIMA RAFAEL, 7ª TURMA CÍVEL, data de julgamento: 26/08/2026, publicado no DJe: 17/09/2026</w:t>
       </w:r>
-      <w:ins w:id="1223" w:author="Assessor GDSXSR" w:date="2026-10-29T21:18:31Z">
+      <w:ins w:id="1308" w:author="Assessor GDSXSR" w:date="2026-10-30T19:46:32Z">
         <w:r>
           <w:rPr>
             <w:rFonts w:ascii="Arial" w:eastAsia="Arial" w:hAnsi="Arial" w:cs="Arial"/>
@@ -8109,7 +9270,7 @@
         </w:rPr>
         <w:t xml:space="preserve">)</w:t>
       </w:r>
-      <w:ins w:id="1224" w:author="Assessor GDSXSR" w:date="2026-10-29T21:18:31Z">
+      <w:ins w:id="1309" w:author="Assessor GDSXSR" w:date="2026-10-30T19:46:32Z">
         <w:r>
           <w:rPr>
             <w:rFonts w:ascii="Arial" w:eastAsia="Arial" w:hAnsi="Arial" w:cs="Arial"/>
@@ -8154,7 +9315,7 @@
           <w:szCs w:val="28"/>
           <w:highlight w:val="yellow"/>
           <w:u w:val="single"/>
-          <w:rPrChange w:id="1229" w:author="Assessor GDSXSR" w:date="2026-10-29T21:18:31Z">
+          <w:rPrChange w:id="1314" w:author="Assessor GDSXSR" w:date="2026-10-30T19:46:32Z">
             <w:rPr>
               <w:rFonts w:ascii="Arial" w:eastAsia="Arial" w:hAnsi="Arial" w:cs="Arial"/>
               <w:sz w:val="28"/>
@@ -8172,7 +9333,7 @@
           <w:szCs w:val="28"/>
           <w:highlight w:val="yellow"/>
           <w:u w:val="single"/>
-          <w:rPrChange w:id="1230" w:author="Assessor GDSXSR" w:date="2026-10-29T21:18:31Z">
+          <w:rPrChange w:id="1315" w:author="Assessor GDSXSR" w:date="2026-10-30T19:46:32Z">
             <w:rPr>
               <w:rFonts w:ascii="Arial" w:eastAsia="Arial" w:hAnsi="Arial" w:cs="Arial"/>
               <w:sz w:val="28"/>
@@ -8190,7 +9351,7 @@
           <w:szCs w:val="28"/>
           <w:highlight w:val="yellow"/>
           <w:u w:val="single"/>
-          <w:rPrChange w:id="1231" w:author="Assessor GDSXSR" w:date="2026-10-29T21:18:31Z">
+          <w:rPrChange w:id="1316" w:author="Assessor GDSXSR" w:date="2026-10-30T19:46:32Z">
             <w:rPr>
               <w:rFonts w:ascii="Arial" w:eastAsia="Arial" w:hAnsi="Arial" w:cs="Arial"/>
               <w:sz w:val="28"/>
@@ -8208,7 +9369,7 @@
           <w:szCs w:val="28"/>
           <w:highlight w:val="yellow"/>
           <w:u w:val="single"/>
-          <w:rPrChange w:id="1232" w:author="Assessor GDSXSR" w:date="2026-10-29T21:18:31Z">
+          <w:rPrChange w:id="1317" w:author="Assessor GDSXSR" w:date="2026-10-30T19:46:32Z">
             <w:rPr>
               <w:rFonts w:ascii="Arial" w:eastAsia="Arial" w:hAnsi="Arial" w:cs="Arial"/>
               <w:sz w:val="28"/>
@@ -8219,7 +9380,7 @@
         </w:rPr>
         <w:t xml:space="preserve"> provimento ao apelo</w:t>
       </w:r>
-      <w:ins w:id="1233" w:author="Assessor GDSXSR" w:date="2026-10-29T21:18:31Z">
+      <w:ins w:id="1318" w:author="Assessor GDSXSR" w:date="2026-10-30T19:46:32Z">
         <w:r>
           <w:rPr>
             <w:rFonts w:ascii="Arial" w:eastAsia="Arial" w:hAnsi="Arial" w:cs="Arial"/>
@@ -8239,7 +9400,7 @@
           <w:szCs w:val="28"/>
           <w:highlight w:val="yellow"/>
           <w:u w:val="single"/>
-          <w:rPrChange w:id="1234" w:author="Assessor GDSXSR" w:date="2026-10-29T21:18:31Z">
+          <w:rPrChange w:id="1319" w:author="Assessor GDSXSR" w:date="2026-10-30T19:46:32Z">
             <w:rPr>
               <w:rFonts w:ascii="Arial" w:eastAsia="Arial" w:hAnsi="Arial" w:cs="Arial"/>
               <w:sz w:val="28"/>
@@ -8273,14 +9434,14 @@
           <w:szCs w:val="28"/>
         </w:rPr>
       </w:pPr>
-      <w:commentRangeStart w:id="20"/>
+      <w:commentRangeStart w:id="19"/>
       <w:r>
         <w:rPr>
           <w:rFonts w:ascii="Arial" w:eastAsia="Arial" w:hAnsi="Arial" w:cs="Arial"/>
           <w:sz w:val="28"/>
           <w:szCs w:val="28"/>
           <w:highlight w:val="yellow"/>
-          <w:rPrChange w:id="1237" w:author="Assessor GDSXSR" w:date="2026-10-29T21:18:31Z">
+          <w:rPrChange w:id="1322" w:author="Assessor GDSXSR" w:date="2026-10-30T19:46:32Z">
             <w:rPr>
               <w:rFonts w:ascii="Arial" w:eastAsia="Arial" w:hAnsi="Arial" w:cs="Arial"/>
               <w:sz w:val="28"/>
@@ -8290,7 +9451,7 @@
         </w:rPr>
         <w:t xml:space="preserve">DA </w:t>
       </w:r>
-      <w:del w:id="1238" w:author="Assessor GDSXSR" w:date="2026-10-29T21:18:31Z">
+      <w:del w:id="1323" w:author="Assessor GDSXSR" w:date="2026-10-30T19:46:32Z">
         <w:r>
           <w:rPr>
             <w:rFonts w:ascii="Arial" w:eastAsia="Arial" w:hAnsi="Arial" w:cs="Arial"/>
@@ -8301,7 +9462,7 @@
           <w:delText xml:space="preserve">INEXISTÊNCIA</w:delText>
         </w:r>
       </w:del>
-      <w:ins w:id="1239" w:author="Assessor GDSXSR" w:date="2026-10-29T21:18:31Z">
+      <w:ins w:id="1324" w:author="Assessor GDSXSR" w:date="2026-10-30T19:46:32Z">
         <w:r>
           <w:rPr>
             <w:rFonts w:ascii="Arial" w:eastAsia="Arial" w:hAnsi="Arial" w:cs="Arial"/>
@@ -8319,7 +9480,7 @@
           <w:sz w:val="28"/>
           <w:szCs w:val="28"/>
           <w:highlight w:val="yellow"/>
-          <w:rPrChange w:id="1240" w:author="Assessor GDSXSR" w:date="2026-10-29T21:18:31Z">
+          <w:rPrChange w:id="1325" w:author="Assessor GDSXSR" w:date="2026-10-30T19:46:32Z">
             <w:rPr>
               <w:rFonts w:ascii="Arial" w:eastAsia="Arial" w:hAnsi="Arial" w:cs="Arial"/>
               <w:sz w:val="28"/>
@@ -8329,14 +9490,14 @@
         </w:rPr>
         <w:t xml:space="preserve"> DE FALHA NA PRESTAÇÃO DO SERVIÇO</w:t>
       </w:r>
-      <w:commentRangeEnd w:id="20"/>
+      <w:commentRangeEnd w:id="19"/>
       <w:r>
         <w:rPr>
           <w:rStyle w:val="CommentReference"/>
         </w:rPr>
-        <w:commentReference w:id="20"/>
-      </w:r>
-      <w:del w:id="1241" w:author="Assessor GDSXSR" w:date="2026-10-29T21:18:31Z">
+        <w:commentReference w:id="19"/>
+      </w:r>
+      <w:del w:id="1326" w:author="Assessor GDSXSR" w:date="2026-10-30T19:46:32Z">
         <w:r>
           <w:rPr>
             <w:rFonts w:ascii="Arial" w:eastAsia="Arial" w:hAnsi="Arial" w:cs="Arial"/>
@@ -8366,7 +9527,7 @@
         <w:ind w:firstLine="2268"/>
         <w:jc w:val="both"/>
       </w:pPr>
-      <w:commentRangeStart w:id="21"/>
+      <w:commentRangeStart w:id="20"/>
       <w:r>
         <w:rPr>
           <w:rFonts w:ascii="Arial" w:eastAsia="Arial" w:hAnsi="Arial" w:cs="Arial"/>
@@ -8375,7 +9536,7 @@
         </w:rPr>
         <w:t xml:space="preserve">A </w:t>
       </w:r>
-      <w:ins w:id="1242" w:author="Assessor GDSXSR" w:date="2026-10-29T21:18:31Z">
+      <w:ins w:id="1327" w:author="Assessor GDSXSR" w:date="2026-10-30T19:46:32Z">
         <w:r>
           <w:rPr>
             <w:rFonts w:ascii="Arial" w:eastAsia="Arial" w:hAnsi="Arial" w:cs="Arial"/>
@@ -8394,7 +9555,7 @@
         </w:rPr>
         <w:t xml:space="preserve">apelante </w:t>
       </w:r>
-      <w:del w:id="1243" w:author="Assessor GDSXSR" w:date="2026-10-29T21:18:31Z">
+      <w:del w:id="1328" w:author="Assessor GDSXSR" w:date="2026-10-30T19:46:32Z">
         <w:r>
           <w:rPr>
             <w:rFonts w:ascii="Arial" w:eastAsia="Arial" w:hAnsi="Arial" w:cs="Arial"/>
@@ -8404,7 +9565,7 @@
           <w:delText xml:space="preserve">sustenta, em síntese,</w:delText>
         </w:r>
       </w:del>
-      <w:ins w:id="1244" w:author="Assessor GDSXSR" w:date="2026-10-29T21:18:31Z">
+      <w:ins w:id="1329" w:author="Assessor GDSXSR" w:date="2026-10-30T19:46:32Z">
         <w:r>
           <w:rPr>
             <w:rFonts w:ascii="Arial" w:eastAsia="Arial" w:hAnsi="Arial" w:cs="Arial"/>
@@ -8439,9 +9600,67 @@
           <w:sz w:val="28"/>
           <w:szCs w:val="28"/>
         </w:rPr>
-        <w:t xml:space="preserve"> a imputação de obrigação sem lastro contratual comprovado caracteriza falha na prestação do serviço, a ensejar a responsabilidade objetiva prevista no art. 14</w:t>
-      </w:r>
-      <w:del w:id="1245" w:author="Assessor GDSXSR" w:date="2026-10-29T21:18:31Z">
+        <w:t xml:space="preserve"> a </w:t>
+      </w:r>
+      <w:del w:id="1330" w:author="Assessor GDSXSR" w:date="2026-10-30T19:46:32Z">
+        <w:r>
+          <w:rPr>
+            <w:rFonts w:ascii="Arial" w:eastAsia="Arial" w:hAnsi="Arial" w:cs="Arial"/>
+            <w:sz w:val="28"/>
+            <w:szCs w:val="28"/>
+          </w:rPr>
+          <w:delText xml:space="preserve">imputação de obrigação</w:delText>
+        </w:r>
+      </w:del>
+      <w:ins w:id="1331" w:author="Assessor GDSXSR" w:date="2026-10-30T19:46:32Z">
+        <w:r>
+          <w:rPr>
+            <w:rFonts w:ascii="Arial" w:eastAsia="Arial" w:hAnsi="Arial" w:cs="Arial"/>
+            <w:color w:val="808080"/>
+            <w:sz w:val="28"/>
+            <w:szCs w:val="28"/>
+          </w:rPr>
+          <w:t xml:space="preserve">cobrança</w:t>
+        </w:r>
+      </w:ins>
+      <w:r>
+        <w:rPr>
+          <w:rFonts w:ascii="Arial" w:eastAsia="Arial" w:hAnsi="Arial" w:cs="Arial"/>
+          <w:sz w:val="28"/>
+          <w:szCs w:val="28"/>
+        </w:rPr>
+        <w:t xml:space="preserve"> sem lastro contratual </w:t>
+      </w:r>
+      <w:del w:id="1332" w:author="Assessor GDSXSR" w:date="2026-10-30T19:46:32Z">
+        <w:r>
+          <w:rPr>
+            <w:rFonts w:ascii="Arial" w:eastAsia="Arial" w:hAnsi="Arial" w:cs="Arial"/>
+            <w:sz w:val="28"/>
+            <w:szCs w:val="28"/>
+          </w:rPr>
+          <w:delText xml:space="preserve">comprovado caracteriza</w:delText>
+        </w:r>
+      </w:del>
+      <w:ins w:id="1333" w:author="Assessor GDSXSR" w:date="2026-10-30T19:46:32Z">
+        <w:r>
+          <w:rPr>
+            <w:rFonts w:ascii="Arial" w:eastAsia="Arial" w:hAnsi="Arial" w:cs="Arial"/>
+            <w:color w:val="808080"/>
+            <w:sz w:val="28"/>
+            <w:szCs w:val="28"/>
+          </w:rPr>
+          <w:t xml:space="preserve">configura</w:t>
+        </w:r>
+      </w:ins>
+      <w:r>
+        <w:rPr>
+          <w:rFonts w:ascii="Arial" w:eastAsia="Arial" w:hAnsi="Arial" w:cs="Arial"/>
+          <w:sz w:val="28"/>
+          <w:szCs w:val="28"/>
+        </w:rPr>
+        <w:t xml:space="preserve"> falha na prestação do serviço</w:t>
+      </w:r>
+      <w:del w:id="1334" w:author="Assessor GDSXSR" w:date="2026-10-30T19:46:32Z">
         <w:r>
           <w:rPr>
             <w:rFonts w:ascii="Arial" w:eastAsia="Arial" w:hAnsi="Arial" w:cs="Arial"/>
@@ -8457,7 +9676,73 @@
           <w:sz w:val="28"/>
           <w:szCs w:val="28"/>
         </w:rPr>
-        <w:t xml:space="preserve"> do CDC; </w:t>
+        <w:t xml:space="preserve"> </w:t>
+      </w:r>
+      <w:del w:id="1335" w:author="Assessor GDSXSR" w:date="2026-10-30T19:46:32Z">
+        <w:r>
+          <w:rPr>
+            <w:rFonts w:ascii="Arial" w:eastAsia="Arial" w:hAnsi="Arial" w:cs="Arial"/>
+            <w:sz w:val="28"/>
+            <w:szCs w:val="28"/>
+          </w:rPr>
+          <w:delText xml:space="preserve">a ensejar a responsabilidade objetiva prevista no art.</w:delText>
+        </w:r>
+      </w:del>
+      <w:ins w:id="1336" w:author="Assessor GDSXSR" w:date="2026-10-30T19:46:32Z">
+        <w:r>
+          <w:rPr>
+            <w:rFonts w:ascii="Arial" w:eastAsia="Arial" w:hAnsi="Arial" w:cs="Arial"/>
+            <w:color w:val="808080"/>
+            <w:sz w:val="28"/>
+            <w:szCs w:val="28"/>
+          </w:rPr>
+          <w:t xml:space="preserve">(CDC</w:t>
+        </w:r>
+      </w:ins>
+      <w:r>
+        <w:rPr>
+          <w:rFonts w:ascii="Arial" w:eastAsia="Arial" w:hAnsi="Arial" w:cs="Arial"/>
+          <w:sz w:val="28"/>
+          <w:szCs w:val="28"/>
+        </w:rPr>
+        <w:t xml:space="preserve"> 14</w:t>
+      </w:r>
+      <w:del w:id="1337" w:author="Assessor GDSXSR" w:date="2026-10-30T19:46:32Z">
+        <w:r>
+          <w:rPr>
+            <w:rFonts w:ascii="Arial" w:eastAsia="Arial" w:hAnsi="Arial" w:cs="Arial"/>
+            <w:sz w:val="28"/>
+            <w:szCs w:val="28"/>
+          </w:rPr>
+          <w:delText xml:space="preserve">,</w:delText>
+        </w:r>
+        <w:r>
+          <w:rPr>
+            <w:rFonts w:ascii="Arial" w:eastAsia="Arial" w:hAnsi="Arial" w:cs="Arial"/>
+            <w:sz w:val="28"/>
+            <w:szCs w:val="28"/>
+          </w:rPr>
+          <w:delText xml:space="preserve"> do CDC</w:delText>
+        </w:r>
+      </w:del>
+      <w:ins w:id="1338" w:author="Assessor GDSXSR" w:date="2026-10-30T19:46:32Z">
+        <w:r>
+          <w:rPr>
+            <w:rFonts w:ascii="Arial" w:eastAsia="Arial" w:hAnsi="Arial" w:cs="Arial"/>
+            <w:color w:val="808080"/>
+            <w:sz w:val="28"/>
+            <w:szCs w:val="28"/>
+          </w:rPr>
+          <w:t xml:space="preserve">)</w:t>
+        </w:r>
+      </w:ins>
+      <w:r>
+        <w:rPr>
+          <w:rFonts w:ascii="Arial" w:eastAsia="Arial" w:hAnsi="Arial" w:cs="Arial"/>
+          <w:sz w:val="28"/>
+          <w:szCs w:val="28"/>
+        </w:rPr>
+        <w:t xml:space="preserve">; </w:t>
       </w:r>
       <w:r>
         <w:rPr>
@@ -8475,7 +9760,83 @@
           <w:sz w:val="28"/>
           <w:szCs w:val="28"/>
         </w:rPr>
-        <w:t xml:space="preserve"> a inserção do débito em plataforma de negociação, apta a influenciar a pontuação de crédito, viola o dever de veracidade das informações cadastrais previsto no art. 43 do CDC; e </w:t>
+        <w:t xml:space="preserve"> a inserção do débito em plataforma de negociação</w:t>
+      </w:r>
+      <w:del w:id="1339" w:author="Assessor GDSXSR" w:date="2026-10-30T19:46:32Z">
+        <w:r>
+          <w:rPr>
+            <w:rFonts w:ascii="Arial" w:eastAsia="Arial" w:hAnsi="Arial" w:cs="Arial"/>
+            <w:sz w:val="28"/>
+            <w:szCs w:val="28"/>
+          </w:rPr>
+          <w:delText xml:space="preserve">, apta a influenciar a pontuação de crédito,</w:delText>
+        </w:r>
+      </w:del>
+      <w:r>
+        <w:rPr>
+          <w:rFonts w:ascii="Arial" w:eastAsia="Arial" w:hAnsi="Arial" w:cs="Arial"/>
+          <w:sz w:val="28"/>
+          <w:szCs w:val="28"/>
+        </w:rPr>
+        <w:t xml:space="preserve"> viola o dever de veracidade das informações </w:t>
+      </w:r>
+      <w:del w:id="1340" w:author="Assessor GDSXSR" w:date="2026-10-30T19:46:32Z">
+        <w:r>
+          <w:rPr>
+            <w:rFonts w:ascii="Arial" w:eastAsia="Arial" w:hAnsi="Arial" w:cs="Arial"/>
+            <w:sz w:val="28"/>
+            <w:szCs w:val="28"/>
+          </w:rPr>
+          <w:delText xml:space="preserve">cadastrais previsto no art.</w:delText>
+        </w:r>
+      </w:del>
+      <w:ins w:id="1341" w:author="Assessor GDSXSR" w:date="2026-10-30T19:46:32Z">
+        <w:r>
+          <w:rPr>
+            <w:rFonts w:ascii="Arial" w:eastAsia="Arial" w:hAnsi="Arial" w:cs="Arial"/>
+            <w:color w:val="808080"/>
+            <w:sz w:val="28"/>
+            <w:szCs w:val="28"/>
+          </w:rPr>
+          <w:t xml:space="preserve">(CDC</w:t>
+        </w:r>
+      </w:ins>
+      <w:r>
+        <w:rPr>
+          <w:rFonts w:ascii="Arial" w:eastAsia="Arial" w:hAnsi="Arial" w:cs="Arial"/>
+          <w:sz w:val="28"/>
+          <w:szCs w:val="28"/>
+        </w:rPr>
+        <w:t xml:space="preserve"> 43</w:t>
+      </w:r>
+      <w:del w:id="1342" w:author="Assessor GDSXSR" w:date="2026-10-30T19:46:32Z">
+        <w:r>
+          <w:rPr>
+            <w:rFonts w:ascii="Arial" w:eastAsia="Arial" w:hAnsi="Arial" w:cs="Arial"/>
+            <w:sz w:val="28"/>
+            <w:szCs w:val="28"/>
+          </w:rPr>
+          <w:delText xml:space="preserve"> do CDC</w:delText>
+        </w:r>
+      </w:del>
+      <w:ins w:id="1343" w:author="Assessor GDSXSR" w:date="2026-10-30T19:46:32Z">
+        <w:r>
+          <w:rPr>
+            <w:rFonts w:ascii="Arial" w:eastAsia="Arial" w:hAnsi="Arial" w:cs="Arial"/>
+            <w:color w:val="808080"/>
+            <w:sz w:val="28"/>
+            <w:szCs w:val="28"/>
+          </w:rPr>
+          <w:t xml:space="preserve">)</w:t>
+        </w:r>
+      </w:ins>
+      <w:r>
+        <w:rPr>
+          <w:rFonts w:ascii="Arial" w:eastAsia="Arial" w:hAnsi="Arial" w:cs="Arial"/>
+          <w:sz w:val="28"/>
+          <w:szCs w:val="28"/>
+        </w:rPr>
+        <w:t xml:space="preserve">; e </w:t>
       </w:r>
       <w:r>
         <w:rPr>
@@ -8493,7 +9854,36 @@
           <w:sz w:val="28"/>
           <w:szCs w:val="28"/>
         </w:rPr>
-        <w:t xml:space="preserve"> o excesso de cobranças, a repercussão no </w:t>
+        <w:t xml:space="preserve"> o excesso de cobranças</w:t>
+      </w:r>
+      <w:del w:id="1344" w:author="Assessor GDSXSR" w:date="2026-10-30T19:46:32Z">
+        <w:r>
+          <w:rPr>
+            <w:rFonts w:ascii="Arial" w:eastAsia="Arial" w:hAnsi="Arial" w:cs="Arial"/>
+            <w:sz w:val="28"/>
+            <w:szCs w:val="28"/>
+          </w:rPr>
+          <w:delText xml:space="preserve">,</w:delText>
+        </w:r>
+      </w:del>
+      <w:ins w:id="1345" w:author="Assessor GDSXSR" w:date="2026-10-30T19:46:32Z">
+        <w:r>
+          <w:rPr>
+            <w:rFonts w:ascii="Arial" w:eastAsia="Arial" w:hAnsi="Arial" w:cs="Arial"/>
+            <w:color w:val="808080"/>
+            <w:sz w:val="28"/>
+            <w:szCs w:val="28"/>
+          </w:rPr>
+          <w:t xml:space="preserve"> e</w:t>
+        </w:r>
+      </w:ins>
+      <w:r>
+        <w:rPr>
+          <w:rFonts w:ascii="Arial" w:eastAsia="Arial" w:hAnsi="Arial" w:cs="Arial"/>
+          <w:sz w:val="28"/>
+          <w:szCs w:val="28"/>
+        </w:rPr>
+        <w:t xml:space="preserve"> a repercussão no </w:t>
       </w:r>
       <w:r>
         <w:rPr>
@@ -8505,20 +9895,48 @@
         </w:rPr>
         <w:t xml:space="preserve">score</w:t>
       </w:r>
-      <w:r>
-        <w:rPr>
-          <w:rFonts w:ascii="Arial" w:eastAsia="Arial" w:hAnsi="Arial" w:cs="Arial"/>
-          <w:sz w:val="28"/>
-          <w:szCs w:val="28"/>
-        </w:rPr>
-        <w:t xml:space="preserve">, o impacto no acesso ao crédito e a necessidade de recorrer ao Poder Judiciário configuram dano moral indenizável.</w:t>
-      </w:r>
-      <w:commentRangeEnd w:id="21"/>
+      <w:del w:id="1346" w:author="Assessor GDSXSR" w:date="2026-10-30T19:46:32Z">
+        <w:r>
+          <w:rPr>
+            <w:rFonts w:ascii="Arial" w:eastAsia="Arial" w:hAnsi="Arial" w:cs="Arial"/>
+            <w:sz w:val="28"/>
+            <w:szCs w:val="28"/>
+          </w:rPr>
+          <w:delText xml:space="preserve">, o impacto no acesso ao crédito e a necessidade de recorrer ao Poder Judiciário</w:delText>
+        </w:r>
+      </w:del>
+      <w:r>
+        <w:rPr>
+          <w:rFonts w:ascii="Arial" w:eastAsia="Arial" w:hAnsi="Arial" w:cs="Arial"/>
+          <w:sz w:val="28"/>
+          <w:szCs w:val="28"/>
+        </w:rPr>
+        <w:t xml:space="preserve"> configuram dano moral</w:t>
+      </w:r>
+      <w:del w:id="1347" w:author="Assessor GDSXSR" w:date="2026-10-30T19:46:32Z">
+        <w:r>
+          <w:rPr>
+            <w:rFonts w:ascii="Arial" w:eastAsia="Arial" w:hAnsi="Arial" w:cs="Arial"/>
+            <w:sz w:val="28"/>
+            <w:szCs w:val="28"/>
+          </w:rPr>
+          <w:delText xml:space="preserve"> indenizável</w:delText>
+        </w:r>
+      </w:del>
+      <w:r>
+        <w:rPr>
+          <w:rFonts w:ascii="Arial" w:eastAsia="Arial" w:hAnsi="Arial" w:cs="Arial"/>
+          <w:sz w:val="28"/>
+          <w:szCs w:val="28"/>
+        </w:rPr>
+        <w:t xml:space="preserve">.</w:t>
+      </w:r>
+      <w:commentRangeEnd w:id="20"/>
       <w:r>
         <w:rPr>
           <w:rStyle w:val="CommentReference"/>
         </w:rPr>
-        <w:commentReference w:id="21"/>
+        <w:commentReference w:id="20"/>
       </w:r>
     </w:p>
     <w:p>
@@ -8545,7 +9963,7 @@
           <w:sz w:val="28"/>
           <w:szCs w:val="28"/>
           <w:highlight w:val="yellow"/>
-          <w:rPrChange w:id="1246" w:author="Assessor GDSXSR" w:date="2026-10-29T21:18:31Z">
+          <w:rPrChange w:id="1348" w:author="Assessor GDSXSR" w:date="2026-10-30T19:46:32Z">
             <w:rPr>
               <w:rFonts w:ascii="Arial" w:eastAsia="Arial" w:hAnsi="Arial" w:cs="Arial"/>
               <w:sz w:val="28"/>
@@ -8574,74 +9992,27 @@
         <w:ind w:firstLine="2268"/>
         <w:jc w:val="both"/>
         <w:rPr>
-          <w:ins w:id="1254" w:author="Assessor GDSXSR" w:date="2026-10-29T21:18:31Z"/>
-        </w:rPr>
-      </w:pPr>
-      <w:r>
-        <w:rPr>
-          <w:rFonts w:ascii="Arial" w:eastAsia="Arial" w:hAnsi="Arial" w:cs="Arial"/>
-          <w:sz w:val="28"/>
-          <w:szCs w:val="28"/>
-        </w:rPr>
-        <w:t xml:space="preserve">A responsabilidade objetiva do fornecedor pressupõe defeito na prestação do serviço, dano e nexo causal</w:t>
-      </w:r>
-      <w:ins w:id="1248" w:author="Assessor GDSXSR" w:date="2026-10-29T21:18:31Z">
-        <w:r>
-          <w:rPr>
-            <w:rFonts w:ascii="Arial" w:eastAsia="Arial" w:hAnsi="Arial" w:cs="Arial"/>
-            <w:color w:val="808080"/>
-            <w:sz w:val="28"/>
-            <w:szCs w:val="28"/>
-          </w:rPr>
-          <w:t xml:space="preserve"> (CDC 14)</w:t>
-        </w:r>
-      </w:ins>
-      <w:r>
-        <w:rPr>
-          <w:rFonts w:ascii="Arial" w:eastAsia="Arial" w:hAnsi="Arial" w:cs="Arial"/>
-          <w:sz w:val="28"/>
-          <w:szCs w:val="28"/>
-        </w:rPr>
-        <w:t xml:space="preserve">.</w:t>
-      </w:r>
-      <w:del w:id="1249" w:author="Assessor GDSXSR" w:date="2026-10-29T21:18:31Z">
-        <w:r>
-          <w:rPr>
-            <w:rFonts w:ascii="Arial" w:eastAsia="Arial" w:hAnsi="Arial" w:cs="Arial"/>
-            <w:sz w:val="28"/>
-            <w:szCs w:val="28"/>
-          </w:rPr>
-          <w:delText xml:space="preserve"> </w:delText>
-        </w:r>
-      </w:del>
-    </w:p>
-    <w:p>
-      <w:pPr>
-        <w:spacing w:after="0" w:line="360" w:lineRule="auto"/>
-        <w:ind w:firstLine="2268"/>
-        <w:jc w:val="both"/>
-        <w:rPr>
-          <w:ins w:id="1255" w:author="Assessor GDSXSR" w:date="2026-10-29T21:18:31Z"/>
-        </w:rPr>
-      </w:pPr>
-    </w:p>
-    <w:p>
-      <w:pPr>
-        <w:spacing w:after="0" w:line="360" w:lineRule="auto"/>
-        <w:ind w:firstLine="2268"/>
-        <w:jc w:val="both"/>
-        <w:rPr>
-          <w:ins w:id="1256" w:author="Assessor GDSXSR" w:date="2026-10-29T21:18:31Z"/>
-        </w:rPr>
-      </w:pPr>
-      <w:commentRangeStart w:id="22"/>
+          <w:ins w:id="1355" w:author="Assessor GDSXSR" w:date="2026-10-30T19:46:32Z"/>
+        </w:rPr>
+      </w:pPr>
+      <w:del w:id="1350" w:author="Assessor GDSXSR" w:date="2026-10-30T19:46:32Z">
+        <w:r>
+          <w:rPr>
+            <w:rFonts w:ascii="Arial" w:eastAsia="Arial" w:hAnsi="Arial" w:cs="Arial"/>
+            <w:sz w:val="28"/>
+            <w:szCs w:val="28"/>
+          </w:rPr>
+          <w:delText xml:space="preserve">A responsabilidade objetiva do fornecedor pressupõe defeito na prestação do serviço, dano e nexo causal. </w:delText>
+        </w:r>
+      </w:del>
+      <w:commentRangeStart w:id="21"/>
       <w:r>
         <w:rPr>
           <w:rFonts w:ascii="Arial" w:eastAsia="Arial" w:hAnsi="Arial" w:cs="Arial"/>
           <w:sz w:val="28"/>
           <w:szCs w:val="28"/>
           <w:highlight w:val="yellow"/>
-          <w:rPrChange w:id="1250" w:author="Assessor GDSXSR" w:date="2026-10-29T21:18:31Z">
+          <w:rPrChange w:id="1351" w:author="Assessor GDSXSR" w:date="2026-10-30T19:46:32Z">
             <w:rPr>
               <w:rFonts w:ascii="Arial" w:eastAsia="Arial" w:hAnsi="Arial" w:cs="Arial"/>
               <w:sz w:val="28"/>
@@ -8659,7 +10030,7 @@
         </w:rPr>
         <w:t xml:space="preserve">, </w:t>
       </w:r>
-      <w:ins w:id="1251" w:author="Assessor GDSXSR" w:date="2026-10-29T21:18:31Z">
+      <w:ins w:id="1352" w:author="Assessor GDSXSR" w:date="2026-10-30T19:46:32Z">
         <w:r>
           <w:rPr>
             <w:rFonts w:ascii="Arial" w:eastAsia="Arial" w:hAnsi="Arial" w:cs="Arial"/>
@@ -8678,7 +10049,7 @@
         </w:rPr>
         <w:t xml:space="preserve">nos termos do art. 188, I, do </w:t>
       </w:r>
-      <w:del w:id="1252" w:author="Assessor GDSXSR" w:date="2026-10-29T21:18:31Z">
+      <w:del w:id="1353" w:author="Assessor GDSXSR" w:date="2026-10-30T19:46:32Z">
         <w:r>
           <w:rPr>
             <w:rFonts w:ascii="Arial" w:eastAsia="Arial" w:hAnsi="Arial" w:cs="Arial"/>
@@ -8704,7 +10075,7 @@
           <w:delText xml:space="preserve">ão há falha na prestação do serviço nem informação cadastral inverídica.</w:delText>
         </w:r>
       </w:del>
-      <w:ins w:id="1253" w:author="Assessor GDSXSR" w:date="2026-10-29T21:18:31Z">
+      <w:ins w:id="1354" w:author="Assessor GDSXSR" w:date="2026-10-30T19:46:32Z">
         <w:r>
           <w:rPr>
             <w:rFonts w:ascii="Arial" w:eastAsia="Arial" w:hAnsi="Arial" w:cs="Arial"/>
@@ -8714,13 +10085,13 @@
           </w:rPr>
           <w:t xml:space="preserve">CC:</w:t>
         </w:r>
-        <w:commentRangeEnd w:id="22"/>
+        <w:commentRangeEnd w:id="21"/>
         <w:r>
           <w:rPr>
             <w:rStyle w:val="CommentReference"/>
             <w:color w:val="808080"/>
           </w:rPr>
-          <w:commentReference w:id="22"/>
+          <w:commentReference w:id="21"/>
         </w:r>
       </w:ins>
     </w:p>
@@ -8730,7 +10101,7 @@
         <w:ind w:firstLine="2268"/>
         <w:jc w:val="both"/>
         <w:rPr>
-          <w:ins w:id="1257" w:author="Assessor GDSXSR" w:date="2026-10-29T21:18:31Z"/>
+          <w:ins w:id="1356" w:author="Assessor GDSXSR" w:date="2026-10-30T19:46:32Z"/>
         </w:rPr>
       </w:pPr>
     </w:p>
@@ -8740,10 +10111,10 @@
         <w:ind w:left="2268" w:firstLine="0"/>
         <w:jc w:val="both"/>
         <w:rPr>
-          <w:ins w:id="1259" w:author="Assessor GDSXSR" w:date="2026-10-29T21:18:31Z"/>
-        </w:rPr>
-      </w:pPr>
-      <w:ins w:id="1258" w:author="Assessor GDSXSR" w:date="2026-10-29T21:18:31Z">
+          <w:ins w:id="1358" w:author="Assessor GDSXSR" w:date="2026-10-30T19:46:32Z"/>
+        </w:rPr>
+      </w:pPr>
+      <w:ins w:id="1357" w:author="Assessor GDSXSR" w:date="2026-10-30T19:46:32Z">
         <w:r>
           <w:rPr>
             <w:rFonts w:ascii="Arial" w:eastAsia="Arial" w:hAnsi="Arial" w:cs="Arial"/>
@@ -8753,48 +10124,28 @@
             <w:sz w:val="26"/>
             <w:szCs w:val="28"/>
           </w:rPr>
-          <w:t xml:space="preserve">“Art. 188. Não constituem atos ilícitos:</w:t>
-        </w:r>
-      </w:ins>
-    </w:p>
-    <w:p>
-      <w:pPr>
-        <w:spacing w:after="0" w:line="360" w:lineRule="auto"/>
-        <w:ind w:left="2268" w:firstLine="0"/>
-        <w:jc w:val="both"/>
-        <w:rPr>
-          <w:ins w:id="1261" w:author="Assessor GDSXSR" w:date="2026-10-29T21:18:31Z"/>
-        </w:rPr>
-      </w:pPr>
-      <w:ins w:id="1260" w:author="Assessor GDSXSR" w:date="2026-10-29T21:18:31Z">
-        <w:r>
-          <w:rPr>
-            <w:rFonts w:ascii="Arial" w:hAnsi="Arial"/>
+          <w:t xml:space="preserve">“Art. 188. Não constituem atos ilícitos: I - os praticados em legítima defesa ou </w:t>
+        </w:r>
+        <w:r>
+          <w:rPr>
+            <w:rFonts w:ascii="Arial" w:eastAsia="Arial" w:hAnsi="Arial" w:cs="Arial"/>
             <w:b w:val="0"/>
             <w:i/>
             <w:color w:val="808080"/>
             <w:sz w:val="26"/>
-          </w:rPr>
-          <w:t xml:space="preserve">I - os praticados em legítima defesa ou </w:t>
-        </w:r>
-        <w:r>
-          <w:rPr>
-            <w:rFonts w:ascii="Arial" w:hAnsi="Arial"/>
+            <w:szCs w:val="28"/>
+            <w:u w:val="single"/>
+          </w:rPr>
+          <w:t xml:space="preserve">no exercício regular de um direito reconhecido</w:t>
+        </w:r>
+        <w:r>
+          <w:rPr>
+            <w:rFonts w:ascii="Arial" w:eastAsia="Arial" w:hAnsi="Arial" w:cs="Arial"/>
             <w:b w:val="0"/>
             <w:i/>
             <w:color w:val="808080"/>
             <w:sz w:val="26"/>
-            <w:u w:val="single"/>
-          </w:rPr>
-          <w:t xml:space="preserve">no exercício regular de um direito reconhecido</w:t>
-        </w:r>
-        <w:r>
-          <w:rPr>
-            <w:rFonts w:ascii="Arial" w:hAnsi="Arial"/>
-            <w:b w:val="0"/>
-            <w:i/>
-            <w:color w:val="808080"/>
-            <w:sz w:val="26"/>
+            <w:szCs w:val="28"/>
           </w:rPr>
           <w:t xml:space="preserve">;” – Grifei</w:t>
         </w:r>
@@ -8806,7 +10157,7 @@
         <w:ind w:left="2268" w:firstLine="0"/>
         <w:jc w:val="both"/>
         <w:rPr>
-          <w:ins w:id="1262" w:author="Assessor GDSXSR" w:date="2026-10-29T21:18:31Z"/>
+          <w:ins w:id="1359" w:author="Assessor GDSXSR" w:date="2026-10-30T19:46:32Z"/>
         </w:rPr>
       </w:pPr>
     </w:p>
@@ -8817,7 +10168,7 @@
         <w:jc w:val="both"/>
         <w:rPr/>
       </w:pPr>
-      <w:ins w:id="1263" w:author="Assessor GDSXSR" w:date="2026-10-29T21:18:31Z">
+      <w:ins w:id="1360" w:author="Assessor GDSXSR" w:date="2026-10-30T19:46:32Z">
         <w:r>
           <w:rPr>
             <w:rFonts w:ascii="Arial" w:hAnsi="Arial"/>
@@ -8826,7 +10177,7 @@
             <w:color w:val="808080"/>
             <w:sz w:val="28"/>
           </w:rPr>
-          <w:t xml:space="preserve">No caso, não há falha na prestação do serviço nem informação cadastral inverídica.</w:t>
+          <w:t xml:space="preserve">No caso, não há falha na prestação do serviço nem informação cadastral inverídica (CDC 14).</w:t>
         </w:r>
       </w:ins>
     </w:p>
@@ -8848,7 +10199,7 @@
         <w:ind w:firstLine="2268"/>
         <w:jc w:val="both"/>
         <w:rPr>
-          <w:ins w:id="1267" w:author="Assessor GDSXSR" w:date="2026-10-29T21:18:31Z"/>
+          <w:ins w:id="1368" w:author="Assessor GDSXSR" w:date="2026-10-30T19:46:32Z"/>
         </w:rPr>
       </w:pPr>
       <w:r>
@@ -8857,7 +10208,7 @@
           <w:sz w:val="28"/>
           <w:szCs w:val="28"/>
           <w:highlight w:val="yellow"/>
-          <w:rPrChange w:id="1265" w:author="Assessor GDSXSR" w:date="2026-10-29T21:18:31Z">
+          <w:rPrChange w:id="1362" w:author="Assessor GDSXSR" w:date="2026-10-30T19:46:32Z">
             <w:rPr>
               <w:rFonts w:ascii="Arial" w:eastAsia="Arial" w:hAnsi="Arial" w:cs="Arial"/>
               <w:sz w:val="28"/>
@@ -8889,9 +10240,45 @@
           <w:sz w:val="28"/>
           <w:szCs w:val="28"/>
         </w:rPr>
-        <w:t xml:space="preserve"> não há prova do alegado excesso de cobranças nem de redução concreta da pontuação de crédito ou de restrição ao acesso ao crédito.</w:t>
-      </w:r>
-      <w:del w:id="1266" w:author="Assessor GDSXSR" w:date="2026-10-29T21:18:31Z">
+        <w:t xml:space="preserve"> não há prova do alegado excesso de cobranças nem de redução </w:t>
+      </w:r>
+      <w:del w:id="1363" w:author="Assessor GDSXSR" w:date="2026-10-30T19:46:32Z">
+        <w:r>
+          <w:rPr>
+            <w:rFonts w:ascii="Arial" w:eastAsia="Arial" w:hAnsi="Arial" w:cs="Arial"/>
+            <w:sz w:val="28"/>
+            <w:szCs w:val="28"/>
+          </w:rPr>
+          <w:delText xml:space="preserve">concreta </w:delText>
+        </w:r>
+      </w:del>
+      <w:r>
+        <w:rPr>
+          <w:rFonts w:ascii="Arial" w:eastAsia="Arial" w:hAnsi="Arial" w:cs="Arial"/>
+          <w:sz w:val="28"/>
+          <w:szCs w:val="28"/>
+        </w:rPr>
+        <w:t xml:space="preserve">da pontuação de crédito</w:t>
+      </w:r>
+      <w:del w:id="1364" w:author="Assessor GDSXSR" w:date="2026-10-30T19:46:32Z">
+        <w:r>
+          <w:rPr>
+            <w:rFonts w:ascii="Arial" w:eastAsia="Arial" w:hAnsi="Arial" w:cs="Arial"/>
+            <w:sz w:val="28"/>
+            <w:szCs w:val="28"/>
+          </w:rPr>
+          <w:delText xml:space="preserve"> ou de restrição ao acesso ao crédito</w:delText>
+        </w:r>
+      </w:del>
+      <w:r>
+        <w:rPr>
+          <w:rFonts w:ascii="Arial" w:eastAsia="Arial" w:hAnsi="Arial" w:cs="Arial"/>
+          <w:sz w:val="28"/>
+          <w:szCs w:val="28"/>
+        </w:rPr>
+        <w:t xml:space="preserve">.</w:t>
+      </w:r>
+      <w:del w:id="1365" w:author="Assessor GDSXSR" w:date="2026-10-30T19:46:32Z">
         <w:r>
           <w:rPr>
             <w:rFonts w:ascii="Arial" w:eastAsia="Arial" w:hAnsi="Arial" w:cs="Arial"/>
@@ -8908,7 +10295,7 @@
         <w:ind w:firstLine="2268"/>
         <w:jc w:val="both"/>
         <w:rPr>
-          <w:ins w:id="1268" w:author="Assessor GDSXSR" w:date="2026-10-29T21:18:31Z"/>
+          <w:ins w:id="1369" w:author="Assessor GDSXSR" w:date="2026-10-30T19:46:32Z"/>
         </w:rPr>
       </w:pPr>
     </w:p>
@@ -8932,7 +10319,43 @@
           <w:sz w:val="28"/>
           <w:szCs w:val="28"/>
         </w:rPr>
-        <w:t xml:space="preserve">no recurso partem de premissa fática diversa, qual seja, a ausência de prova da contratação, o que não ocorre no caso.</w:t>
+        <w:t xml:space="preserve">no recurso partem de premissa </w:t>
+      </w:r>
+      <w:del w:id="1366" w:author="Assessor GDSXSR" w:date="2026-10-30T19:46:32Z">
+        <w:r>
+          <w:rPr>
+            <w:rFonts w:ascii="Arial" w:eastAsia="Arial" w:hAnsi="Arial" w:cs="Arial"/>
+            <w:sz w:val="28"/>
+            <w:szCs w:val="28"/>
+          </w:rPr>
+          <w:delText xml:space="preserve">fática </w:delText>
+        </w:r>
+      </w:del>
+      <w:r>
+        <w:rPr>
+          <w:rFonts w:ascii="Arial" w:eastAsia="Arial" w:hAnsi="Arial" w:cs="Arial"/>
+          <w:sz w:val="28"/>
+          <w:szCs w:val="28"/>
+        </w:rPr>
+        <w:t xml:space="preserve">diversa</w:t>
+      </w:r>
+      <w:del w:id="1367" w:author="Assessor GDSXSR" w:date="2026-10-30T19:46:32Z">
+        <w:r>
+          <w:rPr>
+            <w:rFonts w:ascii="Arial" w:eastAsia="Arial" w:hAnsi="Arial" w:cs="Arial"/>
+            <w:sz w:val="28"/>
+            <w:szCs w:val="28"/>
+          </w:rPr>
+          <w:delText xml:space="preserve">, qual seja</w:delText>
+        </w:r>
+      </w:del>
+      <w:r>
+        <w:rPr>
+          <w:rFonts w:ascii="Arial" w:eastAsia="Arial" w:hAnsi="Arial" w:cs="Arial"/>
+          <w:sz w:val="28"/>
+          <w:szCs w:val="28"/>
+        </w:rPr>
+        <w:t xml:space="preserve">, a ausência de prova da contratação, o que não ocorre no caso.</w:t>
       </w:r>
     </w:p>
     <w:p>
@@ -9121,15 +10544,15 @@
         <w:ind w:firstLine="2268"/>
         <w:jc w:val="both"/>
       </w:pPr>
+      <w:commentRangeStart w:id="22"/>
       <w:commentRangeStart w:id="23"/>
-      <w:commentRangeStart w:id="24"/>
       <w:r>
         <w:rPr>
           <w:rFonts w:ascii="Arial" w:hAnsi="Arial" w:cs="Arial"/>
           <w:b/>
           <w:sz w:val="28"/>
           <w:szCs w:val="28"/>
-          <w:rPrChange w:id="1270" w:author="Assessor GDSXSR" w:date="2026-10-29T21:18:31Z">
+          <w:rPrChange w:id="1371" w:author="Assessor GDSXSR" w:date="2026-10-30T19:46:32Z">
             <w:rPr>
               <w:rFonts w:ascii="Arial" w:hAnsi="Arial" w:cs="Arial"/>
               <w:sz w:val="28"/>
@@ -9147,7 +10570,7 @@
         </w:rPr>
         <w:t xml:space="preserve"> a autora/apelante ao pagamento de honorários recursais</w:t>
       </w:r>
-      <w:ins w:id="1271" w:author="Assessor GDSXSR" w:date="2026-10-29T21:18:31Z">
+      <w:ins w:id="1372" w:author="Assessor GDSXSR" w:date="2026-10-30T19:46:32Z">
         <w:r>
           <w:rPr>
             <w:rFonts w:ascii="Arial" w:hAnsi="Arial" w:cs="Arial"/>
@@ -9166,7 +10589,7 @@
         </w:rPr>
         <w:t xml:space="preserve"> que fixo em 2% sobre o valor atualizado da causa (CPC</w:t>
       </w:r>
-      <w:del w:id="1272" w:author="Assessor GDSXSR" w:date="2026-10-29T21:18:31Z">
+      <w:del w:id="1373" w:author="Assessor GDSXSR" w:date="2026-10-30T19:46:32Z">
         <w:r>
           <w:rPr>
             <w:rFonts w:ascii="Arial" w:hAnsi="Arial" w:cs="Arial"/>
@@ -9200,7 +10623,7 @@
         </w:rPr>
         <w:t xml:space="preserve">acrescido da quantia fixada na r. sentença</w:t>
       </w:r>
-      <w:ins w:id="1273" w:author="Assessor GDSXSR" w:date="2026-10-29T21:18:31Z">
+      <w:ins w:id="1374" w:author="Assessor GDSXSR" w:date="2026-10-30T19:46:32Z">
         <w:r>
           <w:rPr>
             <w:rFonts w:ascii="Arial" w:hAnsi="Arial" w:cs="Arial"/>
@@ -9219,7 +10642,7 @@
         </w:rPr>
         <w:t xml:space="preserve"> </w:t>
       </w:r>
-      <w:del w:id="1274" w:author="Assessor GDSXSR" w:date="2026-10-29T21:18:31Z">
+      <w:del w:id="1375" w:author="Assessor GDSXSR" w:date="2026-10-30T19:46:32Z">
         <w:r>
           <w:rPr>
             <w:rFonts w:ascii="Arial" w:hAnsi="Arial" w:cs="Arial"/>
@@ -9229,7 +10652,7 @@
           <w:delText xml:space="preserve">e</w:delText>
         </w:r>
       </w:del>
-      <w:ins w:id="1275" w:author="Assessor GDSXSR" w:date="2026-10-29T21:18:31Z">
+      <w:ins w:id="1376" w:author="Assessor GDSXSR" w:date="2026-10-30T19:46:32Z">
         <w:r>
           <w:rPr>
             <w:rFonts w:ascii="Arial" w:hAnsi="Arial" w:cs="Arial"/>
@@ -9248,7 +10671,7 @@
         </w:rPr>
         <w:t xml:space="preserve"> </w:t>
       </w:r>
-      <w:del w:id="1276" w:author="Assessor GDSXSR" w:date="2026-10-29T21:18:31Z">
+      <w:del w:id="1377" w:author="Assessor GDSXSR" w:date="2026-10-30T19:46:32Z">
         <w:r>
           <w:rPr>
             <w:rFonts w:ascii="Arial" w:hAnsi="Arial" w:cs="Arial"/>
@@ -9258,7 +10681,7 @@
           <w:delText xml:space="preserve">suspensa</w:delText>
         </w:r>
       </w:del>
-      <w:ins w:id="1277" w:author="Assessor GDSXSR" w:date="2026-10-29T21:18:31Z">
+      <w:ins w:id="1378" w:author="Assessor GDSXSR" w:date="2026-10-30T19:46:32Z">
         <w:r>
           <w:rPr>
             <w:rFonts w:ascii="Arial" w:hAnsi="Arial" w:cs="Arial"/>
@@ -9277,7 +10700,7 @@
         </w:rPr>
         <w:t xml:space="preserve"> </w:t>
       </w:r>
-      <w:del w:id="1278" w:author="Assessor GDSXSR" w:date="2026-10-29T21:18:31Z">
+      <w:del w:id="1379" w:author="Assessor GDSXSR" w:date="2026-10-30T19:46:32Z">
         <w:r>
           <w:rPr>
             <w:rFonts w:ascii="Arial" w:hAnsi="Arial" w:cs="Arial"/>
@@ -9295,7 +10718,7 @@
           <w:delText xml:space="preserve">sua</w:delText>
         </w:r>
       </w:del>
-      <w:ins w:id="1279" w:author="Assessor GDSXSR" w:date="2026-10-29T21:18:31Z">
+      <w:ins w:id="1380" w:author="Assessor GDSXSR" w:date="2026-10-30T19:46:32Z">
         <w:r>
           <w:rPr>
             <w:rFonts w:ascii="Arial" w:hAnsi="Arial" w:cs="Arial"/>
@@ -9322,7 +10745,7 @@
         </w:rPr>
         <w:t xml:space="preserve">exigibilidade </w:t>
       </w:r>
-      <w:del w:id="1280" w:author="Assessor GDSXSR" w:date="2026-10-29T21:18:31Z">
+      <w:del w:id="1381" w:author="Assessor GDSXSR" w:date="2026-10-30T19:46:32Z">
         <w:r>
           <w:rPr>
             <w:rFonts w:ascii="Arial" w:hAnsi="Arial" w:cs="Arial"/>
@@ -9332,7 +10755,7 @@
           <w:delText xml:space="preserve">por</w:delText>
         </w:r>
       </w:del>
-      <w:ins w:id="1281" w:author="Assessor GDSXSR" w:date="2026-10-29T21:18:31Z">
+      <w:ins w:id="1382" w:author="Assessor GDSXSR" w:date="2026-10-30T19:46:32Z">
         <w:r>
           <w:rPr>
             <w:rFonts w:ascii="Arial" w:hAnsi="Arial" w:cs="Arial"/>
@@ -9351,7 +10774,7 @@
         </w:rPr>
         <w:t xml:space="preserve"> </w:t>
       </w:r>
-      <w:del w:id="1282" w:author="Assessor GDSXSR" w:date="2026-10-29T21:18:31Z">
+      <w:del w:id="1383" w:author="Assessor GDSXSR" w:date="2026-10-30T19:46:32Z">
         <w:r>
           <w:rPr>
             <w:rFonts w:ascii="Arial" w:hAnsi="Arial" w:cs="Arial"/>
@@ -9361,7 +10784,7 @@
           <w:delText xml:space="preserve">se</w:delText>
         </w:r>
       </w:del>
-      <w:ins w:id="1283" w:author="Assessor GDSXSR" w:date="2026-10-29T21:18:31Z">
+      <w:ins w:id="1384" w:author="Assessor GDSXSR" w:date="2026-10-30T19:46:32Z">
         <w:r>
           <w:rPr>
             <w:rFonts w:ascii="Arial" w:hAnsi="Arial" w:cs="Arial"/>
@@ -9380,7 +10803,7 @@
         </w:rPr>
         <w:t xml:space="preserve"> </w:t>
       </w:r>
-      <w:del w:id="1284" w:author="Assessor GDSXSR" w:date="2026-10-29T21:18:31Z">
+      <w:del w:id="1385" w:author="Assessor GDSXSR" w:date="2026-10-30T19:46:32Z">
         <w:r>
           <w:rPr>
             <w:rFonts w:ascii="Arial" w:hAnsi="Arial" w:cs="Arial"/>
@@ -9390,7 +10813,7 @@
           <w:delText xml:space="preserve">tratar</w:delText>
         </w:r>
       </w:del>
-      <w:ins w:id="1285" w:author="Assessor GDSXSR" w:date="2026-10-29T21:18:31Z">
+      <w:ins w:id="1386" w:author="Assessor GDSXSR" w:date="2026-10-30T19:46:32Z">
         <w:r>
           <w:rPr>
             <w:rFonts w:ascii="Arial" w:hAnsi="Arial" w:cs="Arial"/>
@@ -9409,7 +10832,7 @@
         </w:rPr>
         <w:t xml:space="preserve"> de </w:t>
       </w:r>
-      <w:del w:id="1286" w:author="Assessor GDSXSR" w:date="2026-10-29T21:18:31Z">
+      <w:del w:id="1387" w:author="Assessor GDSXSR" w:date="2026-10-30T19:46:32Z">
         <w:r>
           <w:rPr>
             <w:rFonts w:ascii="Arial" w:hAnsi="Arial" w:cs="Arial"/>
@@ -9427,7 +10850,7 @@
         </w:rPr>
         <w:t xml:space="preserve">justiça</w:t>
       </w:r>
-      <w:del w:id="1287" w:author="Assessor GDSXSR" w:date="2026-10-29T21:18:31Z">
+      <w:del w:id="1388" w:author="Assessor GDSXSR" w:date="2026-10-30T19:46:32Z">
         <w:r>
           <w:rPr>
             <w:rFonts w:ascii="Arial" w:hAnsi="Arial" w:cs="Arial"/>
@@ -9445,7 +10868,7 @@
         </w:rPr>
         <w:t xml:space="preserve"> (CPC</w:t>
       </w:r>
-      <w:del w:id="1288" w:author="Assessor GDSXSR" w:date="2026-10-29T21:18:31Z">
+      <w:del w:id="1389" w:author="Assessor GDSXSR" w:date="2026-10-30T19:46:32Z">
         <w:r>
           <w:rPr>
             <w:rFonts w:ascii="Arial" w:hAnsi="Arial" w:cs="Arial"/>
@@ -9471,21 +10894,21 @@
         </w:rPr>
         <w:t xml:space="preserve">º).</w:t>
       </w:r>
-      <w:commentRangeEnd w:id="24"/>
+      <w:commentRangeEnd w:id="23"/>
       <w:r>
         <w:rPr>
           <w:rStyle w:val="CommentReference"/>
         </w:rPr>
-        <w:commentReference w:id="24"/>
-      </w:r>
-      <w:commentRangeEnd w:id="23"/>
+        <w:commentReference w:id="23"/>
+      </w:r>
+      <w:commentRangeEnd w:id="22"/>
       <w:r>
         <w:rPr>
           <w:rStyle w:val="CommentReference"/>
         </w:rPr>
-        <w:commentReference w:id="23"/>
-      </w:r>
-      <w:del w:id="1289" w:author="Assessor GDSXSR" w:date="2026-10-29T21:18:31Z">
+        <w:commentReference w:id="22"/>
+      </w:r>
+      <w:del w:id="1390" w:author="Assessor GDSXSR" w:date="2026-10-30T19:46:32Z">
         <w:r>
           <w:rPr>
             <w:rFonts w:ascii="Arial" w:hAnsi="Arial" w:cs="Arial"/>
@@ -10036,7 +11459,7 @@
       </w:r>
     </w:p>
   </w:comment>
-  <w:comment w:id="5" w:author="Assessor GDSXSR" w:initials="AG" w:date="2026-10-29T21:18:31Z">
+  <w:comment w:id="5" w:author="Assessor GDSXSR" w:initials="AG" w:date="2026-10-30T19:46:32Z">
     <w:p>
       <w:pPr>
         <w:pStyle w:val="CommentText"/>
@@ -10052,7 +11475,7 @@
       </w:r>
     </w:p>
   </w:comment>
-  <w:comment w:id="6" w:author="Assessor GDSXSR" w:initials="AG" w:date="2026-10-29T21:18:31Z">
+  <w:comment w:id="6" w:author="Assessor GDSXSR" w:initials="AG" w:date="2026-10-30T19:46:32Z">
     <w:p>
       <w:pPr>
         <w:pStyle w:val="CommentText"/>
@@ -10068,7 +11491,7 @@
       </w:r>
     </w:p>
   </w:comment>
-  <w:comment w:id="7" w:author="Assessor GDSXSR" w:initials="AG" w:date="2026-10-29T21:18:31Z">
+  <w:comment w:id="7" w:author="Assessor GDSXSR" w:initials="AG" w:date="2026-10-30T19:46:32Z">
     <w:p>
       <w:pPr>
         <w:pStyle w:val="CommentText"/>
@@ -10084,7 +11507,7 @@
       </w:r>
     </w:p>
   </w:comment>
-  <w:comment w:id="8" w:author="Assessor GDSXSR" w:initials="AG" w:date="2026-10-29T21:18:31Z">
+  <w:comment w:id="8" w:author="Assessor GDSXSR" w:initials="AG" w:date="2026-10-30T19:46:32Z">
     <w:p>
       <w:pPr>
         <w:pStyle w:val="CommentText"/>
@@ -10096,11 +11519,11 @@
         <w:annotationRef/>
       </w:r>
       <w:r>
-        <w:t>ASSESSOR GDSXSR — Troquei “MMª.” por “MM.” (fórmula do perfil APC). Pendência (C-22, C-52): sem acesso ao PJe, não confirmei o nome da magistrada (Márcia Regina Araújo Lima) nem a vara; a sentença anexa não traz assinatura.</w:t>
+        <w:t>ASSESSOR GDSXSR — Troquei “MMª.” por “MM.” (fórmula do perfil APC). Nome da magistrada conferido nos autos de origem: sentença (ID 89866233) assinada eletronicamente por Márcia Regina Araújo Lima, Juíza de Direito Substituta, em 13/08/2026, 2ª Vara Cível, de Família e de Órfãos e Sucessões de Brazlândia (C-22).</w:t>
       </w:r>
     </w:p>
   </w:comment>
-  <w:comment w:id="9" w:author="Assessor GDSXSR" w:initials="AG" w:date="2026-10-29T21:18:31Z">
+  <w:comment w:id="9" w:author="Assessor GDSXSR" w:initials="AG" w:date="2026-10-30T19:46:32Z">
     <w:p>
       <w:pPr>
         <w:pStyle w:val="CommentText"/>
@@ -10116,7 +11539,7 @@
       </w:r>
     </w:p>
   </w:comment>
-  <w:comment w:id="10" w:author="Assessor GDSXSR" w:initials="AG" w:date="2026-10-29T21:18:31Z">
+  <w:comment w:id="10" w:author="Assessor GDSXSR" w:initials="AG" w:date="2026-10-30T19:46:32Z">
     <w:p>
       <w:pPr>
         <w:pStyle w:val="CommentText"/>
@@ -10128,11 +11551,11 @@
         <w:annotationRef/>
       </w:r>
       <w:r>
-        <w:t>ASSESSOR GDSXSR — Acrescentei a linha de admissibilidade logo depois do título do recurso (perfil APC). A gratuidade foi deferida na sentença (ID 89866233), o que dispensa o preparo; não conferi a data de publicação da sentença nem a tempestividade, porque os autos não foram recebidos (C-24).</w:t>
+        <w:t>ASSESSOR GDSXSR — Acrescentei a linha de admissibilidade logo depois do título do recurso (perfil APC). Conferi nos autos de origem: a sentença foi disponibilizada no DJEN em 18/08/2026 (certidão ID 89866235) e publicada em 19/08/2026; o apelo foi interposto em 03/09/2026, dentro de 15 dias úteis (CPC 1.003 § 5º). A gratuidade foi deferida na sentença (ID 89866233), o que dispensa o preparo.</w:t>
       </w:r>
     </w:p>
   </w:comment>
-  <w:comment w:id="11" w:author="Assessor GDSXSR" w:initials="AG" w:date="2026-10-29T21:18:31Z">
+  <w:comment w:id="11" w:author="Assessor GDSXSR" w:initials="AG" w:date="2026-10-30T19:46:32Z">
     <w:p>
       <w:pPr>
         <w:pStyle w:val="CommentText"/>
@@ -10148,7 +11571,7 @@
       </w:r>
     </w:p>
   </w:comment>
-  <w:comment w:id="12" w:author="Assessor GDSXSR" w:initials="AG" w:date="2026-10-29T21:18:31Z">
+  <w:comment w:id="12" w:author="Assessor GDSXSR" w:initials="AG" w:date="2026-10-30T19:46:32Z">
     <w:p>
       <w:pPr>
         <w:pStyle w:val="CommentText"/>
@@ -10160,11 +11583,11 @@
         <w:annotationRef/>
       </w:r>
       <w:r>
-        <w:t>ASSESSOR GDSXSR — Troquei “A apelante” por “A autora/apelante” (C-3W c); o nome permanece no título do recurso.</w:t>
+        <w:t>ASSESSOR GDSXSR — Troquei “A apelante” por “A autora/apelante” (C-3W c) e condensei as alegações, fundindo as quatro em três e retirando o que o voto não enfrenta de forma autônoma (incidência do CDC), sem perder nenhuma tese do apelo (C-02, C-30).</w:t>
       </w:r>
     </w:p>
   </w:comment>
-  <w:comment w:id="13" w:author="Assessor GDSXSR" w:initials="AG" w:date="2026-10-29T21:18:31Z">
+  <w:comment w:id="13" w:author="Assessor GDSXSR" w:initials="AG" w:date="2026-10-30T19:46:32Z">
     <w:p>
       <w:pPr>
         <w:pStyle w:val="CommentText"/>
@@ -10176,11 +11599,11 @@
         <w:annotationRef/>
       </w:r>
       <w:r>
-        <w:t>ASSESSOR GDSXSR — Texto literal (C-63) — CDC, art. 6º, VIII: “a facilitação da defesa de seus direitos, inclusive com a inversão do ônus da prova, a seu favor, no processo civil, quando, a critério do juiz, for verossímil a alegação ou quando for ele hipossuficiente, segundo as regras ordinárias de experiências;” (fonte: Planalto, via iajus). Passei a referência para a forma compacta (C-20).</w:t>
+        <w:t>ASSESSOR GDSXSR — Texto literal (C-63) — CDC, art. 6º, VIII: “a facilitação da defesa de seus direitos, inclusive com a inversão do ônus da prova, a seu favor, no processo civil, quando, a critério do juiz, for verossímil a alegação ou quando for ele hipossuficiente, segundo as regras ordinárias de experiências;” (fonte: Planalto, via iajus). Fundi neste parágrafo a primeira frase do seguinte, para dizer que a inversão foi afastada (C-02, C-11).</w:t>
       </w:r>
     </w:p>
   </w:comment>
-  <w:comment w:id="14" w:author="Assessor GDSXSR" w:initials="AG" w:date="2026-10-29T21:18:31Z">
+  <w:comment w:id="14" w:author="Assessor GDSXSR" w:initials="AG" w:date="2026-10-30T19:46:32Z">
     <w:p>
       <w:pPr>
         <w:pStyle w:val="CommentText"/>
@@ -10192,11 +11615,11 @@
         <w:annotationRef/>
       </w:r>
       <w:r>
-        <w:t>ASSESSOR GDSXSR — Esclareci que o sujeito de “foi corretamente afastada” é a inversão do ônus da prova, cindi o parágrafo (C-11, C-12) e troquei “Além disso” por “Decerto,” (C-16, C-23). Texto literal (C-63) — CPC, art. 373: “O ônus da prova incumbe: (...) II - ao réu, quanto à existência de fato impeditivo, modificativo ou extintivo do direito do autor.” (fonte: Planalto, via iajus).</w:t>
+        <w:t>ASSESSOR GDSXSR — Troquei “Além disso” por “De todo modo,” (C-16, C-23). Texto literal (C-63) — CPC, art. 373: “O ônus da prova incumbe: (...) II - ao réu, quanto à existência de fato impeditivo, modificativo ou extintivo do direito do autor.” (fonte: Planalto, via iajus).</w:t>
       </w:r>
     </w:p>
   </w:comment>
-  <w:comment w:id="15" w:author="Assessor GDSXSR" w:initials="AG" w:date="2026-10-29T21:18:31Z">
+  <w:comment w:id="15" w:author="Assessor GDSXSR" w:initials="AG" w:date="2026-10-30T19:46:32Z">
     <w:p>
       <w:pPr>
         <w:pStyle w:val="CommentText"/>
@@ -10208,11 +11631,11 @@
         <w:annotationRef/>
       </w:r>
       <w:r>
-        <w:t>ASSESSOR GDSXSR — Cindi o parágrafo em três (C-11, C-12). Pendência (C-20, C-52): o comprovante de residência e a procuração da inicial aparecem na sentença pelos IDs de 1º grau (263139965 e 263139954); sem acesso ao PJe de 2º grau, não os converti para a série de IDs do recurso. Conferir e acrescentar o ID ao final do segundo período.</w:t>
+        <w:t>ASSESSOR GDSXSR — Condensei em um período, com os IDs de 2º grau conferidos nos autos de origem: contrato e documentos da contestação (ID 89866219), comprovante de residência (ID 89865953), procuração (ID 89865946) e identidade (ID 89865947). A sentença os cita pelos IDs de 1º grau (263139965, 263139954). Ressalva: no OCR do contrato (ID 89866219, pág. 4) o logradouro aparece como “INCRA 3”, e no comprovante de residência como “Incra 7”; o CEP (72773-010) e a localidade (Brazlândia) coincidem e a sentença afirma que o endereço é o mesmo. Conferir a imagem do contrato.</w:t>
       </w:r>
     </w:p>
   </w:comment>
-  <w:comment w:id="16" w:author="Assessor GDSXSR" w:initials="AG" w:date="2026-10-29T21:18:31Z">
+  <w:comment w:id="16" w:author="Assessor GDSXSR" w:initials="AG" w:date="2026-10-30T19:46:32Z">
     <w:p>
       <w:pPr>
         <w:pStyle w:val="CommentText"/>
@@ -10224,11 +11647,11 @@
         <w:annotationRef/>
       </w:r>
       <w:r>
-        <w:t>ASSESSOR GDSXSR — Acrescentei, em uma frase, o que a r. sentença já registrou, porque o apelo alega ausência de prova de utilização do serviço. Não há fato novo nem alteração de resultado (C-3, C-24). Conferir, nos autos de 2º grau, o ID dos documentos a que a sentença se refere.</w:t>
+        <w:t>ASSESSOR GDSXSR — Enfrentei o Tema 1.061/STJ, invocado no apelo, com a tese literal (C-53, C-61) e extraí do parágrafo a consequência já afirmada na minuta. Tese integral conferida no iajus (STJ, Tema Repetitivo 1.061, vigente, julgado em 24/11/2021). Pendência (C-52): o REsp 1.846.649/MA e o DJe de 09/12/2021 vieram de fonte secundária (informativos.trilhante.com.br), pois o portal do STJ não abriu; conferir o DJe no SCON. Conferi nos autos de origem: o apelo (ID 89866236) invoca o Tema 1.061, e a réplica (ID 89866229) reafirma a inexistência da contratação e pede a juntada do contrato, sem impugnar especificamente a assinatura nem pedir perícia grafotécnica.</w:t>
       </w:r>
     </w:p>
   </w:comment>
-  <w:comment w:id="17" w:author="Assessor GDSXSR" w:initials="AG" w:date="2026-10-29T21:18:31Z">
+  <w:comment w:id="17" w:author="Assessor GDSXSR" w:initials="AG" w:date="2026-10-30T19:46:32Z">
     <w:p>
       <w:pPr>
         <w:pStyle w:val="CommentText"/>
@@ -10240,11 +11663,11 @@
         <w:annotationRef/>
       </w:r>
       <w:r>
-        <w:t>ASSESSOR GDSXSR — Enfrentei o Tema 1.061/STJ, invocado no apelo, com a tese literal (C-53, C-61) e extraí do parágrafo a consequência já afirmada na minuta (sem impugnação específica da assinatura, o ônus não se transfere). Tese integral conferida no iajus (STJ, Tema Repetitivo 1.061, vigente, julgado em 24/11/2021). Pendência (C-52): o REsp 1.846.649/MA e o DJe de 09/12/2021 vieram de fonte secundária (informativos.trilhante.com.br), pois o portal do STJ não abriu; conferir o DJe no SCON. A afirmação de que a apelante não impugnou especificamente a assinatura é da minuta; conferir nas razões do apelo (autos não recebidos, C-24).</w:t>
+        <w:t>ASSESSOR GDSXSR — Cindi o parágrafo, troquei “Além disso … igualmente” por “Por outro lado … também” (C-16, C-23) e condensei: a transcrição fica só com o art. 293 do CC, que fundamenta os atos conservatórios (C-66); o art. 286 vai ao comentário (C-63). Texto literal — CC, art. 286: “O credor pode ceder o seu crédito, se a isso não se opuser a natureza da obrigação, a lei, ou a convenção com o devedor; a cláusula proibitiva da cessão não poderá ser oposta ao cessionário de boa-fé, se não constar do instrumento da obrigação.” (fonte: Planalto, via iajus). Certidão conferida nos autos de origem (ID 89866219).</w:t>
       </w:r>
     </w:p>
   </w:comment>
-  <w:comment w:id="18" w:author="Assessor GDSXSR" w:initials="AG" w:date="2026-10-29T21:18:31Z">
+  <w:comment w:id="18" w:author="Assessor GDSXSR" w:initials="AG" w:date="2026-10-30T19:46:32Z">
     <w:p>
       <w:pPr>
         <w:pStyle w:val="CommentText"/>
@@ -10256,11 +11679,11 @@
         <w:annotationRef/>
       </w:r>
       <w:r>
-        <w:t>ASSESSOR GDSXSR — Cindi o parágrafo, troquei “Além disso … igualmente” por “Por outro lado … também” (C-16, C-23) e passei os arts. 286 e 293 do CC para a forma de C-66: a norma que sustenta a cessão fica transcrita no corpo, em bloco com “(...)”, e a conclusão da minuta (anuência, notificação, atos conservatórios) vem depois dela. Texto literal conferido no Planalto, via iajus (CC, arts. 286 e 293).</w:t>
+        <w:t>ASSESSOR GDSXSR — Ajustei a transcrição da ementa (C-62) e a enxuguei (C-02): mantive os itens 9, 10 (primeira frase) e 12, que tratam da cessão, da ausência de notificação e do exercício regular de direito; suprimi os itens 8, 11, 13, a segunda frase do item 10, o item 14 e “IV. Dispositivo e teses”; trechos essenciais sublinhados, fecho com “(...)” e “– Grifei”. Troquei a introdução por “Nesse sentido:” (C-67). O acórdão é da 7ª Turma Cível; a pendência de conferência está no comentário da ementa (C-72).</w:t>
       </w:r>
     </w:p>
   </w:comment>
-  <w:comment w:id="19" w:author="Assessor GDSXSR" w:initials="AG" w:date="2026-10-29T21:18:31Z">
+  <w:comment w:id="19" w:author="Assessor GDSXSR" w:initials="AG" w:date="2026-10-30T19:46:32Z">
     <w:p>
       <w:pPr>
         <w:pStyle w:val="CommentText"/>
@@ -10272,11 +11695,11 @@
         <w:annotationRef/>
       </w:r>
       <w:r>
-        <w:t>ASSESSOR GDSXSR — Ajustei a transcrição da ementa (C-62): aspas de abertura, itens 8 a 13 mantidos, itens 14 e “IV. Dispositivo e teses” suprimidos por não terem relação com os pontos decididos, trechos essenciais sublinhados, fecho com “(...)” e “– Grifei”. Troquei a introdução por “Nesse sentido:” (C-67). O acórdão é da 7ª Turma Cível; a pendência de conferência está no comentário da ementa (C-72).</w:t>
+        <w:t>ASSESSOR GDSXSR — Alterei o título para dizer a decisão sobre o pedido de indenização (C-3W b), e o realcei (C-42).</w:t>
       </w:r>
     </w:p>
   </w:comment>
-  <w:comment w:id="20" w:author="Assessor GDSXSR" w:initials="AG" w:date="2026-10-29T21:18:31Z">
+  <w:comment w:id="20" w:author="Assessor GDSXSR" w:initials="AG" w:date="2026-10-30T19:46:32Z">
     <w:p>
       <w:pPr>
         <w:pStyle w:val="CommentText"/>
@@ -10288,11 +11711,11 @@
         <w:annotationRef/>
       </w:r>
       <w:r>
-        <w:t>ASSESSOR GDSXSR — Alterei o título para dizer a decisão sobre o pedido de indenização (C-3W b), e o realcei (C-42).</w:t>
+        <w:t>ASSESSOR GDSXSR — Troquei “A apelante sustenta, em síntese,” por “A autora/apelante alega” (C-3W c). Texto literal (C-63) — CDC, art. 14, caput: “O fornecedor de serviços responde, independentemente da existência de culpa, pela reparação dos danos causados aos consumidores por defeitos relativos à prestação dos serviços, bem como por informações insuficientes ou inadequadas sobre sua fruição e riscos.” CDC, art. 43, § 1º: “Os cadastros e dados de consumidores devem ser objetivos, claros, verdadeiros e em linguagem de fácil compreensão, não podendo conter informações negativas referentes a período superior a cinco anos.” (fonte: Planalto, via iajus).</w:t>
       </w:r>
     </w:p>
   </w:comment>
-  <w:comment w:id="21" w:author="Assessor GDSXSR" w:initials="AG" w:date="2026-10-29T21:18:31Z">
+  <w:comment w:id="21" w:author="Assessor GDSXSR" w:initials="AG" w:date="2026-10-30T19:46:32Z">
     <w:p>
       <w:pPr>
         <w:pStyle w:val="CommentText"/>
@@ -10304,11 +11727,11 @@
         <w:annotationRef/>
       </w:r>
       <w:r>
-        <w:t>ASSESSOR GDSXSR — Troquei “A apelante sustenta, em síntese,” por “A autora/apelante alega” (C-3W c). Texto literal (C-63) — CDC, art. 14, caput: “O fornecedor de serviços responde, independentemente da existência de culpa, pela reparação dos danos causados aos consumidores por defeitos relativos à prestação dos serviços, bem como por informações insuficientes ou inadequadas sobre sua fruição e riscos.” CDC, art. 43, § 1º: “Os cadastros e dados de consumidores devem ser objetivos, claros, verdadeiros e em linguagem de fácil compreensão, não podendo conter informações negativas referentes a período superior a cinco anos.” (fonte: Planalto, via iajus).</w:t>
+        <w:t>ASSESSOR GDSXSR — Condensei o parágrafo: suprimi a frase inicial sobre a responsabilidade objetiva, que o apelo já traz e que a referência ao CDC 14 na última frase supre, e juntei o caput e o inciso I do art. 188 do CC em um só bloco (C-02, C-66 a). Texto literal conferido no Planalto, via iajus.</w:t>
       </w:r>
     </w:p>
   </w:comment>
-  <w:comment w:id="22" w:author="Assessor GDSXSR" w:initials="AG" w:date="2026-10-29T21:18:31Z">
+  <w:comment w:id="22" w:author="Assessor GDSXSR" w:initials="AG" w:date="2026-10-30T19:46:32Z">
     <w:p>
       <w:pPr>
         <w:pStyle w:val="CommentText"/>
@@ -10320,11 +11743,11 @@
         <w:annotationRef/>
       </w:r>
       <w:r>
-        <w:t>ASSESSOR GDSXSR — Cindi o parágrafo, acrescentei a referência compacta ao CDC 14 (C-20) e transcrevi o art. 188, I, do CC, que sustenta o capítulo (C-66 a). Texto literal conferido no Planalto, via iajus. A última frase do parágrafo original passou para depois da transcrição, sem mudança de texto.</w:t>
+        <w:t>ASSESSOR GDSXSR — Ajustei a fórmula do dispositivo (C-20, C-51, perfil APC, n. 7). Valor atualizado da causa: R$ 46.011,44 na linha de dados do voto (2% = R$ 920,23, antes da atualização). R. sentença (ID 89866233): “Condeno a parte autora ao pagamento das custas processuais e honorários advocatícios, que arbitro em dez por cento (10%) sobre o valor da causa, nos termos do art. 85, § 2º, do Código de Processo Civil. Suspensa a exigibilidade por ser beneficiária da justiça gratuita, que ora defiro.” Somados (10% + 2%), os honorários ficam dentro do limite de 20% do CPC 85 § 11. O percentual de 2% é decisão do Relator.</w:t>
       </w:r>
     </w:p>
   </w:comment>
-  <w:comment w:id="23" w:author="Assessor GDSXSR" w:initials="AG" w:date="2026-10-29T21:18:31Z">
+  <w:comment w:id="23" w:author="Assessor GDSXSR" w:initials="AG" w:date="2026-10-30T19:46:32Z">
     <w:p>
       <w:pPr>
         <w:pStyle w:val="CommentText"/>
@@ -10336,11 +11759,11 @@
         <w:annotationRef/>
       </w:r>
       <w:r>
-        <w:t>ASSESSOR GDSXSR — Ajustei a fórmula do dispositivo (C-20, C-51, perfil APC, n. 7). Valor atualizado da causa: R$ 46.011,44 na linha de dados do voto (2% = R$ 920,23, antes da atualização). R. sentença (ID 89866233): “Condeno a parte autora ao pagamento das custas processuais e honorários advocatícios, que arbitro em dez por cento (10%) sobre o valor da causa, nos termos do art. 85, § 2º, do Código de Processo Civil. Suspensa a exigibilidade por ser beneficiária da justiça gratuita, que ora defiro.” Somados (10% + 2%), os honorários ficam dentro do limite de 20% do CPC 85 § 11. O percentual de 2% é decisão do Relator.</w:t>
+        <w:t>ASSESSOR GDSXSR — Texto literal (C-63) — CPC, art. 85, § 11: “O tribunal, ao julgar recurso, majorará os honorários fixados anteriormente levando em conta o trabalho adicional realizado em grau recursal, observando, conforme o caso, o disposto nos §§ 2º a 6º, sendo vedado ao tribunal, no cômputo geral da fixação de honorários devidos ao advogado do vencedor, ultrapassar os respectivos limites estabelecidos nos §§ 2º e 3º para a fase de conhecimento.” CPC, art. 98, § 3º: “Vencido o beneficiário, as obrigações decorrentes de sua sucumbência ficarão sob condição suspensiva de exigibilidade e somente poderão ser executadas se, nos 5 (cinco) anos subsequentes ao trânsito em julgado da decisão que as certificou, o credor demonstrar que deixou de existir a situação de insuficiência de recursos que justificou a concessão de gratuidade, extinguindo-se, passado esse prazo, tais obrigações do beneficiário.” (fonte: Planalto, via iajus).</w:t>
       </w:r>
     </w:p>
   </w:comment>
-  <w:comment w:id="24" w:author="Assessor GDSXSR" w:initials="AG" w:date="2026-10-29T21:18:31Z">
+  <w:comment w:id="24" w:author="Assessor GDSXSR" w:initials="AG" w:date="2026-10-30T19:46:32Z">
     <w:p>
       <w:pPr>
         <w:pStyle w:val="CommentText"/>
@@ -10352,23 +11775,7 @@
         <w:annotationRef/>
       </w:r>
       <w:r>
-        <w:t>ASSESSOR GDSXSR — Texto literal (C-63) — CPC, art. 85, § 11: “O tribunal, ao julgar recurso, majorará os honorários fixados anteriormente levando em conta o trabalho adicional realizado em grau recursal, observando, conforme o caso, o disposto nos §§ 2º a 6º, sendo vedado ao tribunal, no cômputo geral da fixação de honorários devidos ao advogado do vencedor, ultrapassar os respectivos limites estabelecidos nos §§ 2º e 3º para a fase de conhecimento.” CPC, art. 98, § 3º: “Vencido o beneficiário, as obrigações decorrentes de sua sucumbência ficarão sob condição suspensiva de exigibilidade e somente poderão ser executadas se, nos 5 (cinco) anos subsequentes ao trânsito em julgado da decisão que as certificou, o credor demonstrar que deixou de existir a situação de insuficiência de recursos que justificou a concessão de gratuidade, extinguindo-se, passado esse prazo, tais obrigações do beneficiário.” (fonte: Planalto, via iajus).</w:t>
-      </w:r>
-    </w:p>
-  </w:comment>
-  <w:comment w:id="25" w:author="Assessor GDSXSR" w:initials="AG" w:date="2026-10-29T21:18:31Z">
-    <w:p>
-      <w:pPr>
-        <w:pStyle w:val="CommentText"/>
-      </w:pPr>
-      <w:r>
-        <w:rPr>
-          <w:rStyle w:val="CommentReference"/>
-        </w:rPr>
-        <w:annotationRef/>
-      </w:r>
-      <w:r>
-        <w:t>ASSESSOR GDSXSR — Alterações de forma em todo o documento: referências normativas na forma compacta (C-20); grafia e pontuação (C-28); realce amarelo nos subtítulos, vereditos e frases decisórias (C-42, C-43); cisão de parágrafos longos (C-11, C-12); transcrições de norma e de tese em Arial 13 itálico, recuo de 4 cm (C-40, C-41, C-66). Preservei a tabela de autuação, o cabeçalho, o resumo em vermelho (só conferi a grafia, C-39) e a sentença anexa (C-4, C-45). Não alterei fatos, pedidos, valores, datas nem o resultado (C-03). Autos de 2º grau não recebidos: IDs e fatos conferidos apenas contra o texto da minuta e da sentença (C-24).</w:t>
+        <w:t>ASSESSOR GDSXSR — Alterações de forma em todo o documento: referências normativas na forma compacta (C-20); grafia e pontuação (C-28); realce amarelo nos subtítulos, vereditos e frases decisórias (C-42, C-43); cisão de parágrafos longos (C-11, C-12); transcrições de norma e de tese em Arial 13 itálico, recuo de 4 cm (C-40, C-41, C-66). Preservei a tabela de autuação, o cabeçalho, o resumo em vermelho (só conferi a grafia, C-39) e a sentença anexa (C-4, C-45). Não alterei fatos, pedidos, valores, datas nem o resultado (C-03). Conferi fatos, IDs, datas e o nome da magistrada contra os autos de origem (arquivo de 30/10/2026). Enxugamento pedido por Marcos (C-02): ementa −22% (507→397 palavras) e fundamentação do voto −35% (1.144→747 palavras, do título do apelo ao fim do capítulo 2) sobre a primeira revisão, sem tirar fato, pedido, valor, data nem resultado.</w:t>
       </w:r>
     </w:p>
   </w:comment>
